--- a/Sprint_Backlogs.docx
+++ b/Sprint_Backlogs.docx
@@ -36,7 +36,7 @@
           <w:sz w:val="44"/>
           <w:szCs w:val="44"/>
         </w:rPr>
-        <w:t xml:space="preserve">Sprint Backlogs — All 10 Sprints</w:t>
+        <w:t xml:space="preserve">Sprint Backlogs — All 14 Sprints</w:t>
       </w:r>
     </w:p>
     <w:p>
@@ -14599,6 +14599,5891 @@
                 <w:szCs w:val="19"/>
               </w:rPr>
               <w:t xml:space="preserve">#7</w:t>
+            </w:r>
+          </w:p>
+        </w:tc>
+      </w:tr>
+      <w:tr>
+        <w:tc>
+          <w:tcPr>
+            <w:tcW w:type="dxa" w:w="6480"/>
+            <w:shd w:fill="F2F2F2" w:val="clear"/>
+            <w:tcMar>
+              <w:top w:type="dxa" w:w="80"/>
+              <w:left w:type="dxa" w:w="100"/>
+              <w:bottom w:type="dxa" w:w="80"/>
+              <w:right w:type="dxa" w:w="100"/>
+            </w:tcMar>
+            <w:vAlign w:val="center"/>
+          </w:tcPr>
+          <w:p>
+            <w:pPr>
+              <w:spacing w:after="40"/>
+            </w:pPr>
+            <w:r>
+              <w:rPr>
+                <w:b w:val="false"/>
+                <w:bCs w:val="false"/>
+                <w:color w:val="222222"/>
+                <w:sz w:val="19"/>
+                <w:szCs w:val="19"/>
+              </w:rPr>
+              <w:t xml:space="preserve">Write weekly WPDS entry (progress, blockers, decisions)</w:t>
+            </w:r>
+          </w:p>
+        </w:tc>
+        <w:tc>
+          <w:tcPr>
+            <w:tcW w:type="dxa" w:w="3000"/>
+            <w:shd w:fill="F2F2F2" w:val="clear"/>
+            <w:tcMar>
+              <w:top w:type="dxa" w:w="80"/>
+              <w:left w:type="dxa" w:w="100"/>
+              <w:bottom w:type="dxa" w:w="80"/>
+              <w:right w:type="dxa" w:w="100"/>
+            </w:tcMar>
+            <w:vAlign w:val="center"/>
+          </w:tcPr>
+          <w:p>
+            <w:pPr>
+              <w:spacing w:after="40"/>
+            </w:pPr>
+            <w:r>
+              <w:rPr>
+                <w:b w:val="false"/>
+                <w:bCs w:val="false"/>
+                <w:color w:val="222222"/>
+                <w:sz w:val="19"/>
+                <w:szCs w:val="19"/>
+              </w:rPr>
+              <w:t xml:space="preserve">#1</w:t>
+            </w:r>
+          </w:p>
+        </w:tc>
+      </w:tr>
+      <w:tr>
+        <w:tc>
+          <w:tcPr>
+            <w:tcW w:type="dxa" w:w="6480"/>
+            <w:tcMar>
+              <w:top w:type="dxa" w:w="80"/>
+              <w:left w:type="dxa" w:w="100"/>
+              <w:bottom w:type="dxa" w:w="80"/>
+              <w:right w:type="dxa" w:w="100"/>
+            </w:tcMar>
+            <w:vAlign w:val="center"/>
+          </w:tcPr>
+          <w:p>
+            <w:pPr>
+              <w:spacing w:after="40"/>
+            </w:pPr>
+            <w:r>
+              <w:rPr>
+                <w:b w:val="false"/>
+                <w:bCs w:val="false"/>
+                <w:color w:val="222222"/>
+                <w:sz w:val="19"/>
+                <w:szCs w:val="19"/>
+              </w:rPr>
+              <w:t xml:space="preserve">Facilitate Daily Scrums across the week</w:t>
+            </w:r>
+          </w:p>
+        </w:tc>
+        <w:tc>
+          <w:tcPr>
+            <w:tcW w:type="dxa" w:w="3000"/>
+            <w:tcMar>
+              <w:top w:type="dxa" w:w="80"/>
+              <w:left w:type="dxa" w:w="100"/>
+              <w:bottom w:type="dxa" w:w="80"/>
+              <w:right w:type="dxa" w:w="100"/>
+            </w:tcMar>
+            <w:vAlign w:val="center"/>
+          </w:tcPr>
+          <w:p>
+            <w:pPr>
+              <w:spacing w:after="40"/>
+            </w:pPr>
+            <w:r>
+              <w:rPr>
+                <w:b w:val="false"/>
+                <w:bCs w:val="false"/>
+                <w:color w:val="222222"/>
+                <w:sz w:val="19"/>
+                <w:szCs w:val="19"/>
+              </w:rPr>
+              <w:t xml:space="preserve">#2</w:t>
+            </w:r>
+          </w:p>
+        </w:tc>
+      </w:tr>
+      <w:tr>
+        <w:tc>
+          <w:tcPr>
+            <w:tcW w:type="dxa" w:w="6480"/>
+            <w:shd w:fill="F2F2F2" w:val="clear"/>
+            <w:tcMar>
+              <w:top w:type="dxa" w:w="80"/>
+              <w:left w:type="dxa" w:w="100"/>
+              <w:bottom w:type="dxa" w:w="80"/>
+              <w:right w:type="dxa" w:w="100"/>
+            </w:tcMar>
+            <w:vAlign w:val="center"/>
+          </w:tcPr>
+          <w:p>
+            <w:pPr>
+              <w:spacing w:after="40"/>
+            </w:pPr>
+            <w:r>
+              <w:rPr>
+                <w:b w:val="false"/>
+                <w:bCs w:val="false"/>
+                <w:color w:val="222222"/>
+                <w:sz w:val="19"/>
+                <w:szCs w:val="19"/>
+              </w:rPr>
+              <w:t xml:space="preserve">Run Sprint Retrospective and log action items</w:t>
+            </w:r>
+          </w:p>
+        </w:tc>
+        <w:tc>
+          <w:tcPr>
+            <w:tcW w:type="dxa" w:w="3000"/>
+            <w:shd w:fill="F2F2F2" w:val="clear"/>
+            <w:tcMar>
+              <w:top w:type="dxa" w:w="80"/>
+              <w:left w:type="dxa" w:w="100"/>
+              <w:bottom w:type="dxa" w:w="80"/>
+              <w:right w:type="dxa" w:w="100"/>
+            </w:tcMar>
+            <w:vAlign w:val="center"/>
+          </w:tcPr>
+          <w:p>
+            <w:pPr>
+              <w:spacing w:after="40"/>
+            </w:pPr>
+            <w:r>
+              <w:rPr>
+                <w:b w:val="false"/>
+                <w:bCs w:val="false"/>
+                <w:color w:val="222222"/>
+                <w:sz w:val="19"/>
+                <w:szCs w:val="19"/>
+              </w:rPr>
+              <w:t xml:space="preserve">#2 (facilitates), all attend</w:t>
+            </w:r>
+          </w:p>
+        </w:tc>
+      </w:tr>
+    </w:tbl>
+    <w:p>
+      <w:pPr>
+        <w:pStyle w:val="Heading3"/>
+        <w:spacing w:after="100" w:before="200"/>
+      </w:pPr>
+      <w:r>
+        <w:rPr>
+          <w:b/>
+          <w:bCs/>
+          <w:color w:val="1F3A5F"/>
+          <w:sz w:val="22"/>
+          <w:szCs w:val="22"/>
+        </w:rPr>
+        <w:t xml:space="preserve">Sprint-Specific Definition of Done</w:t>
+      </w:r>
+    </w:p>
+    <w:p>
+      <w:pPr>
+        <w:pStyle w:val="ListParagraph"/>
+        <w:numPr>
+          <w:ilvl w:val="0"/>
+          <w:numId w:val="1"/>
+        </w:numPr>
+        <w:spacing w:after="60"/>
+      </w:pPr>
+      <w:r>
+        <w:rPr>
+          <w:b w:val="false"/>
+          <w:bCs w:val="false"/>
+          <w:sz w:val="20"/>
+          <w:szCs w:val="20"/>
+        </w:rPr>
+        <w:t xml:space="preserve">Code merged to main branch and passes CI (build + lint + tests).</w:t>
+      </w:r>
+    </w:p>
+    <w:p>
+      <w:pPr>
+        <w:pStyle w:val="ListParagraph"/>
+        <w:numPr>
+          <w:ilvl w:val="0"/>
+          <w:numId w:val="1"/>
+        </w:numPr>
+        <w:spacing w:after="60"/>
+      </w:pPr>
+      <w:r>
+        <w:rPr>
+          <w:b w:val="false"/>
+          <w:bCs w:val="false"/>
+          <w:sz w:val="20"/>
+          <w:szCs w:val="20"/>
+        </w:rPr>
+        <w:t xml:space="preserve">All acceptance criteria for every committed story verified manually or via automated test.</w:t>
+      </w:r>
+    </w:p>
+    <w:p>
+      <w:pPr>
+        <w:pStyle w:val="ListParagraph"/>
+        <w:numPr>
+          <w:ilvl w:val="0"/>
+          <w:numId w:val="1"/>
+        </w:numPr>
+        <w:spacing w:after="60"/>
+      </w:pPr>
+      <w:r>
+        <w:rPr>
+          <w:b w:val="false"/>
+          <w:bCs w:val="false"/>
+          <w:sz w:val="20"/>
+          <w:szCs w:val="20"/>
+        </w:rPr>
+        <w:t xml:space="preserve">UI reviewed for the relevant stakeholder role(s) and is responsive/usable.</w:t>
+      </w:r>
+    </w:p>
+    <w:p>
+      <w:pPr>
+        <w:pStyle w:val="ListParagraph"/>
+        <w:numPr>
+          <w:ilvl w:val="0"/>
+          <w:numId w:val="1"/>
+        </w:numPr>
+        <w:spacing w:after="60"/>
+      </w:pPr>
+      <w:r>
+        <w:rPr>
+          <w:b w:val="false"/>
+          <w:bCs w:val="false"/>
+          <w:sz w:val="20"/>
+          <w:szCs w:val="20"/>
+        </w:rPr>
+        <w:t xml:space="preserve">No known critical or blocking defects remain open.</w:t>
+      </w:r>
+    </w:p>
+    <w:p>
+      <w:pPr>
+        <w:pStyle w:val="ListParagraph"/>
+        <w:numPr>
+          <w:ilvl w:val="0"/>
+          <w:numId w:val="1"/>
+        </w:numPr>
+        <w:spacing w:after="60"/>
+      </w:pPr>
+      <w:r>
+        <w:rPr>
+          <w:b w:val="false"/>
+          <w:bCs w:val="false"/>
+          <w:sz w:val="20"/>
+          <w:szCs w:val="20"/>
+        </w:rPr>
+        <w:t xml:space="preserve">Feature deployed to the staging environment and demoed at Sprint Review.</w:t>
+      </w:r>
+    </w:p>
+    <w:p>
+      <w:pPr>
+        <w:pStyle w:val="ListParagraph"/>
+        <w:numPr>
+          <w:ilvl w:val="0"/>
+          <w:numId w:val="1"/>
+        </w:numPr>
+        <w:spacing w:after="60"/>
+      </w:pPr>
+      <w:r>
+        <w:rPr>
+          <w:b w:val="false"/>
+          <w:bCs w:val="false"/>
+          <w:sz w:val="20"/>
+          <w:szCs w:val="20"/>
+        </w:rPr>
+        <w:t xml:space="preserve">WPDS entry for the week completed and story statuses updated on the board.</w:t>
+      </w:r>
+    </w:p>
+    <w:p>
+      <w:pPr>
+        <w:pStyle w:val="Heading3"/>
+        <w:spacing w:after="100" w:before="200"/>
+      </w:pPr>
+      <w:r>
+        <w:rPr>
+          <w:b/>
+          <w:bCs/>
+          <w:color w:val="1F3A5F"/>
+          <w:sz w:val="22"/>
+          <w:szCs w:val="22"/>
+        </w:rPr>
+        <w:t xml:space="preserve">Capacity Note</w:t>
+      </w:r>
+    </w:p>
+    <w:p>
+      <w:pPr>
+        <w:spacing w:after="120"/>
+      </w:pPr>
+      <w:r>
+        <w:rPr>
+          <w:b w:val="false"/>
+          <w:bCs w:val="false"/>
+          <w:i w:val="false"/>
+          <w:iCs w:val="false"/>
+          <w:color w:val="222222"/>
+          <w:sz w:val="21"/>
+          <w:szCs w:val="21"/>
+        </w:rPr>
+        <w:t xml:space="preserve">Team capacity: 7 members. Committed points (22) reflect one module's stories, sized against the team's demonstrated velocity from prior sprints (see Velocity &amp; Burndown Framework). If the Daily Scrum surfaces a blocker that puts the sprint goal at risk, the Scrum Master (#2) raises it immediately and, if needed, the Product Owner (#1) re-scopes lower-priority stories out of the sprint rather than compromising the Definition of Done.</w:t>
+      </w:r>
+    </w:p>
+    <w:p/>
+    <w:p>
+      <w:pPr>
+        <w:pageBreakBefore/>
+      </w:pPr>
+    </w:p>
+    <w:p>
+      <w:pPr>
+        <w:pStyle w:val="Heading1"/>
+        <w:pBdr>
+          <w:bottom w:val="single" w:color="1F3A5F" w:sz="8" w:space="4"/>
+        </w:pBdr>
+        <w:spacing w:after="200" w:before="400"/>
+      </w:pPr>
+      <w:r>
+        <w:rPr>
+          <w:b/>
+          <w:bCs/>
+          <w:color w:val="13253D"/>
+          <w:sz w:val="30"/>
+          <w:szCs w:val="30"/>
+        </w:rPr>
+        <w:t xml:space="preserve">Sprint 11 Backlog — Quality, Security &amp; Operations</w:t>
+      </w:r>
+    </w:p>
+    <w:p>
+      <w:pPr>
+        <w:spacing w:after="120"/>
+      </w:pPr>
+      <w:r>
+        <w:rPr>
+          <w:b w:val="false"/>
+          <w:bCs w:val="false"/>
+          <w:i w:val="false"/>
+          <w:iCs w:val="false"/>
+          <w:color w:val="222222"/>
+          <w:sz w:val="21"/>
+          <w:szCs w:val="21"/>
+        </w:rPr>
+        <w:t xml:space="preserve">Sprint Goal: Close the test gaps module by module, lock every role to the access it needs, and give the team a live API status page.</w:t>
+      </w:r>
+    </w:p>
+    <w:p>
+      <w:pPr>
+        <w:spacing w:after="120"/>
+      </w:pPr>
+      <w:r>
+        <w:rPr>
+          <w:b w:val="false"/>
+          <w:bCs w:val="false"/>
+          <w:i w:val="false"/>
+          <w:iCs w:val="false"/>
+          <w:color w:val="222222"/>
+          <w:sz w:val="21"/>
+          <w:szCs w:val="21"/>
+        </w:rPr>
+        <w:t xml:space="preserve">Status: Delivered</w:t>
+      </w:r>
+    </w:p>
+    <w:p>
+      <w:pPr>
+        <w:spacing w:after="120"/>
+      </w:pPr>
+      <w:r>
+        <w:rPr>
+          <w:b w:val="false"/>
+          <w:bCs w:val="false"/>
+          <w:i/>
+          <w:iCs/>
+          <w:color w:val="222222"/>
+          <w:sz w:val="21"/>
+          <w:szCs w:val="21"/>
+        </w:rPr>
+        <w:t xml:space="preserve">Sprint Duration: 1 week (Week 11)  |  Module Lead: #7  |  Priority: Must  |  Committed Points: 30</w:t>
+      </w:r>
+    </w:p>
+    <w:p>
+      <w:pPr>
+        <w:pStyle w:val="Heading3"/>
+        <w:spacing w:after="100" w:before="200"/>
+      </w:pPr>
+      <w:r>
+        <w:rPr>
+          <w:b/>
+          <w:bCs/>
+          <w:color w:val="1F3A5F"/>
+          <w:sz w:val="22"/>
+          <w:szCs w:val="22"/>
+        </w:rPr>
+        <w:t xml:space="preserve">Committed User Stories (pulled from Product Backlog)</w:t>
+      </w:r>
+    </w:p>
+    <w:tbl>
+      <w:tblPr>
+        <w:tblW w:type="dxa" w:w="9480"/>
+        <w:tblBorders>
+          <w:top w:val="single" w:color="auto" w:sz="4"/>
+          <w:left w:val="single" w:color="auto" w:sz="4"/>
+          <w:bottom w:val="single" w:color="auto" w:sz="4"/>
+          <w:right w:val="single" w:color="auto" w:sz="4"/>
+          <w:insideH w:val="single" w:color="auto" w:sz="4"/>
+          <w:insideV w:val="single" w:color="auto" w:sz="4"/>
+        </w:tblBorders>
+      </w:tblPr>
+      <w:tblGrid>
+        <w:gridCol w:w="900"/>
+        <w:gridCol w:w="7680"/>
+        <w:gridCol w:w="900"/>
+      </w:tblGrid>
+      <w:tr>
+        <w:trPr>
+          <w:tblHeader/>
+        </w:trPr>
+        <w:tc>
+          <w:tcPr>
+            <w:tcW w:type="dxa" w:w="900"/>
+            <w:shd w:fill="1F3A5F" w:val="clear"/>
+            <w:tcMar>
+              <w:top w:type="dxa" w:w="80"/>
+              <w:left w:type="dxa" w:w="100"/>
+              <w:bottom w:type="dxa" w:w="80"/>
+              <w:right w:type="dxa" w:w="100"/>
+            </w:tcMar>
+          </w:tcPr>
+          <w:p>
+            <w:pPr>
+              <w:spacing w:after="40"/>
+            </w:pPr>
+            <w:r>
+              <w:rPr>
+                <w:b/>
+                <w:bCs/>
+                <w:color w:val="FFFFFF"/>
+                <w:sz w:val="19"/>
+                <w:szCs w:val="19"/>
+              </w:rPr>
+              <w:t xml:space="preserve">ID</w:t>
+            </w:r>
+          </w:p>
+        </w:tc>
+        <w:tc>
+          <w:tcPr>
+            <w:tcW w:type="dxa" w:w="7680"/>
+            <w:shd w:fill="1F3A5F" w:val="clear"/>
+            <w:tcMar>
+              <w:top w:type="dxa" w:w="80"/>
+              <w:left w:type="dxa" w:w="100"/>
+              <w:bottom w:type="dxa" w:w="80"/>
+              <w:right w:type="dxa" w:w="100"/>
+            </w:tcMar>
+          </w:tcPr>
+          <w:p>
+            <w:pPr>
+              <w:spacing w:after="40"/>
+            </w:pPr>
+            <w:r>
+              <w:rPr>
+                <w:b/>
+                <w:bCs/>
+                <w:color w:val="FFFFFF"/>
+                <w:sz w:val="19"/>
+                <w:szCs w:val="19"/>
+              </w:rPr>
+              <w:t xml:space="preserve">Story</w:t>
+            </w:r>
+          </w:p>
+        </w:tc>
+        <w:tc>
+          <w:tcPr>
+            <w:tcW w:type="dxa" w:w="900"/>
+            <w:shd w:fill="1F3A5F" w:val="clear"/>
+            <w:tcMar>
+              <w:top w:type="dxa" w:w="80"/>
+              <w:left w:type="dxa" w:w="100"/>
+              <w:bottom w:type="dxa" w:w="80"/>
+              <w:right w:type="dxa" w:w="100"/>
+            </w:tcMar>
+          </w:tcPr>
+          <w:p>
+            <w:pPr>
+              <w:spacing w:after="40"/>
+            </w:pPr>
+            <w:r>
+              <w:rPr>
+                <w:b/>
+                <w:bCs/>
+                <w:color w:val="FFFFFF"/>
+                <w:sz w:val="19"/>
+                <w:szCs w:val="19"/>
+              </w:rPr>
+              <w:t xml:space="preserve">Pts</w:t>
+            </w:r>
+          </w:p>
+        </w:tc>
+      </w:tr>
+      <w:tr>
+        <w:tc>
+          <w:tcPr>
+            <w:tcW w:type="dxa" w:w="900"/>
+            <w:tcMar>
+              <w:top w:type="dxa" w:w="80"/>
+              <w:left w:type="dxa" w:w="100"/>
+              <w:bottom w:type="dxa" w:w="80"/>
+              <w:right w:type="dxa" w:w="100"/>
+            </w:tcMar>
+            <w:vAlign w:val="center"/>
+          </w:tcPr>
+          <w:p>
+            <w:pPr>
+              <w:spacing w:after="40"/>
+            </w:pPr>
+            <w:r>
+              <w:rPr>
+                <w:b/>
+                <w:bCs/>
+                <w:color w:val="222222"/>
+                <w:sz w:val="19"/>
+                <w:szCs w:val="19"/>
+              </w:rPr>
+              <w:t xml:space="preserve">US11.1</w:t>
+            </w:r>
+          </w:p>
+        </w:tc>
+        <w:tc>
+          <w:tcPr>
+            <w:tcW w:type="dxa" w:w="7680"/>
+            <w:tcMar>
+              <w:top w:type="dxa" w:w="80"/>
+              <w:left w:type="dxa" w:w="100"/>
+              <w:bottom w:type="dxa" w:w="80"/>
+              <w:right w:type="dxa" w:w="100"/>
+            </w:tcMar>
+            <w:vAlign w:val="center"/>
+          </w:tcPr>
+          <w:p>
+            <w:r>
+              <w:rPr>
+                <w:sz w:val="19"/>
+                <w:szCs w:val="19"/>
+              </w:rPr>
+              <w:t xml:space="preserve">As an Admin, I want every API endpoint to enforce a written role policy, so that no role can reach features outside its job.</w:t>
+            </w:r>
+          </w:p>
+        </w:tc>
+        <w:tc>
+          <w:tcPr>
+            <w:tcW w:type="dxa" w:w="900"/>
+            <w:tcMar>
+              <w:top w:type="dxa" w:w="80"/>
+              <w:left w:type="dxa" w:w="100"/>
+              <w:bottom w:type="dxa" w:w="80"/>
+              <w:right w:type="dxa" w:w="100"/>
+            </w:tcMar>
+            <w:vAlign w:val="center"/>
+          </w:tcPr>
+          <w:p>
+            <w:pPr>
+              <w:spacing w:after="40"/>
+            </w:pPr>
+            <w:r>
+              <w:rPr>
+                <w:b/>
+                <w:bCs/>
+                <w:color w:val="222222"/>
+                <w:sz w:val="19"/>
+                <w:szCs w:val="19"/>
+              </w:rPr>
+              <w:t xml:space="preserve">8</w:t>
+            </w:r>
+          </w:p>
+        </w:tc>
+      </w:tr>
+      <w:tr>
+        <w:tc>
+          <w:tcPr>
+            <w:tcW w:type="dxa" w:w="900"/>
+            <w:shd w:fill="F2F2F2" w:val="clear"/>
+            <w:tcMar>
+              <w:top w:type="dxa" w:w="80"/>
+              <w:left w:type="dxa" w:w="100"/>
+              <w:bottom w:type="dxa" w:w="80"/>
+              <w:right w:type="dxa" w:w="100"/>
+            </w:tcMar>
+            <w:vAlign w:val="center"/>
+          </w:tcPr>
+          <w:p>
+            <w:pPr>
+              <w:spacing w:after="40"/>
+            </w:pPr>
+            <w:r>
+              <w:rPr>
+                <w:b/>
+                <w:bCs/>
+                <w:color w:val="222222"/>
+                <w:sz w:val="19"/>
+                <w:szCs w:val="19"/>
+              </w:rPr>
+              <w:t xml:space="preserve">US11.2</w:t>
+            </w:r>
+          </w:p>
+        </w:tc>
+        <w:tc>
+          <w:tcPr>
+            <w:tcW w:type="dxa" w:w="7680"/>
+            <w:shd w:fill="F2F2F2" w:val="clear"/>
+            <w:tcMar>
+              <w:top w:type="dxa" w:w="80"/>
+              <w:left w:type="dxa" w:w="100"/>
+              <w:bottom w:type="dxa" w:w="80"/>
+              <w:right w:type="dxa" w:w="100"/>
+            </w:tcMar>
+            <w:vAlign w:val="center"/>
+          </w:tcPr>
+          <w:p>
+            <w:r>
+              <w:rPr>
+                <w:sz w:val="19"/>
+                <w:szCs w:val="19"/>
+              </w:rPr>
+              <w:t xml:space="preserve">As a Manager, I want refunds, payment reversals and cancelling paid orders limited to management, so that floor staff cannot move money back out.</w:t>
+            </w:r>
+          </w:p>
+        </w:tc>
+        <w:tc>
+          <w:tcPr>
+            <w:tcW w:type="dxa" w:w="900"/>
+            <w:shd w:fill="F2F2F2" w:val="clear"/>
+            <w:tcMar>
+              <w:top w:type="dxa" w:w="80"/>
+              <w:left w:type="dxa" w:w="100"/>
+              <w:bottom w:type="dxa" w:w="80"/>
+              <w:right w:type="dxa" w:w="100"/>
+            </w:tcMar>
+            <w:vAlign w:val="center"/>
+          </w:tcPr>
+          <w:p>
+            <w:pPr>
+              <w:spacing w:after="40"/>
+            </w:pPr>
+            <w:r>
+              <w:rPr>
+                <w:b/>
+                <w:bCs/>
+                <w:color w:val="222222"/>
+                <w:sz w:val="19"/>
+                <w:szCs w:val="19"/>
+              </w:rPr>
+              <w:t xml:space="preserve">5</w:t>
+            </w:r>
+          </w:p>
+        </w:tc>
+      </w:tr>
+      <w:tr>
+        <w:tc>
+          <w:tcPr>
+            <w:tcW w:type="dxa" w:w="900"/>
+            <w:tcMar>
+              <w:top w:type="dxa" w:w="80"/>
+              <w:left w:type="dxa" w:w="100"/>
+              <w:bottom w:type="dxa" w:w="80"/>
+              <w:right w:type="dxa" w:w="100"/>
+            </w:tcMar>
+            <w:vAlign w:val="center"/>
+          </w:tcPr>
+          <w:p>
+            <w:pPr>
+              <w:spacing w:after="40"/>
+            </w:pPr>
+            <w:r>
+              <w:rPr>
+                <w:b/>
+                <w:bCs/>
+                <w:color w:val="222222"/>
+                <w:sz w:val="19"/>
+                <w:szCs w:val="19"/>
+              </w:rPr>
+              <w:t xml:space="preserve">US11.3</w:t>
+            </w:r>
+          </w:p>
+        </w:tc>
+        <w:tc>
+          <w:tcPr>
+            <w:tcW w:type="dxa" w:w="7680"/>
+            <w:tcMar>
+              <w:top w:type="dxa" w:w="80"/>
+              <w:left w:type="dxa" w:w="100"/>
+              <w:bottom w:type="dxa" w:w="80"/>
+              <w:right w:type="dxa" w:w="100"/>
+            </w:tcMar>
+            <w:vAlign w:val="center"/>
+          </w:tcPr>
+          <w:p>
+            <w:r>
+              <w:rPr>
+                <w:sz w:val="19"/>
+                <w:szCs w:val="19"/>
+              </w:rPr>
+              <w:t xml:space="preserve">As a Manager, I want customer records with order history protected from deletion, so that past orders always point at a real customer.</w:t>
+            </w:r>
+          </w:p>
+        </w:tc>
+        <w:tc>
+          <w:tcPr>
+            <w:tcW w:type="dxa" w:w="900"/>
+            <w:tcMar>
+              <w:top w:type="dxa" w:w="80"/>
+              <w:left w:type="dxa" w:w="100"/>
+              <w:bottom w:type="dxa" w:w="80"/>
+              <w:right w:type="dxa" w:w="100"/>
+            </w:tcMar>
+            <w:vAlign w:val="center"/>
+          </w:tcPr>
+          <w:p>
+            <w:pPr>
+              <w:spacing w:after="40"/>
+            </w:pPr>
+            <w:r>
+              <w:rPr>
+                <w:b/>
+                <w:bCs/>
+                <w:color w:val="222222"/>
+                <w:sz w:val="19"/>
+                <w:szCs w:val="19"/>
+              </w:rPr>
+              <w:t xml:space="preserve">3</w:t>
+            </w:r>
+          </w:p>
+        </w:tc>
+      </w:tr>
+      <w:tr>
+        <w:tc>
+          <w:tcPr>
+            <w:tcW w:type="dxa" w:w="900"/>
+            <w:shd w:fill="F2F2F2" w:val="clear"/>
+            <w:tcMar>
+              <w:top w:type="dxa" w:w="80"/>
+              <w:left w:type="dxa" w:w="100"/>
+              <w:bottom w:type="dxa" w:w="80"/>
+              <w:right w:type="dxa" w:w="100"/>
+            </w:tcMar>
+            <w:vAlign w:val="center"/>
+          </w:tcPr>
+          <w:p>
+            <w:pPr>
+              <w:spacing w:after="40"/>
+            </w:pPr>
+            <w:r>
+              <w:rPr>
+                <w:b/>
+                <w:bCs/>
+                <w:color w:val="222222"/>
+                <w:sz w:val="19"/>
+                <w:szCs w:val="19"/>
+              </w:rPr>
+              <w:t xml:space="preserve">US11.4</w:t>
+            </w:r>
+          </w:p>
+        </w:tc>
+        <w:tc>
+          <w:tcPr>
+            <w:tcW w:type="dxa" w:w="7680"/>
+            <w:shd w:fill="F2F2F2" w:val="clear"/>
+            <w:tcMar>
+              <w:top w:type="dxa" w:w="80"/>
+              <w:left w:type="dxa" w:w="100"/>
+              <w:bottom w:type="dxa" w:w="80"/>
+              <w:right w:type="dxa" w:w="100"/>
+            </w:tcMar>
+            <w:vAlign w:val="center"/>
+          </w:tcPr>
+          <w:p>
+            <w:r>
+              <w:rPr>
+                <w:sz w:val="19"/>
+                <w:szCs w:val="19"/>
+              </w:rPr>
+              <w:t xml:space="preserve">As a Manager, I want recipes visible only to the kitchen and management, so that recipe and costing information stays internal.</w:t>
+            </w:r>
+          </w:p>
+        </w:tc>
+        <w:tc>
+          <w:tcPr>
+            <w:tcW w:type="dxa" w:w="900"/>
+            <w:shd w:fill="F2F2F2" w:val="clear"/>
+            <w:tcMar>
+              <w:top w:type="dxa" w:w="80"/>
+              <w:left w:type="dxa" w:w="100"/>
+              <w:bottom w:type="dxa" w:w="80"/>
+              <w:right w:type="dxa" w:w="100"/>
+            </w:tcMar>
+            <w:vAlign w:val="center"/>
+          </w:tcPr>
+          <w:p>
+            <w:pPr>
+              <w:spacing w:after="40"/>
+            </w:pPr>
+            <w:r>
+              <w:rPr>
+                <w:b/>
+                <w:bCs/>
+                <w:color w:val="222222"/>
+                <w:sz w:val="19"/>
+                <w:szCs w:val="19"/>
+              </w:rPr>
+              <w:t xml:space="preserve">3</w:t>
+            </w:r>
+          </w:p>
+        </w:tc>
+      </w:tr>
+      <w:tr>
+        <w:tc>
+          <w:tcPr>
+            <w:tcW w:type="dxa" w:w="900"/>
+            <w:tcMar>
+              <w:top w:type="dxa" w:w="80"/>
+              <w:left w:type="dxa" w:w="100"/>
+              <w:bottom w:type="dxa" w:w="80"/>
+              <w:right w:type="dxa" w:w="100"/>
+            </w:tcMar>
+            <w:vAlign w:val="center"/>
+          </w:tcPr>
+          <w:p>
+            <w:pPr>
+              <w:spacing w:after="40"/>
+            </w:pPr>
+            <w:r>
+              <w:rPr>
+                <w:b/>
+                <w:bCs/>
+                <w:color w:val="222222"/>
+                <w:sz w:val="19"/>
+                <w:szCs w:val="19"/>
+              </w:rPr>
+              <w:t xml:space="preserve">US11.5</w:t>
+            </w:r>
+          </w:p>
+        </w:tc>
+        <w:tc>
+          <w:tcPr>
+            <w:tcW w:type="dxa" w:w="7680"/>
+            <w:tcMar>
+              <w:top w:type="dxa" w:w="80"/>
+              <w:left w:type="dxa" w:w="100"/>
+              <w:bottom w:type="dxa" w:w="80"/>
+              <w:right w:type="dxa" w:w="100"/>
+            </w:tcMar>
+            <w:vAlign w:val="center"/>
+          </w:tcPr>
+          <w:p>
+            <w:r>
+              <w:rPr>
+                <w:sz w:val="19"/>
+                <w:szCs w:val="19"/>
+              </w:rPr>
+              <w:t xml:space="preserve">As a Manager, I want the public booking and job-application forms rate limited, so that they cannot be used to flood staff with notifications.</w:t>
+            </w:r>
+          </w:p>
+        </w:tc>
+        <w:tc>
+          <w:tcPr>
+            <w:tcW w:type="dxa" w:w="900"/>
+            <w:tcMar>
+              <w:top w:type="dxa" w:w="80"/>
+              <w:left w:type="dxa" w:w="100"/>
+              <w:bottom w:type="dxa" w:w="80"/>
+              <w:right w:type="dxa" w:w="100"/>
+            </w:tcMar>
+            <w:vAlign w:val="center"/>
+          </w:tcPr>
+          <w:p>
+            <w:pPr>
+              <w:spacing w:after="40"/>
+            </w:pPr>
+            <w:r>
+              <w:rPr>
+                <w:b/>
+                <w:bCs/>
+                <w:color w:val="222222"/>
+                <w:sz w:val="19"/>
+                <w:szCs w:val="19"/>
+              </w:rPr>
+              <w:t xml:space="preserve">3</w:t>
+            </w:r>
+          </w:p>
+        </w:tc>
+      </w:tr>
+      <w:tr>
+        <w:tc>
+          <w:tcPr>
+            <w:tcW w:type="dxa" w:w="900"/>
+            <w:shd w:fill="F2F2F2" w:val="clear"/>
+            <w:tcMar>
+              <w:top w:type="dxa" w:w="80"/>
+              <w:left w:type="dxa" w:w="100"/>
+              <w:bottom w:type="dxa" w:w="80"/>
+              <w:right w:type="dxa" w:w="100"/>
+            </w:tcMar>
+            <w:vAlign w:val="center"/>
+          </w:tcPr>
+          <w:p>
+            <w:pPr>
+              <w:spacing w:after="40"/>
+            </w:pPr>
+            <w:r>
+              <w:rPr>
+                <w:b/>
+                <w:bCs/>
+                <w:color w:val="222222"/>
+                <w:sz w:val="19"/>
+                <w:szCs w:val="19"/>
+              </w:rPr>
+              <w:t xml:space="preserve">US11.6</w:t>
+            </w:r>
+          </w:p>
+        </w:tc>
+        <w:tc>
+          <w:tcPr>
+            <w:tcW w:type="dxa" w:w="7680"/>
+            <w:shd w:fill="F2F2F2" w:val="clear"/>
+            <w:tcMar>
+              <w:top w:type="dxa" w:w="80"/>
+              <w:left w:type="dxa" w:w="100"/>
+              <w:bottom w:type="dxa" w:w="80"/>
+              <w:right w:type="dxa" w:w="100"/>
+            </w:tcMar>
+            <w:vAlign w:val="center"/>
+          </w:tcPr>
+          <w:p>
+            <w:r>
+              <w:rPr>
+                <w:sz w:val="19"/>
+                <w:szCs w:val="19"/>
+              </w:rPr>
+              <w:t xml:space="preserve">As a QA/DevOps engineer, I want a live API status page, so that I can see every endpoint, what it expects and whether it is up.</w:t>
+            </w:r>
+          </w:p>
+        </w:tc>
+        <w:tc>
+          <w:tcPr>
+            <w:tcW w:type="dxa" w:w="900"/>
+            <w:shd w:fill="F2F2F2" w:val="clear"/>
+            <w:tcMar>
+              <w:top w:type="dxa" w:w="80"/>
+              <w:left w:type="dxa" w:w="100"/>
+              <w:bottom w:type="dxa" w:w="80"/>
+              <w:right w:type="dxa" w:w="100"/>
+            </w:tcMar>
+            <w:vAlign w:val="center"/>
+          </w:tcPr>
+          <w:p>
+            <w:pPr>
+              <w:spacing w:after="40"/>
+            </w:pPr>
+            <w:r>
+              <w:rPr>
+                <w:b/>
+                <w:bCs/>
+                <w:color w:val="222222"/>
+                <w:sz w:val="19"/>
+                <w:szCs w:val="19"/>
+              </w:rPr>
+              <w:t xml:space="preserve">5</w:t>
+            </w:r>
+          </w:p>
+        </w:tc>
+      </w:tr>
+      <w:tr>
+        <w:tc>
+          <w:tcPr>
+            <w:tcW w:type="dxa" w:w="900"/>
+            <w:tcMar>
+              <w:top w:type="dxa" w:w="80"/>
+              <w:left w:type="dxa" w:w="100"/>
+              <w:bottom w:type="dxa" w:w="80"/>
+              <w:right w:type="dxa" w:w="100"/>
+            </w:tcMar>
+            <w:vAlign w:val="center"/>
+          </w:tcPr>
+          <w:p>
+            <w:pPr>
+              <w:spacing w:after="40"/>
+            </w:pPr>
+            <w:r>
+              <w:rPr>
+                <w:b/>
+                <w:bCs/>
+                <w:color w:val="222222"/>
+                <w:sz w:val="19"/>
+                <w:szCs w:val="19"/>
+              </w:rPr>
+              <w:t xml:space="preserve">US11.7</w:t>
+            </w:r>
+          </w:p>
+        </w:tc>
+        <w:tc>
+          <w:tcPr>
+            <w:tcW w:type="dxa" w:w="7680"/>
+            <w:tcMar>
+              <w:top w:type="dxa" w:w="80"/>
+              <w:left w:type="dxa" w:w="100"/>
+              <w:bottom w:type="dxa" w:w="80"/>
+              <w:right w:type="dxa" w:w="100"/>
+            </w:tcMar>
+            <w:vAlign w:val="center"/>
+          </w:tcPr>
+          <w:p>
+            <w:r>
+              <w:rPr>
+                <w:sz w:val="19"/>
+                <w:szCs w:val="19"/>
+              </w:rPr>
+              <w:t xml:space="preserve">As a Manager, I want settings and menu edits to reject invalid values, so that a typo cannot silently zero the tax rate.</w:t>
+            </w:r>
+          </w:p>
+        </w:tc>
+        <w:tc>
+          <w:tcPr>
+            <w:tcW w:type="dxa" w:w="900"/>
+            <w:tcMar>
+              <w:top w:type="dxa" w:w="80"/>
+              <w:left w:type="dxa" w:w="100"/>
+              <w:bottom w:type="dxa" w:w="80"/>
+              <w:right w:type="dxa" w:w="100"/>
+            </w:tcMar>
+            <w:vAlign w:val="center"/>
+          </w:tcPr>
+          <w:p>
+            <w:pPr>
+              <w:spacing w:after="40"/>
+            </w:pPr>
+            <w:r>
+              <w:rPr>
+                <w:b/>
+                <w:bCs/>
+                <w:color w:val="222222"/>
+                <w:sz w:val="19"/>
+                <w:szCs w:val="19"/>
+              </w:rPr>
+              <w:t xml:space="preserve">3</w:t>
+            </w:r>
+          </w:p>
+        </w:tc>
+      </w:tr>
+    </w:tbl>
+    <w:p>
+      <w:pPr>
+        <w:pStyle w:val="Heading3"/>
+        <w:spacing w:after="100" w:before="200"/>
+      </w:pPr>
+      <w:r>
+        <w:rPr>
+          <w:b/>
+          <w:bCs/>
+          <w:color w:val="1F3A5F"/>
+          <w:sz w:val="22"/>
+          <w:szCs w:val="22"/>
+        </w:rPr>
+        <w:t xml:space="preserve">Sprint Tasks &amp; Ownership</w:t>
+      </w:r>
+    </w:p>
+    <w:tbl>
+      <w:tblPr>
+        <w:tblW w:type="dxa" w:w="9480"/>
+        <w:tblBorders>
+          <w:top w:val="single" w:color="auto" w:sz="4"/>
+          <w:left w:val="single" w:color="auto" w:sz="4"/>
+          <w:bottom w:val="single" w:color="auto" w:sz="4"/>
+          <w:right w:val="single" w:color="auto" w:sz="4"/>
+          <w:insideH w:val="single" w:color="auto" w:sz="4"/>
+          <w:insideV w:val="single" w:color="auto" w:sz="4"/>
+        </w:tblBorders>
+      </w:tblPr>
+      <w:tblGrid>
+        <w:gridCol w:w="6480"/>
+        <w:gridCol w:w="3000"/>
+      </w:tblGrid>
+      <w:tr>
+        <w:trPr>
+          <w:tblHeader/>
+        </w:trPr>
+        <w:tc>
+          <w:tcPr>
+            <w:tcW w:type="dxa" w:w="6480"/>
+            <w:shd w:fill="1F3A5F" w:val="clear"/>
+            <w:tcMar>
+              <w:top w:type="dxa" w:w="80"/>
+              <w:left w:type="dxa" w:w="100"/>
+              <w:bottom w:type="dxa" w:w="80"/>
+              <w:right w:type="dxa" w:w="100"/>
+            </w:tcMar>
+          </w:tcPr>
+          <w:p>
+            <w:pPr>
+              <w:spacing w:after="40"/>
+            </w:pPr>
+            <w:r>
+              <w:rPr>
+                <w:b/>
+                <w:bCs/>
+                <w:color w:val="FFFFFF"/>
+                <w:sz w:val="19"/>
+                <w:szCs w:val="19"/>
+              </w:rPr>
+              <w:t xml:space="preserve">Task</w:t>
+            </w:r>
+          </w:p>
+        </w:tc>
+        <w:tc>
+          <w:tcPr>
+            <w:tcW w:type="dxa" w:w="3000"/>
+            <w:shd w:fill="1F3A5F" w:val="clear"/>
+            <w:tcMar>
+              <w:top w:type="dxa" w:w="80"/>
+              <w:left w:type="dxa" w:w="100"/>
+              <w:bottom w:type="dxa" w:w="80"/>
+              <w:right w:type="dxa" w:w="100"/>
+            </w:tcMar>
+          </w:tcPr>
+          <w:p>
+            <w:pPr>
+              <w:spacing w:after="40"/>
+            </w:pPr>
+            <w:r>
+              <w:rPr>
+                <w:b/>
+                <w:bCs/>
+                <w:color w:val="FFFFFF"/>
+                <w:sz w:val="19"/>
+                <w:szCs w:val="19"/>
+              </w:rPr>
+              <w:t xml:space="preserve">Owner(s)</w:t>
+            </w:r>
+          </w:p>
+        </w:tc>
+      </w:tr>
+      <w:tr>
+        <w:tc>
+          <w:tcPr>
+            <w:tcW w:type="dxa" w:w="6480"/>
+            <w:tcMar>
+              <w:top w:type="dxa" w:w="80"/>
+              <w:left w:type="dxa" w:w="100"/>
+              <w:bottom w:type="dxa" w:w="80"/>
+              <w:right w:type="dxa" w:w="100"/>
+            </w:tcMar>
+            <w:vAlign w:val="center"/>
+          </w:tcPr>
+          <w:p>
+            <w:pPr>
+              <w:spacing w:after="40"/>
+            </w:pPr>
+            <w:r>
+              <w:rPr>
+                <w:b w:val="false"/>
+                <w:bCs w:val="false"/>
+                <w:color w:val="222222"/>
+                <w:sz w:val="19"/>
+                <w:szCs w:val="19"/>
+              </w:rPr>
+              <w:t xml:space="preserve">Sprint Planning: break committed stories into tasks, confirm estimates</w:t>
+            </w:r>
+          </w:p>
+        </w:tc>
+        <w:tc>
+          <w:tcPr>
+            <w:tcW w:type="dxa" w:w="3000"/>
+            <w:tcMar>
+              <w:top w:type="dxa" w:w="80"/>
+              <w:left w:type="dxa" w:w="100"/>
+              <w:bottom w:type="dxa" w:w="80"/>
+              <w:right w:type="dxa" w:w="100"/>
+            </w:tcMar>
+            <w:vAlign w:val="center"/>
+          </w:tcPr>
+          <w:p>
+            <w:pPr>
+              <w:spacing w:after="40"/>
+            </w:pPr>
+            <w:r>
+              <w:rPr>
+                <w:b w:val="false"/>
+                <w:bCs w:val="false"/>
+                <w:color w:val="222222"/>
+                <w:sz w:val="19"/>
+                <w:szCs w:val="19"/>
+              </w:rPr>
+              <w:t xml:space="preserve">#1 (PO) &amp; #2 (SM)</w:t>
+            </w:r>
+          </w:p>
+        </w:tc>
+      </w:tr>
+      <w:tr>
+        <w:tc>
+          <w:tcPr>
+            <w:tcW w:type="dxa" w:w="6480"/>
+            <w:shd w:fill="F2F2F2" w:val="clear"/>
+            <w:tcMar>
+              <w:top w:type="dxa" w:w="80"/>
+              <w:left w:type="dxa" w:w="100"/>
+              <w:bottom w:type="dxa" w:w="80"/>
+              <w:right w:type="dxa" w:w="100"/>
+            </w:tcMar>
+            <w:vAlign w:val="center"/>
+          </w:tcPr>
+          <w:p>
+            <w:pPr>
+              <w:spacing w:after="40"/>
+            </w:pPr>
+            <w:r>
+              <w:rPr>
+                <w:b w:val="false"/>
+                <w:bCs w:val="false"/>
+                <w:color w:val="222222"/>
+                <w:sz w:val="19"/>
+                <w:szCs w:val="19"/>
+              </w:rPr>
+              <w:t xml:space="preserve">Backend / API implementation for Quality, Security &amp; Operations</w:t>
+            </w:r>
+          </w:p>
+        </w:tc>
+        <w:tc>
+          <w:tcPr>
+            <w:tcW w:type="dxa" w:w="3000"/>
+            <w:shd w:fill="F2F2F2" w:val="clear"/>
+            <w:tcMar>
+              <w:top w:type="dxa" w:w="80"/>
+              <w:left w:type="dxa" w:w="100"/>
+              <w:bottom w:type="dxa" w:w="80"/>
+              <w:right w:type="dxa" w:w="100"/>
+            </w:tcMar>
+            <w:vAlign w:val="center"/>
+          </w:tcPr>
+          <w:p>
+            <w:pPr>
+              <w:spacing w:after="40"/>
+            </w:pPr>
+            <w:r>
+              <w:rPr>
+                <w:b w:val="false"/>
+                <w:bCs w:val="false"/>
+                <w:color w:val="222222"/>
+                <w:sz w:val="19"/>
+                <w:szCs w:val="19"/>
+              </w:rPr>
+              <w:t xml:space="preserve">#7 (Module Lead)</w:t>
+            </w:r>
+          </w:p>
+        </w:tc>
+      </w:tr>
+      <w:tr>
+        <w:tc>
+          <w:tcPr>
+            <w:tcW w:type="dxa" w:w="6480"/>
+            <w:tcMar>
+              <w:top w:type="dxa" w:w="80"/>
+              <w:left w:type="dxa" w:w="100"/>
+              <w:bottom w:type="dxa" w:w="80"/>
+              <w:right w:type="dxa" w:w="100"/>
+            </w:tcMar>
+            <w:vAlign w:val="center"/>
+          </w:tcPr>
+          <w:p>
+            <w:pPr>
+              <w:spacing w:after="40"/>
+            </w:pPr>
+            <w:r>
+              <w:rPr>
+                <w:b w:val="false"/>
+                <w:bCs w:val="false"/>
+                <w:color w:val="222222"/>
+                <w:sz w:val="19"/>
+                <w:szCs w:val="19"/>
+              </w:rPr>
+              <w:t xml:space="preserve">Frontend / UI implementation and styling</w:t>
+            </w:r>
+          </w:p>
+        </w:tc>
+        <w:tc>
+          <w:tcPr>
+            <w:tcW w:type="dxa" w:w="3000"/>
+            <w:tcMar>
+              <w:top w:type="dxa" w:w="80"/>
+              <w:left w:type="dxa" w:w="100"/>
+              <w:bottom w:type="dxa" w:w="80"/>
+              <w:right w:type="dxa" w:w="100"/>
+            </w:tcMar>
+            <w:vAlign w:val="center"/>
+          </w:tcPr>
+          <w:p>
+            <w:pPr>
+              <w:spacing w:after="40"/>
+            </w:pPr>
+            <w:r>
+              <w:rPr>
+                <w:b w:val="false"/>
+                <w:bCs w:val="false"/>
+                <w:color w:val="222222"/>
+                <w:sz w:val="19"/>
+                <w:szCs w:val="19"/>
+              </w:rPr>
+              <w:t xml:space="preserve">#6</w:t>
+            </w:r>
+          </w:p>
+        </w:tc>
+      </w:tr>
+      <w:tr>
+        <w:tc>
+          <w:tcPr>
+            <w:tcW w:type="dxa" w:w="6480"/>
+            <w:shd w:fill="F2F2F2" w:val="clear"/>
+            <w:tcMar>
+              <w:top w:type="dxa" w:w="80"/>
+              <w:left w:type="dxa" w:w="100"/>
+              <w:bottom w:type="dxa" w:w="80"/>
+              <w:right w:type="dxa" w:w="100"/>
+            </w:tcMar>
+            <w:vAlign w:val="center"/>
+          </w:tcPr>
+          <w:p>
+            <w:pPr>
+              <w:spacing w:after="40"/>
+            </w:pPr>
+            <w:r>
+              <w:rPr>
+                <w:b w:val="false"/>
+                <w:bCs w:val="false"/>
+                <w:color w:val="222222"/>
+                <w:sz w:val="19"/>
+                <w:szCs w:val="19"/>
+              </w:rPr>
+              <w:t xml:space="preserve">Integration with previously completed modules</w:t>
+            </w:r>
+          </w:p>
+        </w:tc>
+        <w:tc>
+          <w:tcPr>
+            <w:tcW w:type="dxa" w:w="3000"/>
+            <w:shd w:fill="F2F2F2" w:val="clear"/>
+            <w:tcMar>
+              <w:top w:type="dxa" w:w="80"/>
+              <w:left w:type="dxa" w:w="100"/>
+              <w:bottom w:type="dxa" w:w="80"/>
+              <w:right w:type="dxa" w:w="100"/>
+            </w:tcMar>
+            <w:vAlign w:val="center"/>
+          </w:tcPr>
+          <w:p>
+            <w:pPr>
+              <w:spacing w:after="40"/>
+            </w:pPr>
+            <w:r>
+              <w:rPr>
+                <w:b w:val="false"/>
+                <w:bCs w:val="false"/>
+                <w:color w:val="222222"/>
+                <w:sz w:val="19"/>
+                <w:szCs w:val="19"/>
+              </w:rPr>
+              <w:t xml:space="preserve">#7 &amp; #6</w:t>
+            </w:r>
+          </w:p>
+        </w:tc>
+      </w:tr>
+      <w:tr>
+        <w:tc>
+          <w:tcPr>
+            <w:tcW w:type="dxa" w:w="6480"/>
+            <w:tcMar>
+              <w:top w:type="dxa" w:w="80"/>
+              <w:left w:type="dxa" w:w="100"/>
+              <w:bottom w:type="dxa" w:w="80"/>
+              <w:right w:type="dxa" w:w="100"/>
+            </w:tcMar>
+            <w:vAlign w:val="center"/>
+          </w:tcPr>
+          <w:p>
+            <w:pPr>
+              <w:spacing w:after="40"/>
+            </w:pPr>
+            <w:r>
+              <w:rPr>
+                <w:b w:val="false"/>
+                <w:bCs w:val="false"/>
+                <w:color w:val="222222"/>
+                <w:sz w:val="19"/>
+                <w:szCs w:val="19"/>
+              </w:rPr>
+              <w:t xml:space="preserve">Unit tests, QA pass, and bug fixes</w:t>
+            </w:r>
+          </w:p>
+        </w:tc>
+        <w:tc>
+          <w:tcPr>
+            <w:tcW w:type="dxa" w:w="3000"/>
+            <w:tcMar>
+              <w:top w:type="dxa" w:w="80"/>
+              <w:left w:type="dxa" w:w="100"/>
+              <w:bottom w:type="dxa" w:w="80"/>
+              <w:right w:type="dxa" w:w="100"/>
+            </w:tcMar>
+            <w:vAlign w:val="center"/>
+          </w:tcPr>
+          <w:p>
+            <w:pPr>
+              <w:spacing w:after="40"/>
+            </w:pPr>
+            <w:r>
+              <w:rPr>
+                <w:b w:val="false"/>
+                <w:bCs w:val="false"/>
+                <w:color w:val="222222"/>
+                <w:sz w:val="19"/>
+                <w:szCs w:val="19"/>
+              </w:rPr>
+              <w:t xml:space="preserve">#7</w:t>
+            </w:r>
+          </w:p>
+        </w:tc>
+      </w:tr>
+      <w:tr>
+        <w:tc>
+          <w:tcPr>
+            <w:tcW w:type="dxa" w:w="6480"/>
+            <w:shd w:fill="F2F2F2" w:val="clear"/>
+            <w:tcMar>
+              <w:top w:type="dxa" w:w="80"/>
+              <w:left w:type="dxa" w:w="100"/>
+              <w:bottom w:type="dxa" w:w="80"/>
+              <w:right w:type="dxa" w:w="100"/>
+            </w:tcMar>
+            <w:vAlign w:val="center"/>
+          </w:tcPr>
+          <w:p>
+            <w:pPr>
+              <w:spacing w:after="40"/>
+            </w:pPr>
+            <w:r>
+              <w:rPr>
+                <w:b w:val="false"/>
+                <w:bCs w:val="false"/>
+                <w:color w:val="222222"/>
+                <w:sz w:val="19"/>
+                <w:szCs w:val="19"/>
+              </w:rPr>
+              <w:t xml:space="preserve">CI/CD build &amp; deploy to staging</w:t>
+            </w:r>
+          </w:p>
+        </w:tc>
+        <w:tc>
+          <w:tcPr>
+            <w:tcW w:type="dxa" w:w="3000"/>
+            <w:shd w:fill="F2F2F2" w:val="clear"/>
+            <w:tcMar>
+              <w:top w:type="dxa" w:w="80"/>
+              <w:left w:type="dxa" w:w="100"/>
+              <w:bottom w:type="dxa" w:w="80"/>
+              <w:right w:type="dxa" w:w="100"/>
+            </w:tcMar>
+            <w:vAlign w:val="center"/>
+          </w:tcPr>
+          <w:p>
+            <w:pPr>
+              <w:spacing w:after="40"/>
+            </w:pPr>
+            <w:r>
+              <w:rPr>
+                <w:b w:val="false"/>
+                <w:bCs w:val="false"/>
+                <w:color w:val="222222"/>
+                <w:sz w:val="19"/>
+                <w:szCs w:val="19"/>
+              </w:rPr>
+              <w:t xml:space="preserve">#7</w:t>
+            </w:r>
+          </w:p>
+        </w:tc>
+      </w:tr>
+      <w:tr>
+        <w:tc>
+          <w:tcPr>
+            <w:tcW w:type="dxa" w:w="6480"/>
+            <w:tcMar>
+              <w:top w:type="dxa" w:w="80"/>
+              <w:left w:type="dxa" w:w="100"/>
+              <w:bottom w:type="dxa" w:w="80"/>
+              <w:right w:type="dxa" w:w="100"/>
+            </w:tcMar>
+            <w:vAlign w:val="center"/>
+          </w:tcPr>
+          <w:p>
+            <w:pPr>
+              <w:spacing w:after="40"/>
+            </w:pPr>
+            <w:r>
+              <w:rPr>
+                <w:b w:val="false"/>
+                <w:bCs w:val="false"/>
+                <w:color w:val="222222"/>
+                <w:sz w:val="19"/>
+                <w:szCs w:val="19"/>
+              </w:rPr>
+              <w:t xml:space="preserve">Prepare and rehearse Sprint Review demo</w:t>
+            </w:r>
+          </w:p>
+        </w:tc>
+        <w:tc>
+          <w:tcPr>
+            <w:tcW w:type="dxa" w:w="3000"/>
+            <w:tcMar>
+              <w:top w:type="dxa" w:w="80"/>
+              <w:left w:type="dxa" w:w="100"/>
+              <w:bottom w:type="dxa" w:w="80"/>
+              <w:right w:type="dxa" w:w="100"/>
+            </w:tcMar>
+            <w:vAlign w:val="center"/>
+          </w:tcPr>
+          <w:p>
+            <w:pPr>
+              <w:spacing w:after="40"/>
+            </w:pPr>
+            <w:r>
+              <w:rPr>
+                <w:b w:val="false"/>
+                <w:bCs w:val="false"/>
+                <w:color w:val="222222"/>
+                <w:sz w:val="19"/>
+                <w:szCs w:val="19"/>
+              </w:rPr>
+              <w:t xml:space="preserve">#7</w:t>
+            </w:r>
+          </w:p>
+        </w:tc>
+      </w:tr>
+      <w:tr>
+        <w:tc>
+          <w:tcPr>
+            <w:tcW w:type="dxa" w:w="6480"/>
+            <w:shd w:fill="F2F2F2" w:val="clear"/>
+            <w:tcMar>
+              <w:top w:type="dxa" w:w="80"/>
+              <w:left w:type="dxa" w:w="100"/>
+              <w:bottom w:type="dxa" w:w="80"/>
+              <w:right w:type="dxa" w:w="100"/>
+            </w:tcMar>
+            <w:vAlign w:val="center"/>
+          </w:tcPr>
+          <w:p>
+            <w:pPr>
+              <w:spacing w:after="40"/>
+            </w:pPr>
+            <w:r>
+              <w:rPr>
+                <w:b w:val="false"/>
+                <w:bCs w:val="false"/>
+                <w:color w:val="222222"/>
+                <w:sz w:val="19"/>
+                <w:szCs w:val="19"/>
+              </w:rPr>
+              <w:t xml:space="preserve">Write weekly WPDS entry (progress, blockers, decisions)</w:t>
+            </w:r>
+          </w:p>
+        </w:tc>
+        <w:tc>
+          <w:tcPr>
+            <w:tcW w:type="dxa" w:w="3000"/>
+            <w:shd w:fill="F2F2F2" w:val="clear"/>
+            <w:tcMar>
+              <w:top w:type="dxa" w:w="80"/>
+              <w:left w:type="dxa" w:w="100"/>
+              <w:bottom w:type="dxa" w:w="80"/>
+              <w:right w:type="dxa" w:w="100"/>
+            </w:tcMar>
+            <w:vAlign w:val="center"/>
+          </w:tcPr>
+          <w:p>
+            <w:pPr>
+              <w:spacing w:after="40"/>
+            </w:pPr>
+            <w:r>
+              <w:rPr>
+                <w:b w:val="false"/>
+                <w:bCs w:val="false"/>
+                <w:color w:val="222222"/>
+                <w:sz w:val="19"/>
+                <w:szCs w:val="19"/>
+              </w:rPr>
+              <w:t xml:space="preserve">#1</w:t>
+            </w:r>
+          </w:p>
+        </w:tc>
+      </w:tr>
+      <w:tr>
+        <w:tc>
+          <w:tcPr>
+            <w:tcW w:type="dxa" w:w="6480"/>
+            <w:tcMar>
+              <w:top w:type="dxa" w:w="80"/>
+              <w:left w:type="dxa" w:w="100"/>
+              <w:bottom w:type="dxa" w:w="80"/>
+              <w:right w:type="dxa" w:w="100"/>
+            </w:tcMar>
+            <w:vAlign w:val="center"/>
+          </w:tcPr>
+          <w:p>
+            <w:pPr>
+              <w:spacing w:after="40"/>
+            </w:pPr>
+            <w:r>
+              <w:rPr>
+                <w:b w:val="false"/>
+                <w:bCs w:val="false"/>
+                <w:color w:val="222222"/>
+                <w:sz w:val="19"/>
+                <w:szCs w:val="19"/>
+              </w:rPr>
+              <w:t xml:space="preserve">Facilitate Daily Scrums across the week</w:t>
+            </w:r>
+          </w:p>
+        </w:tc>
+        <w:tc>
+          <w:tcPr>
+            <w:tcW w:type="dxa" w:w="3000"/>
+            <w:tcMar>
+              <w:top w:type="dxa" w:w="80"/>
+              <w:left w:type="dxa" w:w="100"/>
+              <w:bottom w:type="dxa" w:w="80"/>
+              <w:right w:type="dxa" w:w="100"/>
+            </w:tcMar>
+            <w:vAlign w:val="center"/>
+          </w:tcPr>
+          <w:p>
+            <w:pPr>
+              <w:spacing w:after="40"/>
+            </w:pPr>
+            <w:r>
+              <w:rPr>
+                <w:b w:val="false"/>
+                <w:bCs w:val="false"/>
+                <w:color w:val="222222"/>
+                <w:sz w:val="19"/>
+                <w:szCs w:val="19"/>
+              </w:rPr>
+              <w:t xml:space="preserve">#2</w:t>
+            </w:r>
+          </w:p>
+        </w:tc>
+      </w:tr>
+      <w:tr>
+        <w:tc>
+          <w:tcPr>
+            <w:tcW w:type="dxa" w:w="6480"/>
+            <w:shd w:fill="F2F2F2" w:val="clear"/>
+            <w:tcMar>
+              <w:top w:type="dxa" w:w="80"/>
+              <w:left w:type="dxa" w:w="100"/>
+              <w:bottom w:type="dxa" w:w="80"/>
+              <w:right w:type="dxa" w:w="100"/>
+            </w:tcMar>
+            <w:vAlign w:val="center"/>
+          </w:tcPr>
+          <w:p>
+            <w:pPr>
+              <w:spacing w:after="40"/>
+            </w:pPr>
+            <w:r>
+              <w:rPr>
+                <w:b w:val="false"/>
+                <w:bCs w:val="false"/>
+                <w:color w:val="222222"/>
+                <w:sz w:val="19"/>
+                <w:szCs w:val="19"/>
+              </w:rPr>
+              <w:t xml:space="preserve">Run Sprint Retrospective and log action items</w:t>
+            </w:r>
+          </w:p>
+        </w:tc>
+        <w:tc>
+          <w:tcPr>
+            <w:tcW w:type="dxa" w:w="3000"/>
+            <w:shd w:fill="F2F2F2" w:val="clear"/>
+            <w:tcMar>
+              <w:top w:type="dxa" w:w="80"/>
+              <w:left w:type="dxa" w:w="100"/>
+              <w:bottom w:type="dxa" w:w="80"/>
+              <w:right w:type="dxa" w:w="100"/>
+            </w:tcMar>
+            <w:vAlign w:val="center"/>
+          </w:tcPr>
+          <w:p>
+            <w:pPr>
+              <w:spacing w:after="40"/>
+            </w:pPr>
+            <w:r>
+              <w:rPr>
+                <w:b w:val="false"/>
+                <w:bCs w:val="false"/>
+                <w:color w:val="222222"/>
+                <w:sz w:val="19"/>
+                <w:szCs w:val="19"/>
+              </w:rPr>
+              <w:t xml:space="preserve">#2 (facilitates), all attend</w:t>
+            </w:r>
+          </w:p>
+        </w:tc>
+      </w:tr>
+    </w:tbl>
+    <w:p>
+      <w:pPr>
+        <w:pStyle w:val="Heading3"/>
+        <w:spacing w:after="100" w:before="200"/>
+      </w:pPr>
+      <w:r>
+        <w:rPr>
+          <w:b/>
+          <w:bCs/>
+          <w:color w:val="1F3A5F"/>
+          <w:sz w:val="22"/>
+          <w:szCs w:val="22"/>
+        </w:rPr>
+        <w:t xml:space="preserve">Sprint-Specific Definition of Done</w:t>
+      </w:r>
+    </w:p>
+    <w:p>
+      <w:pPr>
+        <w:pStyle w:val="ListParagraph"/>
+        <w:numPr>
+          <w:ilvl w:val="0"/>
+          <w:numId w:val="1"/>
+        </w:numPr>
+        <w:spacing w:after="60"/>
+      </w:pPr>
+      <w:r>
+        <w:rPr>
+          <w:b w:val="false"/>
+          <w:bCs w:val="false"/>
+          <w:sz w:val="20"/>
+          <w:szCs w:val="20"/>
+        </w:rPr>
+        <w:t xml:space="preserve">Code merged to main branch and passes CI (build + lint + tests).</w:t>
+      </w:r>
+    </w:p>
+    <w:p>
+      <w:pPr>
+        <w:pStyle w:val="ListParagraph"/>
+        <w:numPr>
+          <w:ilvl w:val="0"/>
+          <w:numId w:val="1"/>
+        </w:numPr>
+        <w:spacing w:after="60"/>
+      </w:pPr>
+      <w:r>
+        <w:rPr>
+          <w:b w:val="false"/>
+          <w:bCs w:val="false"/>
+          <w:sz w:val="20"/>
+          <w:szCs w:val="20"/>
+        </w:rPr>
+        <w:t xml:space="preserve">All acceptance criteria for every committed story verified manually or via automated test.</w:t>
+      </w:r>
+    </w:p>
+    <w:p>
+      <w:pPr>
+        <w:pStyle w:val="ListParagraph"/>
+        <w:numPr>
+          <w:ilvl w:val="0"/>
+          <w:numId w:val="1"/>
+        </w:numPr>
+        <w:spacing w:after="60"/>
+      </w:pPr>
+      <w:r>
+        <w:rPr>
+          <w:b w:val="false"/>
+          <w:bCs w:val="false"/>
+          <w:sz w:val="20"/>
+          <w:szCs w:val="20"/>
+        </w:rPr>
+        <w:t xml:space="preserve">UI reviewed for the relevant stakeholder role(s) and is responsive/usable.</w:t>
+      </w:r>
+    </w:p>
+    <w:p>
+      <w:pPr>
+        <w:pStyle w:val="ListParagraph"/>
+        <w:numPr>
+          <w:ilvl w:val="0"/>
+          <w:numId w:val="1"/>
+        </w:numPr>
+        <w:spacing w:after="60"/>
+      </w:pPr>
+      <w:r>
+        <w:rPr>
+          <w:b w:val="false"/>
+          <w:bCs w:val="false"/>
+          <w:sz w:val="20"/>
+          <w:szCs w:val="20"/>
+        </w:rPr>
+        <w:t xml:space="preserve">No known critical or blocking defects remain open.</w:t>
+      </w:r>
+    </w:p>
+    <w:p>
+      <w:pPr>
+        <w:pStyle w:val="ListParagraph"/>
+        <w:numPr>
+          <w:ilvl w:val="0"/>
+          <w:numId w:val="1"/>
+        </w:numPr>
+        <w:spacing w:after="60"/>
+      </w:pPr>
+      <w:r>
+        <w:rPr>
+          <w:b w:val="false"/>
+          <w:bCs w:val="false"/>
+          <w:sz w:val="20"/>
+          <w:szCs w:val="20"/>
+        </w:rPr>
+        <w:t xml:space="preserve">Feature deployed to the staging environment and demoed at Sprint Review.</w:t>
+      </w:r>
+    </w:p>
+    <w:p>
+      <w:pPr>
+        <w:pStyle w:val="ListParagraph"/>
+        <w:numPr>
+          <w:ilvl w:val="0"/>
+          <w:numId w:val="1"/>
+        </w:numPr>
+        <w:spacing w:after="60"/>
+      </w:pPr>
+      <w:r>
+        <w:rPr>
+          <w:b w:val="false"/>
+          <w:bCs w:val="false"/>
+          <w:sz w:val="20"/>
+          <w:szCs w:val="20"/>
+        </w:rPr>
+        <w:t xml:space="preserve">WPDS entry for the week completed and story statuses updated on the board.</w:t>
+      </w:r>
+    </w:p>
+    <w:p>
+      <w:pPr>
+        <w:pStyle w:val="Heading3"/>
+        <w:spacing w:after="100" w:before="200"/>
+      </w:pPr>
+      <w:r>
+        <w:rPr>
+          <w:b/>
+          <w:bCs/>
+          <w:color w:val="1F3A5F"/>
+          <w:sz w:val="22"/>
+          <w:szCs w:val="22"/>
+        </w:rPr>
+        <w:t xml:space="preserve">Capacity Note</w:t>
+      </w:r>
+    </w:p>
+    <w:p>
+      <w:pPr>
+        <w:spacing w:after="120"/>
+      </w:pPr>
+      <w:r>
+        <w:rPr>
+          <w:b w:val="false"/>
+          <w:bCs w:val="false"/>
+          <w:i w:val="false"/>
+          <w:iCs w:val="false"/>
+          <w:color w:val="222222"/>
+          <w:sz w:val="21"/>
+          <w:szCs w:val="21"/>
+        </w:rPr>
+        <w:t xml:space="preserve">Team capacity: 7 members. Committed points (30) reflect one module's stories, sized against the team's demonstrated velocity from prior sprints (see Velocity &amp; Burndown Framework). If the Daily Scrum surfaces a blocker that puts the sprint goal at risk, the Scrum Master (#2) raises it immediately and, if needed, the Product Owner (#1) re-scopes lower-priority stories out of the sprint rather than compromising the Definition of Done.</w:t>
+      </w:r>
+    </w:p>
+    <w:p/>
+    <w:p>
+      <w:pPr>
+        <w:pageBreakBefore/>
+      </w:pPr>
+    </w:p>
+    <w:p>
+      <w:pPr>
+        <w:pStyle w:val="Heading1"/>
+        <w:pBdr>
+          <w:bottom w:val="single" w:color="1F3A5F" w:sz="8" w:space="4"/>
+        </w:pBdr>
+        <w:spacing w:after="200" w:before="400"/>
+      </w:pPr>
+      <w:r>
+        <w:rPr>
+          <w:b/>
+          <w:bCs/>
+          <w:color w:val="13253D"/>
+          <w:sz w:val="30"/>
+          <w:szCs w:val="30"/>
+        </w:rPr>
+        <w:t xml:space="preserve">Sprint 12 Backlog — Staff Accounts &amp; Hierarchy</w:t>
+      </w:r>
+    </w:p>
+    <w:p>
+      <w:pPr>
+        <w:spacing w:after="120"/>
+      </w:pPr>
+      <w:r>
+        <w:rPr>
+          <w:b w:val="false"/>
+          <w:bCs w:val="false"/>
+          <w:i w:val="false"/>
+          <w:iCs w:val="false"/>
+          <w:color w:val="222222"/>
+          <w:sz w:val="21"/>
+          <w:szCs w:val="21"/>
+        </w:rPr>
+        <w:t xml:space="preserve">Sprint Goal: Give every staff member an account page, and let seniors manage the accounts below them, never above.</w:t>
+      </w:r>
+    </w:p>
+    <w:p>
+      <w:pPr>
+        <w:spacing w:after="120"/>
+      </w:pPr>
+      <w:r>
+        <w:rPr>
+          <w:b w:val="false"/>
+          <w:bCs w:val="false"/>
+          <w:i w:val="false"/>
+          <w:iCs w:val="false"/>
+          <w:color w:val="222222"/>
+          <w:sz w:val="21"/>
+          <w:szCs w:val="21"/>
+        </w:rPr>
+        <w:t xml:space="preserve">Status: Delivered</w:t>
+      </w:r>
+    </w:p>
+    <w:p>
+      <w:pPr>
+        <w:spacing w:after="120"/>
+      </w:pPr>
+      <w:r>
+        <w:rPr>
+          <w:b w:val="false"/>
+          <w:bCs w:val="false"/>
+          <w:i/>
+          <w:iCs/>
+          <w:color w:val="222222"/>
+          <w:sz w:val="21"/>
+          <w:szCs w:val="21"/>
+        </w:rPr>
+        <w:t xml:space="preserve">Sprint Duration: 1 week (Week 12)  |  Module Lead: #5  |  Priority: Must  |  Committed Points: 23</w:t>
+      </w:r>
+    </w:p>
+    <w:p>
+      <w:pPr>
+        <w:pStyle w:val="Heading3"/>
+        <w:spacing w:after="100" w:before="200"/>
+      </w:pPr>
+      <w:r>
+        <w:rPr>
+          <w:b/>
+          <w:bCs/>
+          <w:color w:val="1F3A5F"/>
+          <w:sz w:val="22"/>
+          <w:szCs w:val="22"/>
+        </w:rPr>
+        <w:t xml:space="preserve">Committed User Stories (pulled from Product Backlog)</w:t>
+      </w:r>
+    </w:p>
+    <w:tbl>
+      <w:tblPr>
+        <w:tblW w:type="dxa" w:w="9480"/>
+        <w:tblBorders>
+          <w:top w:val="single" w:color="auto" w:sz="4"/>
+          <w:left w:val="single" w:color="auto" w:sz="4"/>
+          <w:bottom w:val="single" w:color="auto" w:sz="4"/>
+          <w:right w:val="single" w:color="auto" w:sz="4"/>
+          <w:insideH w:val="single" w:color="auto" w:sz="4"/>
+          <w:insideV w:val="single" w:color="auto" w:sz="4"/>
+        </w:tblBorders>
+      </w:tblPr>
+      <w:tblGrid>
+        <w:gridCol w:w="900"/>
+        <w:gridCol w:w="7680"/>
+        <w:gridCol w:w="900"/>
+      </w:tblGrid>
+      <w:tr>
+        <w:trPr>
+          <w:tblHeader/>
+        </w:trPr>
+        <w:tc>
+          <w:tcPr>
+            <w:tcW w:type="dxa" w:w="900"/>
+            <w:shd w:fill="1F3A5F" w:val="clear"/>
+            <w:tcMar>
+              <w:top w:type="dxa" w:w="80"/>
+              <w:left w:type="dxa" w:w="100"/>
+              <w:bottom w:type="dxa" w:w="80"/>
+              <w:right w:type="dxa" w:w="100"/>
+            </w:tcMar>
+          </w:tcPr>
+          <w:p>
+            <w:pPr>
+              <w:spacing w:after="40"/>
+            </w:pPr>
+            <w:r>
+              <w:rPr>
+                <w:b/>
+                <w:bCs/>
+                <w:color w:val="FFFFFF"/>
+                <w:sz w:val="19"/>
+                <w:szCs w:val="19"/>
+              </w:rPr>
+              <w:t xml:space="preserve">ID</w:t>
+            </w:r>
+          </w:p>
+        </w:tc>
+        <w:tc>
+          <w:tcPr>
+            <w:tcW w:type="dxa" w:w="7680"/>
+            <w:shd w:fill="1F3A5F" w:val="clear"/>
+            <w:tcMar>
+              <w:top w:type="dxa" w:w="80"/>
+              <w:left w:type="dxa" w:w="100"/>
+              <w:bottom w:type="dxa" w:w="80"/>
+              <w:right w:type="dxa" w:w="100"/>
+            </w:tcMar>
+          </w:tcPr>
+          <w:p>
+            <w:pPr>
+              <w:spacing w:after="40"/>
+            </w:pPr>
+            <w:r>
+              <w:rPr>
+                <w:b/>
+                <w:bCs/>
+                <w:color w:val="FFFFFF"/>
+                <w:sz w:val="19"/>
+                <w:szCs w:val="19"/>
+              </w:rPr>
+              <w:t xml:space="preserve">Story</w:t>
+            </w:r>
+          </w:p>
+        </w:tc>
+        <w:tc>
+          <w:tcPr>
+            <w:tcW w:type="dxa" w:w="900"/>
+            <w:shd w:fill="1F3A5F" w:val="clear"/>
+            <w:tcMar>
+              <w:top w:type="dxa" w:w="80"/>
+              <w:left w:type="dxa" w:w="100"/>
+              <w:bottom w:type="dxa" w:w="80"/>
+              <w:right w:type="dxa" w:w="100"/>
+            </w:tcMar>
+          </w:tcPr>
+          <w:p>
+            <w:pPr>
+              <w:spacing w:after="40"/>
+            </w:pPr>
+            <w:r>
+              <w:rPr>
+                <w:b/>
+                <w:bCs/>
+                <w:color w:val="FFFFFF"/>
+                <w:sz w:val="19"/>
+                <w:szCs w:val="19"/>
+              </w:rPr>
+              <w:t xml:space="preserve">Pts</w:t>
+            </w:r>
+          </w:p>
+        </w:tc>
+      </w:tr>
+      <w:tr>
+        <w:tc>
+          <w:tcPr>
+            <w:tcW w:type="dxa" w:w="900"/>
+            <w:tcMar>
+              <w:top w:type="dxa" w:w="80"/>
+              <w:left w:type="dxa" w:w="100"/>
+              <w:bottom w:type="dxa" w:w="80"/>
+              <w:right w:type="dxa" w:w="100"/>
+            </w:tcMar>
+            <w:vAlign w:val="center"/>
+          </w:tcPr>
+          <w:p>
+            <w:pPr>
+              <w:spacing w:after="40"/>
+            </w:pPr>
+            <w:r>
+              <w:rPr>
+                <w:b/>
+                <w:bCs/>
+                <w:color w:val="222222"/>
+                <w:sz w:val="19"/>
+                <w:szCs w:val="19"/>
+              </w:rPr>
+              <w:t xml:space="preserve">US12.1</w:t>
+            </w:r>
+          </w:p>
+        </w:tc>
+        <w:tc>
+          <w:tcPr>
+            <w:tcW w:type="dxa" w:w="7680"/>
+            <w:tcMar>
+              <w:top w:type="dxa" w:w="80"/>
+              <w:left w:type="dxa" w:w="100"/>
+              <w:bottom w:type="dxa" w:w="80"/>
+              <w:right w:type="dxa" w:w="100"/>
+            </w:tcMar>
+            <w:vAlign w:val="center"/>
+          </w:tcPr>
+          <w:p>
+            <w:r>
+              <w:rPr>
+                <w:sz w:val="19"/>
+                <w:szCs w:val="19"/>
+              </w:rPr>
+              <w:t xml:space="preserve">As a staff member, I want a My account page showing my role and what it lets me do, so that I know my permissions.</w:t>
+            </w:r>
+          </w:p>
+        </w:tc>
+        <w:tc>
+          <w:tcPr>
+            <w:tcW w:type="dxa" w:w="900"/>
+            <w:tcMar>
+              <w:top w:type="dxa" w:w="80"/>
+              <w:left w:type="dxa" w:w="100"/>
+              <w:bottom w:type="dxa" w:w="80"/>
+              <w:right w:type="dxa" w:w="100"/>
+            </w:tcMar>
+            <w:vAlign w:val="center"/>
+          </w:tcPr>
+          <w:p>
+            <w:pPr>
+              <w:spacing w:after="40"/>
+            </w:pPr>
+            <w:r>
+              <w:rPr>
+                <w:b/>
+                <w:bCs/>
+                <w:color w:val="222222"/>
+                <w:sz w:val="19"/>
+                <w:szCs w:val="19"/>
+              </w:rPr>
+              <w:t xml:space="preserve">3</w:t>
+            </w:r>
+          </w:p>
+        </w:tc>
+      </w:tr>
+      <w:tr>
+        <w:tc>
+          <w:tcPr>
+            <w:tcW w:type="dxa" w:w="900"/>
+            <w:shd w:fill="F2F2F2" w:val="clear"/>
+            <w:tcMar>
+              <w:top w:type="dxa" w:w="80"/>
+              <w:left w:type="dxa" w:w="100"/>
+              <w:bottom w:type="dxa" w:w="80"/>
+              <w:right w:type="dxa" w:w="100"/>
+            </w:tcMar>
+            <w:vAlign w:val="center"/>
+          </w:tcPr>
+          <w:p>
+            <w:pPr>
+              <w:spacing w:after="40"/>
+            </w:pPr>
+            <w:r>
+              <w:rPr>
+                <w:b/>
+                <w:bCs/>
+                <w:color w:val="222222"/>
+                <w:sz w:val="19"/>
+                <w:szCs w:val="19"/>
+              </w:rPr>
+              <w:t xml:space="preserve">US12.2</w:t>
+            </w:r>
+          </w:p>
+        </w:tc>
+        <w:tc>
+          <w:tcPr>
+            <w:tcW w:type="dxa" w:w="7680"/>
+            <w:shd w:fill="F2F2F2" w:val="clear"/>
+            <w:tcMar>
+              <w:top w:type="dxa" w:w="80"/>
+              <w:left w:type="dxa" w:w="100"/>
+              <w:bottom w:type="dxa" w:w="80"/>
+              <w:right w:type="dxa" w:w="100"/>
+            </w:tcMar>
+            <w:vAlign w:val="center"/>
+          </w:tcPr>
+          <w:p>
+            <w:r>
+              <w:rPr>
+                <w:sz w:val="19"/>
+                <w:szCs w:val="19"/>
+              </w:rPr>
+              <w:t xml:space="preserve">As a staff member, I want to edit my own name, email and phone, so that my details stay current.</w:t>
+            </w:r>
+          </w:p>
+        </w:tc>
+        <w:tc>
+          <w:tcPr>
+            <w:tcW w:type="dxa" w:w="900"/>
+            <w:shd w:fill="F2F2F2" w:val="clear"/>
+            <w:tcMar>
+              <w:top w:type="dxa" w:w="80"/>
+              <w:left w:type="dxa" w:w="100"/>
+              <w:bottom w:type="dxa" w:w="80"/>
+              <w:right w:type="dxa" w:w="100"/>
+            </w:tcMar>
+            <w:vAlign w:val="center"/>
+          </w:tcPr>
+          <w:p>
+            <w:pPr>
+              <w:spacing w:after="40"/>
+            </w:pPr>
+            <w:r>
+              <w:rPr>
+                <w:b/>
+                <w:bCs/>
+                <w:color w:val="222222"/>
+                <w:sz w:val="19"/>
+                <w:szCs w:val="19"/>
+              </w:rPr>
+              <w:t xml:space="preserve">3</w:t>
+            </w:r>
+          </w:p>
+        </w:tc>
+      </w:tr>
+      <w:tr>
+        <w:tc>
+          <w:tcPr>
+            <w:tcW w:type="dxa" w:w="900"/>
+            <w:tcMar>
+              <w:top w:type="dxa" w:w="80"/>
+              <w:left w:type="dxa" w:w="100"/>
+              <w:bottom w:type="dxa" w:w="80"/>
+              <w:right w:type="dxa" w:w="100"/>
+            </w:tcMar>
+            <w:vAlign w:val="center"/>
+          </w:tcPr>
+          <w:p>
+            <w:pPr>
+              <w:spacing w:after="40"/>
+            </w:pPr>
+            <w:r>
+              <w:rPr>
+                <w:b/>
+                <w:bCs/>
+                <w:color w:val="222222"/>
+                <w:sz w:val="19"/>
+                <w:szCs w:val="19"/>
+              </w:rPr>
+              <w:t xml:space="preserve">US12.3</w:t>
+            </w:r>
+          </w:p>
+        </w:tc>
+        <w:tc>
+          <w:tcPr>
+            <w:tcW w:type="dxa" w:w="7680"/>
+            <w:tcMar>
+              <w:top w:type="dxa" w:w="80"/>
+              <w:left w:type="dxa" w:w="100"/>
+              <w:bottom w:type="dxa" w:w="80"/>
+              <w:right w:type="dxa" w:w="100"/>
+            </w:tcMar>
+            <w:vAlign w:val="center"/>
+          </w:tcPr>
+          <w:p>
+            <w:r>
+              <w:rPr>
+                <w:sz w:val="19"/>
+                <w:szCs w:val="19"/>
+              </w:rPr>
+              <w:t xml:space="preserve">As a staff member, I want to change my password, so that only I can use my account.</w:t>
+            </w:r>
+          </w:p>
+        </w:tc>
+        <w:tc>
+          <w:tcPr>
+            <w:tcW w:type="dxa" w:w="900"/>
+            <w:tcMar>
+              <w:top w:type="dxa" w:w="80"/>
+              <w:left w:type="dxa" w:w="100"/>
+              <w:bottom w:type="dxa" w:w="80"/>
+              <w:right w:type="dxa" w:w="100"/>
+            </w:tcMar>
+            <w:vAlign w:val="center"/>
+          </w:tcPr>
+          <w:p>
+            <w:pPr>
+              <w:spacing w:after="40"/>
+            </w:pPr>
+            <w:r>
+              <w:rPr>
+                <w:b/>
+                <w:bCs/>
+                <w:color w:val="222222"/>
+                <w:sz w:val="19"/>
+                <w:szCs w:val="19"/>
+              </w:rPr>
+              <w:t xml:space="preserve">5</w:t>
+            </w:r>
+          </w:p>
+        </w:tc>
+      </w:tr>
+      <w:tr>
+        <w:tc>
+          <w:tcPr>
+            <w:tcW w:type="dxa" w:w="900"/>
+            <w:shd w:fill="F2F2F2" w:val="clear"/>
+            <w:tcMar>
+              <w:top w:type="dxa" w:w="80"/>
+              <w:left w:type="dxa" w:w="100"/>
+              <w:bottom w:type="dxa" w:w="80"/>
+              <w:right w:type="dxa" w:w="100"/>
+            </w:tcMar>
+            <w:vAlign w:val="center"/>
+          </w:tcPr>
+          <w:p>
+            <w:pPr>
+              <w:spacing w:after="40"/>
+            </w:pPr>
+            <w:r>
+              <w:rPr>
+                <w:b/>
+                <w:bCs/>
+                <w:color w:val="222222"/>
+                <w:sz w:val="19"/>
+                <w:szCs w:val="19"/>
+              </w:rPr>
+              <w:t xml:space="preserve">US12.4</w:t>
+            </w:r>
+          </w:p>
+        </w:tc>
+        <w:tc>
+          <w:tcPr>
+            <w:tcW w:type="dxa" w:w="7680"/>
+            <w:shd w:fill="F2F2F2" w:val="clear"/>
+            <w:tcMar>
+              <w:top w:type="dxa" w:w="80"/>
+              <w:left w:type="dxa" w:w="100"/>
+              <w:bottom w:type="dxa" w:w="80"/>
+              <w:right w:type="dxa" w:w="100"/>
+            </w:tcMar>
+            <w:vAlign w:val="center"/>
+          </w:tcPr>
+          <w:p>
+            <w:r>
+              <w:rPr>
+                <w:sz w:val="19"/>
+                <w:szCs w:val="19"/>
+              </w:rPr>
+              <w:t xml:space="preserve">As a Manager or Admin, I want to edit details and reset passwords for staff below my rank, so that I can help my team without seeing their passwords.</w:t>
+            </w:r>
+          </w:p>
+        </w:tc>
+        <w:tc>
+          <w:tcPr>
+            <w:tcW w:type="dxa" w:w="900"/>
+            <w:shd w:fill="F2F2F2" w:val="clear"/>
+            <w:tcMar>
+              <w:top w:type="dxa" w:w="80"/>
+              <w:left w:type="dxa" w:w="100"/>
+              <w:bottom w:type="dxa" w:w="80"/>
+              <w:right w:type="dxa" w:w="100"/>
+            </w:tcMar>
+            <w:vAlign w:val="center"/>
+          </w:tcPr>
+          <w:p>
+            <w:pPr>
+              <w:spacing w:after="40"/>
+            </w:pPr>
+            <w:r>
+              <w:rPr>
+                <w:b/>
+                <w:bCs/>
+                <w:color w:val="222222"/>
+                <w:sz w:val="19"/>
+                <w:szCs w:val="19"/>
+              </w:rPr>
+              <w:t xml:space="preserve">5</w:t>
+            </w:r>
+          </w:p>
+        </w:tc>
+      </w:tr>
+      <w:tr>
+        <w:tc>
+          <w:tcPr>
+            <w:tcW w:type="dxa" w:w="900"/>
+            <w:tcMar>
+              <w:top w:type="dxa" w:w="80"/>
+              <w:left w:type="dxa" w:w="100"/>
+              <w:bottom w:type="dxa" w:w="80"/>
+              <w:right w:type="dxa" w:w="100"/>
+            </w:tcMar>
+            <w:vAlign w:val="center"/>
+          </w:tcPr>
+          <w:p>
+            <w:pPr>
+              <w:spacing w:after="40"/>
+            </w:pPr>
+            <w:r>
+              <w:rPr>
+                <w:b/>
+                <w:bCs/>
+                <w:color w:val="222222"/>
+                <w:sz w:val="19"/>
+                <w:szCs w:val="19"/>
+              </w:rPr>
+              <w:t xml:space="preserve">US12.5</w:t>
+            </w:r>
+          </w:p>
+        </w:tc>
+        <w:tc>
+          <w:tcPr>
+            <w:tcW w:type="dxa" w:w="7680"/>
+            <w:tcMar>
+              <w:top w:type="dxa" w:w="80"/>
+              <w:left w:type="dxa" w:w="100"/>
+              <w:bottom w:type="dxa" w:w="80"/>
+              <w:right w:type="dxa" w:w="100"/>
+            </w:tcMar>
+            <w:vAlign w:val="center"/>
+          </w:tcPr>
+          <w:p>
+            <w:r>
+              <w:rPr>
+                <w:sz w:val="19"/>
+                <w:szCs w:val="19"/>
+              </w:rPr>
+              <w:t xml:space="preserve">As an Admin, I want nobody to manage an account at or above their own rank, so that seniors cannot be locked out by juniors or peers.</w:t>
+            </w:r>
+          </w:p>
+        </w:tc>
+        <w:tc>
+          <w:tcPr>
+            <w:tcW w:type="dxa" w:w="900"/>
+            <w:tcMar>
+              <w:top w:type="dxa" w:w="80"/>
+              <w:left w:type="dxa" w:w="100"/>
+              <w:bottom w:type="dxa" w:w="80"/>
+              <w:right w:type="dxa" w:w="100"/>
+            </w:tcMar>
+            <w:vAlign w:val="center"/>
+          </w:tcPr>
+          <w:p>
+            <w:pPr>
+              <w:spacing w:after="40"/>
+            </w:pPr>
+            <w:r>
+              <w:rPr>
+                <w:b/>
+                <w:bCs/>
+                <w:color w:val="222222"/>
+                <w:sz w:val="19"/>
+                <w:szCs w:val="19"/>
+              </w:rPr>
+              <w:t xml:space="preserve">5</w:t>
+            </w:r>
+          </w:p>
+        </w:tc>
+      </w:tr>
+      <w:tr>
+        <w:tc>
+          <w:tcPr>
+            <w:tcW w:type="dxa" w:w="900"/>
+            <w:shd w:fill="F2F2F2" w:val="clear"/>
+            <w:tcMar>
+              <w:top w:type="dxa" w:w="80"/>
+              <w:left w:type="dxa" w:w="100"/>
+              <w:bottom w:type="dxa" w:w="80"/>
+              <w:right w:type="dxa" w:w="100"/>
+            </w:tcMar>
+            <w:vAlign w:val="center"/>
+          </w:tcPr>
+          <w:p>
+            <w:pPr>
+              <w:spacing w:after="40"/>
+            </w:pPr>
+            <w:r>
+              <w:rPr>
+                <w:b/>
+                <w:bCs/>
+                <w:color w:val="222222"/>
+                <w:sz w:val="19"/>
+                <w:szCs w:val="19"/>
+              </w:rPr>
+              <w:t xml:space="preserve">US12.6</w:t>
+            </w:r>
+          </w:p>
+        </w:tc>
+        <w:tc>
+          <w:tcPr>
+            <w:tcW w:type="dxa" w:w="7680"/>
+            <w:shd w:fill="F2F2F2" w:val="clear"/>
+            <w:tcMar>
+              <w:top w:type="dxa" w:w="80"/>
+              <w:left w:type="dxa" w:w="100"/>
+              <w:bottom w:type="dxa" w:w="80"/>
+              <w:right w:type="dxa" w:w="100"/>
+            </w:tcMar>
+            <w:vAlign w:val="center"/>
+          </w:tcPr>
+          <w:p>
+            <w:r>
+              <w:rPr>
+                <w:sz w:val="19"/>
+                <w:szCs w:val="19"/>
+              </w:rPr>
+              <w:t xml:space="preserve">As an Admin, I want new hires and reset accounts flagged until they set their own password, so that temporary passwords do not linger.</w:t>
+            </w:r>
+          </w:p>
+        </w:tc>
+        <w:tc>
+          <w:tcPr>
+            <w:tcW w:type="dxa" w:w="900"/>
+            <w:shd w:fill="F2F2F2" w:val="clear"/>
+            <w:tcMar>
+              <w:top w:type="dxa" w:w="80"/>
+              <w:left w:type="dxa" w:w="100"/>
+              <w:bottom w:type="dxa" w:w="80"/>
+              <w:right w:type="dxa" w:w="100"/>
+            </w:tcMar>
+            <w:vAlign w:val="center"/>
+          </w:tcPr>
+          <w:p>
+            <w:pPr>
+              <w:spacing w:after="40"/>
+            </w:pPr>
+            <w:r>
+              <w:rPr>
+                <w:b/>
+                <w:bCs/>
+                <w:color w:val="222222"/>
+                <w:sz w:val="19"/>
+                <w:szCs w:val="19"/>
+              </w:rPr>
+              <w:t xml:space="preserve">2</w:t>
+            </w:r>
+          </w:p>
+        </w:tc>
+      </w:tr>
+    </w:tbl>
+    <w:p>
+      <w:pPr>
+        <w:pStyle w:val="Heading3"/>
+        <w:spacing w:after="100" w:before="200"/>
+      </w:pPr>
+      <w:r>
+        <w:rPr>
+          <w:b/>
+          <w:bCs/>
+          <w:color w:val="1F3A5F"/>
+          <w:sz w:val="22"/>
+          <w:szCs w:val="22"/>
+        </w:rPr>
+        <w:t xml:space="preserve">Sprint Tasks &amp; Ownership</w:t>
+      </w:r>
+    </w:p>
+    <w:tbl>
+      <w:tblPr>
+        <w:tblW w:type="dxa" w:w="9480"/>
+        <w:tblBorders>
+          <w:top w:val="single" w:color="auto" w:sz="4"/>
+          <w:left w:val="single" w:color="auto" w:sz="4"/>
+          <w:bottom w:val="single" w:color="auto" w:sz="4"/>
+          <w:right w:val="single" w:color="auto" w:sz="4"/>
+          <w:insideH w:val="single" w:color="auto" w:sz="4"/>
+          <w:insideV w:val="single" w:color="auto" w:sz="4"/>
+        </w:tblBorders>
+      </w:tblPr>
+      <w:tblGrid>
+        <w:gridCol w:w="6480"/>
+        <w:gridCol w:w="3000"/>
+      </w:tblGrid>
+      <w:tr>
+        <w:trPr>
+          <w:tblHeader/>
+        </w:trPr>
+        <w:tc>
+          <w:tcPr>
+            <w:tcW w:type="dxa" w:w="6480"/>
+            <w:shd w:fill="1F3A5F" w:val="clear"/>
+            <w:tcMar>
+              <w:top w:type="dxa" w:w="80"/>
+              <w:left w:type="dxa" w:w="100"/>
+              <w:bottom w:type="dxa" w:w="80"/>
+              <w:right w:type="dxa" w:w="100"/>
+            </w:tcMar>
+          </w:tcPr>
+          <w:p>
+            <w:pPr>
+              <w:spacing w:after="40"/>
+            </w:pPr>
+            <w:r>
+              <w:rPr>
+                <w:b/>
+                <w:bCs/>
+                <w:color w:val="FFFFFF"/>
+                <w:sz w:val="19"/>
+                <w:szCs w:val="19"/>
+              </w:rPr>
+              <w:t xml:space="preserve">Task</w:t>
+            </w:r>
+          </w:p>
+        </w:tc>
+        <w:tc>
+          <w:tcPr>
+            <w:tcW w:type="dxa" w:w="3000"/>
+            <w:shd w:fill="1F3A5F" w:val="clear"/>
+            <w:tcMar>
+              <w:top w:type="dxa" w:w="80"/>
+              <w:left w:type="dxa" w:w="100"/>
+              <w:bottom w:type="dxa" w:w="80"/>
+              <w:right w:type="dxa" w:w="100"/>
+            </w:tcMar>
+          </w:tcPr>
+          <w:p>
+            <w:pPr>
+              <w:spacing w:after="40"/>
+            </w:pPr>
+            <w:r>
+              <w:rPr>
+                <w:b/>
+                <w:bCs/>
+                <w:color w:val="FFFFFF"/>
+                <w:sz w:val="19"/>
+                <w:szCs w:val="19"/>
+              </w:rPr>
+              <w:t xml:space="preserve">Owner(s)</w:t>
+            </w:r>
+          </w:p>
+        </w:tc>
+      </w:tr>
+      <w:tr>
+        <w:tc>
+          <w:tcPr>
+            <w:tcW w:type="dxa" w:w="6480"/>
+            <w:tcMar>
+              <w:top w:type="dxa" w:w="80"/>
+              <w:left w:type="dxa" w:w="100"/>
+              <w:bottom w:type="dxa" w:w="80"/>
+              <w:right w:type="dxa" w:w="100"/>
+            </w:tcMar>
+            <w:vAlign w:val="center"/>
+          </w:tcPr>
+          <w:p>
+            <w:pPr>
+              <w:spacing w:after="40"/>
+            </w:pPr>
+            <w:r>
+              <w:rPr>
+                <w:b w:val="false"/>
+                <w:bCs w:val="false"/>
+                <w:color w:val="222222"/>
+                <w:sz w:val="19"/>
+                <w:szCs w:val="19"/>
+              </w:rPr>
+              <w:t xml:space="preserve">Sprint Planning: break committed stories into tasks, confirm estimates</w:t>
+            </w:r>
+          </w:p>
+        </w:tc>
+        <w:tc>
+          <w:tcPr>
+            <w:tcW w:type="dxa" w:w="3000"/>
+            <w:tcMar>
+              <w:top w:type="dxa" w:w="80"/>
+              <w:left w:type="dxa" w:w="100"/>
+              <w:bottom w:type="dxa" w:w="80"/>
+              <w:right w:type="dxa" w:w="100"/>
+            </w:tcMar>
+            <w:vAlign w:val="center"/>
+          </w:tcPr>
+          <w:p>
+            <w:pPr>
+              <w:spacing w:after="40"/>
+            </w:pPr>
+            <w:r>
+              <w:rPr>
+                <w:b w:val="false"/>
+                <w:bCs w:val="false"/>
+                <w:color w:val="222222"/>
+                <w:sz w:val="19"/>
+                <w:szCs w:val="19"/>
+              </w:rPr>
+              <w:t xml:space="preserve">#1 (PO) &amp; #2 (SM)</w:t>
+            </w:r>
+          </w:p>
+        </w:tc>
+      </w:tr>
+      <w:tr>
+        <w:tc>
+          <w:tcPr>
+            <w:tcW w:type="dxa" w:w="6480"/>
+            <w:shd w:fill="F2F2F2" w:val="clear"/>
+            <w:tcMar>
+              <w:top w:type="dxa" w:w="80"/>
+              <w:left w:type="dxa" w:w="100"/>
+              <w:bottom w:type="dxa" w:w="80"/>
+              <w:right w:type="dxa" w:w="100"/>
+            </w:tcMar>
+            <w:vAlign w:val="center"/>
+          </w:tcPr>
+          <w:p>
+            <w:pPr>
+              <w:spacing w:after="40"/>
+            </w:pPr>
+            <w:r>
+              <w:rPr>
+                <w:b w:val="false"/>
+                <w:bCs w:val="false"/>
+                <w:color w:val="222222"/>
+                <w:sz w:val="19"/>
+                <w:szCs w:val="19"/>
+              </w:rPr>
+              <w:t xml:space="preserve">Backend / API implementation for Staff Accounts &amp; Hierarchy</w:t>
+            </w:r>
+          </w:p>
+        </w:tc>
+        <w:tc>
+          <w:tcPr>
+            <w:tcW w:type="dxa" w:w="3000"/>
+            <w:shd w:fill="F2F2F2" w:val="clear"/>
+            <w:tcMar>
+              <w:top w:type="dxa" w:w="80"/>
+              <w:left w:type="dxa" w:w="100"/>
+              <w:bottom w:type="dxa" w:w="80"/>
+              <w:right w:type="dxa" w:w="100"/>
+            </w:tcMar>
+            <w:vAlign w:val="center"/>
+          </w:tcPr>
+          <w:p>
+            <w:pPr>
+              <w:spacing w:after="40"/>
+            </w:pPr>
+            <w:r>
+              <w:rPr>
+                <w:b w:val="false"/>
+                <w:bCs w:val="false"/>
+                <w:color w:val="222222"/>
+                <w:sz w:val="19"/>
+                <w:szCs w:val="19"/>
+              </w:rPr>
+              <w:t xml:space="preserve">#5 (Module Lead)</w:t>
+            </w:r>
+          </w:p>
+        </w:tc>
+      </w:tr>
+      <w:tr>
+        <w:tc>
+          <w:tcPr>
+            <w:tcW w:type="dxa" w:w="6480"/>
+            <w:tcMar>
+              <w:top w:type="dxa" w:w="80"/>
+              <w:left w:type="dxa" w:w="100"/>
+              <w:bottom w:type="dxa" w:w="80"/>
+              <w:right w:type="dxa" w:w="100"/>
+            </w:tcMar>
+            <w:vAlign w:val="center"/>
+          </w:tcPr>
+          <w:p>
+            <w:pPr>
+              <w:spacing w:after="40"/>
+            </w:pPr>
+            <w:r>
+              <w:rPr>
+                <w:b w:val="false"/>
+                <w:bCs w:val="false"/>
+                <w:color w:val="222222"/>
+                <w:sz w:val="19"/>
+                <w:szCs w:val="19"/>
+              </w:rPr>
+              <w:t xml:space="preserve">Frontend / UI implementation and styling</w:t>
+            </w:r>
+          </w:p>
+        </w:tc>
+        <w:tc>
+          <w:tcPr>
+            <w:tcW w:type="dxa" w:w="3000"/>
+            <w:tcMar>
+              <w:top w:type="dxa" w:w="80"/>
+              <w:left w:type="dxa" w:w="100"/>
+              <w:bottom w:type="dxa" w:w="80"/>
+              <w:right w:type="dxa" w:w="100"/>
+            </w:tcMar>
+            <w:vAlign w:val="center"/>
+          </w:tcPr>
+          <w:p>
+            <w:pPr>
+              <w:spacing w:after="40"/>
+            </w:pPr>
+            <w:r>
+              <w:rPr>
+                <w:b w:val="false"/>
+                <w:bCs w:val="false"/>
+                <w:color w:val="222222"/>
+                <w:sz w:val="19"/>
+                <w:szCs w:val="19"/>
+              </w:rPr>
+              <w:t xml:space="preserve">#6</w:t>
+            </w:r>
+          </w:p>
+        </w:tc>
+      </w:tr>
+      <w:tr>
+        <w:tc>
+          <w:tcPr>
+            <w:tcW w:type="dxa" w:w="6480"/>
+            <w:shd w:fill="F2F2F2" w:val="clear"/>
+            <w:tcMar>
+              <w:top w:type="dxa" w:w="80"/>
+              <w:left w:type="dxa" w:w="100"/>
+              <w:bottom w:type="dxa" w:w="80"/>
+              <w:right w:type="dxa" w:w="100"/>
+            </w:tcMar>
+            <w:vAlign w:val="center"/>
+          </w:tcPr>
+          <w:p>
+            <w:pPr>
+              <w:spacing w:after="40"/>
+            </w:pPr>
+            <w:r>
+              <w:rPr>
+                <w:b w:val="false"/>
+                <w:bCs w:val="false"/>
+                <w:color w:val="222222"/>
+                <w:sz w:val="19"/>
+                <w:szCs w:val="19"/>
+              </w:rPr>
+              <w:t xml:space="preserve">Integration with previously completed modules</w:t>
+            </w:r>
+          </w:p>
+        </w:tc>
+        <w:tc>
+          <w:tcPr>
+            <w:tcW w:type="dxa" w:w="3000"/>
+            <w:shd w:fill="F2F2F2" w:val="clear"/>
+            <w:tcMar>
+              <w:top w:type="dxa" w:w="80"/>
+              <w:left w:type="dxa" w:w="100"/>
+              <w:bottom w:type="dxa" w:w="80"/>
+              <w:right w:type="dxa" w:w="100"/>
+            </w:tcMar>
+            <w:vAlign w:val="center"/>
+          </w:tcPr>
+          <w:p>
+            <w:pPr>
+              <w:spacing w:after="40"/>
+            </w:pPr>
+            <w:r>
+              <w:rPr>
+                <w:b w:val="false"/>
+                <w:bCs w:val="false"/>
+                <w:color w:val="222222"/>
+                <w:sz w:val="19"/>
+                <w:szCs w:val="19"/>
+              </w:rPr>
+              <w:t xml:space="preserve">#5 &amp; #6</w:t>
+            </w:r>
+          </w:p>
+        </w:tc>
+      </w:tr>
+      <w:tr>
+        <w:tc>
+          <w:tcPr>
+            <w:tcW w:type="dxa" w:w="6480"/>
+            <w:tcMar>
+              <w:top w:type="dxa" w:w="80"/>
+              <w:left w:type="dxa" w:w="100"/>
+              <w:bottom w:type="dxa" w:w="80"/>
+              <w:right w:type="dxa" w:w="100"/>
+            </w:tcMar>
+            <w:vAlign w:val="center"/>
+          </w:tcPr>
+          <w:p>
+            <w:pPr>
+              <w:spacing w:after="40"/>
+            </w:pPr>
+            <w:r>
+              <w:rPr>
+                <w:b w:val="false"/>
+                <w:bCs w:val="false"/>
+                <w:color w:val="222222"/>
+                <w:sz w:val="19"/>
+                <w:szCs w:val="19"/>
+              </w:rPr>
+              <w:t xml:space="preserve">Unit tests, QA pass, and bug fixes</w:t>
+            </w:r>
+          </w:p>
+        </w:tc>
+        <w:tc>
+          <w:tcPr>
+            <w:tcW w:type="dxa" w:w="3000"/>
+            <w:tcMar>
+              <w:top w:type="dxa" w:w="80"/>
+              <w:left w:type="dxa" w:w="100"/>
+              <w:bottom w:type="dxa" w:w="80"/>
+              <w:right w:type="dxa" w:w="100"/>
+            </w:tcMar>
+            <w:vAlign w:val="center"/>
+          </w:tcPr>
+          <w:p>
+            <w:pPr>
+              <w:spacing w:after="40"/>
+            </w:pPr>
+            <w:r>
+              <w:rPr>
+                <w:b w:val="false"/>
+                <w:bCs w:val="false"/>
+                <w:color w:val="222222"/>
+                <w:sz w:val="19"/>
+                <w:szCs w:val="19"/>
+              </w:rPr>
+              <w:t xml:space="preserve">#7</w:t>
+            </w:r>
+          </w:p>
+        </w:tc>
+      </w:tr>
+      <w:tr>
+        <w:tc>
+          <w:tcPr>
+            <w:tcW w:type="dxa" w:w="6480"/>
+            <w:shd w:fill="F2F2F2" w:val="clear"/>
+            <w:tcMar>
+              <w:top w:type="dxa" w:w="80"/>
+              <w:left w:type="dxa" w:w="100"/>
+              <w:bottom w:type="dxa" w:w="80"/>
+              <w:right w:type="dxa" w:w="100"/>
+            </w:tcMar>
+            <w:vAlign w:val="center"/>
+          </w:tcPr>
+          <w:p>
+            <w:pPr>
+              <w:spacing w:after="40"/>
+            </w:pPr>
+            <w:r>
+              <w:rPr>
+                <w:b w:val="false"/>
+                <w:bCs w:val="false"/>
+                <w:color w:val="222222"/>
+                <w:sz w:val="19"/>
+                <w:szCs w:val="19"/>
+              </w:rPr>
+              <w:t xml:space="preserve">CI/CD build &amp; deploy to staging</w:t>
+            </w:r>
+          </w:p>
+        </w:tc>
+        <w:tc>
+          <w:tcPr>
+            <w:tcW w:type="dxa" w:w="3000"/>
+            <w:shd w:fill="F2F2F2" w:val="clear"/>
+            <w:tcMar>
+              <w:top w:type="dxa" w:w="80"/>
+              <w:left w:type="dxa" w:w="100"/>
+              <w:bottom w:type="dxa" w:w="80"/>
+              <w:right w:type="dxa" w:w="100"/>
+            </w:tcMar>
+            <w:vAlign w:val="center"/>
+          </w:tcPr>
+          <w:p>
+            <w:pPr>
+              <w:spacing w:after="40"/>
+            </w:pPr>
+            <w:r>
+              <w:rPr>
+                <w:b w:val="false"/>
+                <w:bCs w:val="false"/>
+                <w:color w:val="222222"/>
+                <w:sz w:val="19"/>
+                <w:szCs w:val="19"/>
+              </w:rPr>
+              <w:t xml:space="preserve">#7</w:t>
+            </w:r>
+          </w:p>
+        </w:tc>
+      </w:tr>
+      <w:tr>
+        <w:tc>
+          <w:tcPr>
+            <w:tcW w:type="dxa" w:w="6480"/>
+            <w:tcMar>
+              <w:top w:type="dxa" w:w="80"/>
+              <w:left w:type="dxa" w:w="100"/>
+              <w:bottom w:type="dxa" w:w="80"/>
+              <w:right w:type="dxa" w:w="100"/>
+            </w:tcMar>
+            <w:vAlign w:val="center"/>
+          </w:tcPr>
+          <w:p>
+            <w:pPr>
+              <w:spacing w:after="40"/>
+            </w:pPr>
+            <w:r>
+              <w:rPr>
+                <w:b w:val="false"/>
+                <w:bCs w:val="false"/>
+                <w:color w:val="222222"/>
+                <w:sz w:val="19"/>
+                <w:szCs w:val="19"/>
+              </w:rPr>
+              <w:t xml:space="preserve">Prepare and rehearse Sprint Review demo</w:t>
+            </w:r>
+          </w:p>
+        </w:tc>
+        <w:tc>
+          <w:tcPr>
+            <w:tcW w:type="dxa" w:w="3000"/>
+            <w:tcMar>
+              <w:top w:type="dxa" w:w="80"/>
+              <w:left w:type="dxa" w:w="100"/>
+              <w:bottom w:type="dxa" w:w="80"/>
+              <w:right w:type="dxa" w:w="100"/>
+            </w:tcMar>
+            <w:vAlign w:val="center"/>
+          </w:tcPr>
+          <w:p>
+            <w:pPr>
+              <w:spacing w:after="40"/>
+            </w:pPr>
+            <w:r>
+              <w:rPr>
+                <w:b w:val="false"/>
+                <w:bCs w:val="false"/>
+                <w:color w:val="222222"/>
+                <w:sz w:val="19"/>
+                <w:szCs w:val="19"/>
+              </w:rPr>
+              <w:t xml:space="preserve">#5</w:t>
+            </w:r>
+          </w:p>
+        </w:tc>
+      </w:tr>
+      <w:tr>
+        <w:tc>
+          <w:tcPr>
+            <w:tcW w:type="dxa" w:w="6480"/>
+            <w:shd w:fill="F2F2F2" w:val="clear"/>
+            <w:tcMar>
+              <w:top w:type="dxa" w:w="80"/>
+              <w:left w:type="dxa" w:w="100"/>
+              <w:bottom w:type="dxa" w:w="80"/>
+              <w:right w:type="dxa" w:w="100"/>
+            </w:tcMar>
+            <w:vAlign w:val="center"/>
+          </w:tcPr>
+          <w:p>
+            <w:pPr>
+              <w:spacing w:after="40"/>
+            </w:pPr>
+            <w:r>
+              <w:rPr>
+                <w:b w:val="false"/>
+                <w:bCs w:val="false"/>
+                <w:color w:val="222222"/>
+                <w:sz w:val="19"/>
+                <w:szCs w:val="19"/>
+              </w:rPr>
+              <w:t xml:space="preserve">Write weekly WPDS entry (progress, blockers, decisions)</w:t>
+            </w:r>
+          </w:p>
+        </w:tc>
+        <w:tc>
+          <w:tcPr>
+            <w:tcW w:type="dxa" w:w="3000"/>
+            <w:shd w:fill="F2F2F2" w:val="clear"/>
+            <w:tcMar>
+              <w:top w:type="dxa" w:w="80"/>
+              <w:left w:type="dxa" w:w="100"/>
+              <w:bottom w:type="dxa" w:w="80"/>
+              <w:right w:type="dxa" w:w="100"/>
+            </w:tcMar>
+            <w:vAlign w:val="center"/>
+          </w:tcPr>
+          <w:p>
+            <w:pPr>
+              <w:spacing w:after="40"/>
+            </w:pPr>
+            <w:r>
+              <w:rPr>
+                <w:b w:val="false"/>
+                <w:bCs w:val="false"/>
+                <w:color w:val="222222"/>
+                <w:sz w:val="19"/>
+                <w:szCs w:val="19"/>
+              </w:rPr>
+              <w:t xml:space="preserve">#1</w:t>
+            </w:r>
+          </w:p>
+        </w:tc>
+      </w:tr>
+      <w:tr>
+        <w:tc>
+          <w:tcPr>
+            <w:tcW w:type="dxa" w:w="6480"/>
+            <w:tcMar>
+              <w:top w:type="dxa" w:w="80"/>
+              <w:left w:type="dxa" w:w="100"/>
+              <w:bottom w:type="dxa" w:w="80"/>
+              <w:right w:type="dxa" w:w="100"/>
+            </w:tcMar>
+            <w:vAlign w:val="center"/>
+          </w:tcPr>
+          <w:p>
+            <w:pPr>
+              <w:spacing w:after="40"/>
+            </w:pPr>
+            <w:r>
+              <w:rPr>
+                <w:b w:val="false"/>
+                <w:bCs w:val="false"/>
+                <w:color w:val="222222"/>
+                <w:sz w:val="19"/>
+                <w:szCs w:val="19"/>
+              </w:rPr>
+              <w:t xml:space="preserve">Facilitate Daily Scrums across the week</w:t>
+            </w:r>
+          </w:p>
+        </w:tc>
+        <w:tc>
+          <w:tcPr>
+            <w:tcW w:type="dxa" w:w="3000"/>
+            <w:tcMar>
+              <w:top w:type="dxa" w:w="80"/>
+              <w:left w:type="dxa" w:w="100"/>
+              <w:bottom w:type="dxa" w:w="80"/>
+              <w:right w:type="dxa" w:w="100"/>
+            </w:tcMar>
+            <w:vAlign w:val="center"/>
+          </w:tcPr>
+          <w:p>
+            <w:pPr>
+              <w:spacing w:after="40"/>
+            </w:pPr>
+            <w:r>
+              <w:rPr>
+                <w:b w:val="false"/>
+                <w:bCs w:val="false"/>
+                <w:color w:val="222222"/>
+                <w:sz w:val="19"/>
+                <w:szCs w:val="19"/>
+              </w:rPr>
+              <w:t xml:space="preserve">#2</w:t>
+            </w:r>
+          </w:p>
+        </w:tc>
+      </w:tr>
+      <w:tr>
+        <w:tc>
+          <w:tcPr>
+            <w:tcW w:type="dxa" w:w="6480"/>
+            <w:shd w:fill="F2F2F2" w:val="clear"/>
+            <w:tcMar>
+              <w:top w:type="dxa" w:w="80"/>
+              <w:left w:type="dxa" w:w="100"/>
+              <w:bottom w:type="dxa" w:w="80"/>
+              <w:right w:type="dxa" w:w="100"/>
+            </w:tcMar>
+            <w:vAlign w:val="center"/>
+          </w:tcPr>
+          <w:p>
+            <w:pPr>
+              <w:spacing w:after="40"/>
+            </w:pPr>
+            <w:r>
+              <w:rPr>
+                <w:b w:val="false"/>
+                <w:bCs w:val="false"/>
+                <w:color w:val="222222"/>
+                <w:sz w:val="19"/>
+                <w:szCs w:val="19"/>
+              </w:rPr>
+              <w:t xml:space="preserve">Run Sprint Retrospective and log action items</w:t>
+            </w:r>
+          </w:p>
+        </w:tc>
+        <w:tc>
+          <w:tcPr>
+            <w:tcW w:type="dxa" w:w="3000"/>
+            <w:shd w:fill="F2F2F2" w:val="clear"/>
+            <w:tcMar>
+              <w:top w:type="dxa" w:w="80"/>
+              <w:left w:type="dxa" w:w="100"/>
+              <w:bottom w:type="dxa" w:w="80"/>
+              <w:right w:type="dxa" w:w="100"/>
+            </w:tcMar>
+            <w:vAlign w:val="center"/>
+          </w:tcPr>
+          <w:p>
+            <w:pPr>
+              <w:spacing w:after="40"/>
+            </w:pPr>
+            <w:r>
+              <w:rPr>
+                <w:b w:val="false"/>
+                <w:bCs w:val="false"/>
+                <w:color w:val="222222"/>
+                <w:sz w:val="19"/>
+                <w:szCs w:val="19"/>
+              </w:rPr>
+              <w:t xml:space="preserve">#2 (facilitates), all attend</w:t>
+            </w:r>
+          </w:p>
+        </w:tc>
+      </w:tr>
+    </w:tbl>
+    <w:p>
+      <w:pPr>
+        <w:pStyle w:val="Heading3"/>
+        <w:spacing w:after="100" w:before="200"/>
+      </w:pPr>
+      <w:r>
+        <w:rPr>
+          <w:b/>
+          <w:bCs/>
+          <w:color w:val="1F3A5F"/>
+          <w:sz w:val="22"/>
+          <w:szCs w:val="22"/>
+        </w:rPr>
+        <w:t xml:space="preserve">Sprint-Specific Definition of Done</w:t>
+      </w:r>
+    </w:p>
+    <w:p>
+      <w:pPr>
+        <w:pStyle w:val="ListParagraph"/>
+        <w:numPr>
+          <w:ilvl w:val="0"/>
+          <w:numId w:val="1"/>
+        </w:numPr>
+        <w:spacing w:after="60"/>
+      </w:pPr>
+      <w:r>
+        <w:rPr>
+          <w:b w:val="false"/>
+          <w:bCs w:val="false"/>
+          <w:sz w:val="20"/>
+          <w:szCs w:val="20"/>
+        </w:rPr>
+        <w:t xml:space="preserve">Code merged to main branch and passes CI (build + lint + tests).</w:t>
+      </w:r>
+    </w:p>
+    <w:p>
+      <w:pPr>
+        <w:pStyle w:val="ListParagraph"/>
+        <w:numPr>
+          <w:ilvl w:val="0"/>
+          <w:numId w:val="1"/>
+        </w:numPr>
+        <w:spacing w:after="60"/>
+      </w:pPr>
+      <w:r>
+        <w:rPr>
+          <w:b w:val="false"/>
+          <w:bCs w:val="false"/>
+          <w:sz w:val="20"/>
+          <w:szCs w:val="20"/>
+        </w:rPr>
+        <w:t xml:space="preserve">All acceptance criteria for every committed story verified manually or via automated test.</w:t>
+      </w:r>
+    </w:p>
+    <w:p>
+      <w:pPr>
+        <w:pStyle w:val="ListParagraph"/>
+        <w:numPr>
+          <w:ilvl w:val="0"/>
+          <w:numId w:val="1"/>
+        </w:numPr>
+        <w:spacing w:after="60"/>
+      </w:pPr>
+      <w:r>
+        <w:rPr>
+          <w:b w:val="false"/>
+          <w:bCs w:val="false"/>
+          <w:sz w:val="20"/>
+          <w:szCs w:val="20"/>
+        </w:rPr>
+        <w:t xml:space="preserve">UI reviewed for the relevant stakeholder role(s) and is responsive/usable.</w:t>
+      </w:r>
+    </w:p>
+    <w:p>
+      <w:pPr>
+        <w:pStyle w:val="ListParagraph"/>
+        <w:numPr>
+          <w:ilvl w:val="0"/>
+          <w:numId w:val="1"/>
+        </w:numPr>
+        <w:spacing w:after="60"/>
+      </w:pPr>
+      <w:r>
+        <w:rPr>
+          <w:b w:val="false"/>
+          <w:bCs w:val="false"/>
+          <w:sz w:val="20"/>
+          <w:szCs w:val="20"/>
+        </w:rPr>
+        <w:t xml:space="preserve">No known critical or blocking defects remain open.</w:t>
+      </w:r>
+    </w:p>
+    <w:p>
+      <w:pPr>
+        <w:pStyle w:val="ListParagraph"/>
+        <w:numPr>
+          <w:ilvl w:val="0"/>
+          <w:numId w:val="1"/>
+        </w:numPr>
+        <w:spacing w:after="60"/>
+      </w:pPr>
+      <w:r>
+        <w:rPr>
+          <w:b w:val="false"/>
+          <w:bCs w:val="false"/>
+          <w:sz w:val="20"/>
+          <w:szCs w:val="20"/>
+        </w:rPr>
+        <w:t xml:space="preserve">Feature deployed to the staging environment and demoed at Sprint Review.</w:t>
+      </w:r>
+    </w:p>
+    <w:p>
+      <w:pPr>
+        <w:pStyle w:val="ListParagraph"/>
+        <w:numPr>
+          <w:ilvl w:val="0"/>
+          <w:numId w:val="1"/>
+        </w:numPr>
+        <w:spacing w:after="60"/>
+      </w:pPr>
+      <w:r>
+        <w:rPr>
+          <w:b w:val="false"/>
+          <w:bCs w:val="false"/>
+          <w:sz w:val="20"/>
+          <w:szCs w:val="20"/>
+        </w:rPr>
+        <w:t xml:space="preserve">WPDS entry for the week completed and story statuses updated on the board.</w:t>
+      </w:r>
+    </w:p>
+    <w:p>
+      <w:pPr>
+        <w:pStyle w:val="Heading3"/>
+        <w:spacing w:after="100" w:before="200"/>
+      </w:pPr>
+      <w:r>
+        <w:rPr>
+          <w:b/>
+          <w:bCs/>
+          <w:color w:val="1F3A5F"/>
+          <w:sz w:val="22"/>
+          <w:szCs w:val="22"/>
+        </w:rPr>
+        <w:t xml:space="preserve">Capacity Note</w:t>
+      </w:r>
+    </w:p>
+    <w:p>
+      <w:pPr>
+        <w:spacing w:after="120"/>
+      </w:pPr>
+      <w:r>
+        <w:rPr>
+          <w:b w:val="false"/>
+          <w:bCs w:val="false"/>
+          <w:i w:val="false"/>
+          <w:iCs w:val="false"/>
+          <w:color w:val="222222"/>
+          <w:sz w:val="21"/>
+          <w:szCs w:val="21"/>
+        </w:rPr>
+        <w:t xml:space="preserve">Team capacity: 7 members. Committed points (23) reflect one module's stories, sized against the team's demonstrated velocity from prior sprints (see Velocity &amp; Burndown Framework). If the Daily Scrum surfaces a blocker that puts the sprint goal at risk, the Scrum Master (#2) raises it immediately and, if needed, the Product Owner (#1) re-scopes lower-priority stories out of the sprint rather than compromising the Definition of Done.</w:t>
+      </w:r>
+    </w:p>
+    <w:p/>
+    <w:p>
+      <w:pPr>
+        <w:pageBreakBefore/>
+      </w:pPr>
+    </w:p>
+    <w:p>
+      <w:pPr>
+        <w:pStyle w:val="Heading1"/>
+        <w:pBdr>
+          <w:bottom w:val="single" w:color="1F3A5F" w:sz="8" w:space="4"/>
+        </w:pBdr>
+        <w:spacing w:after="200" w:before="400"/>
+      </w:pPr>
+      <w:r>
+        <w:rPr>
+          <w:b/>
+          <w:bCs/>
+          <w:color w:val="13253D"/>
+          <w:sz w:val="30"/>
+          <w:szCs w:val="30"/>
+        </w:rPr>
+        <w:t xml:space="preserve">Sprint 13 Backlog — Attendance &amp; My Work</w:t>
+      </w:r>
+    </w:p>
+    <w:p>
+      <w:pPr>
+        <w:spacing w:after="120"/>
+      </w:pPr>
+      <w:r>
+        <w:rPr>
+          <w:b w:val="false"/>
+          <w:bCs w:val="false"/>
+          <w:i w:val="false"/>
+          <w:iCs w:val="false"/>
+          <w:color w:val="222222"/>
+          <w:sz w:val="21"/>
+          <w:szCs w:val="21"/>
+        </w:rPr>
+        <w:t xml:space="preserve">Sprint Goal: Let staff check in and out every day, record unpaid breaks, see their own hours, lateness and estimated pay, and see where colleagues at their level are right now.</w:t>
+      </w:r>
+    </w:p>
+    <w:p>
+      <w:pPr>
+        <w:spacing w:after="120"/>
+      </w:pPr>
+      <w:r>
+        <w:rPr>
+          <w:b w:val="false"/>
+          <w:bCs w:val="false"/>
+          <w:i w:val="false"/>
+          <w:iCs w:val="false"/>
+          <w:color w:val="222222"/>
+          <w:sz w:val="21"/>
+          <w:szCs w:val="21"/>
+        </w:rPr>
+        <w:t xml:space="preserve">Status: Planned</w:t>
+      </w:r>
+    </w:p>
+    <w:p>
+      <w:pPr>
+        <w:spacing w:after="120"/>
+      </w:pPr>
+      <w:r>
+        <w:rPr>
+          <w:b w:val="false"/>
+          <w:bCs w:val="false"/>
+          <w:i/>
+          <w:iCs/>
+          <w:color w:val="222222"/>
+          <w:sz w:val="21"/>
+          <w:szCs w:val="21"/>
+        </w:rPr>
+        <w:t xml:space="preserve">Sprint Duration: 1 week (Week 13)  |  Module Lead: #5  |  Priority: Should  |  Committed Points: 22</w:t>
+      </w:r>
+    </w:p>
+    <w:p>
+      <w:pPr>
+        <w:pStyle w:val="Heading3"/>
+        <w:spacing w:after="100" w:before="200"/>
+      </w:pPr>
+      <w:r>
+        <w:rPr>
+          <w:b/>
+          <w:bCs/>
+          <w:color w:val="1F3A5F"/>
+          <w:sz w:val="22"/>
+          <w:szCs w:val="22"/>
+        </w:rPr>
+        <w:t xml:space="preserve">Committed User Stories (pulled from Product Backlog)</w:t>
+      </w:r>
+    </w:p>
+    <w:tbl>
+      <w:tblPr>
+        <w:tblW w:type="dxa" w:w="9480"/>
+        <w:tblBorders>
+          <w:top w:val="single" w:color="auto" w:sz="4"/>
+          <w:left w:val="single" w:color="auto" w:sz="4"/>
+          <w:bottom w:val="single" w:color="auto" w:sz="4"/>
+          <w:right w:val="single" w:color="auto" w:sz="4"/>
+          <w:insideH w:val="single" w:color="auto" w:sz="4"/>
+          <w:insideV w:val="single" w:color="auto" w:sz="4"/>
+        </w:tblBorders>
+      </w:tblPr>
+      <w:tblGrid>
+        <w:gridCol w:w="900"/>
+        <w:gridCol w:w="7680"/>
+        <w:gridCol w:w="900"/>
+      </w:tblGrid>
+      <w:tr>
+        <w:trPr>
+          <w:tblHeader/>
+        </w:trPr>
+        <w:tc>
+          <w:tcPr>
+            <w:tcW w:type="dxa" w:w="900"/>
+            <w:shd w:fill="1F3A5F" w:val="clear"/>
+            <w:tcMar>
+              <w:top w:type="dxa" w:w="80"/>
+              <w:left w:type="dxa" w:w="100"/>
+              <w:bottom w:type="dxa" w:w="80"/>
+              <w:right w:type="dxa" w:w="100"/>
+            </w:tcMar>
+          </w:tcPr>
+          <w:p>
+            <w:pPr>
+              <w:spacing w:after="40"/>
+            </w:pPr>
+            <w:r>
+              <w:rPr>
+                <w:b/>
+                <w:bCs/>
+                <w:color w:val="FFFFFF"/>
+                <w:sz w:val="19"/>
+                <w:szCs w:val="19"/>
+              </w:rPr>
+              <w:t xml:space="preserve">ID</w:t>
+            </w:r>
+          </w:p>
+        </w:tc>
+        <w:tc>
+          <w:tcPr>
+            <w:tcW w:type="dxa" w:w="7680"/>
+            <w:shd w:fill="1F3A5F" w:val="clear"/>
+            <w:tcMar>
+              <w:top w:type="dxa" w:w="80"/>
+              <w:left w:type="dxa" w:w="100"/>
+              <w:bottom w:type="dxa" w:w="80"/>
+              <w:right w:type="dxa" w:w="100"/>
+            </w:tcMar>
+          </w:tcPr>
+          <w:p>
+            <w:pPr>
+              <w:spacing w:after="40"/>
+            </w:pPr>
+            <w:r>
+              <w:rPr>
+                <w:b/>
+                <w:bCs/>
+                <w:color w:val="FFFFFF"/>
+                <w:sz w:val="19"/>
+                <w:szCs w:val="19"/>
+              </w:rPr>
+              <w:t xml:space="preserve">Story</w:t>
+            </w:r>
+          </w:p>
+        </w:tc>
+        <w:tc>
+          <w:tcPr>
+            <w:tcW w:type="dxa" w:w="900"/>
+            <w:shd w:fill="1F3A5F" w:val="clear"/>
+            <w:tcMar>
+              <w:top w:type="dxa" w:w="80"/>
+              <w:left w:type="dxa" w:w="100"/>
+              <w:bottom w:type="dxa" w:w="80"/>
+              <w:right w:type="dxa" w:w="100"/>
+            </w:tcMar>
+          </w:tcPr>
+          <w:p>
+            <w:pPr>
+              <w:spacing w:after="40"/>
+            </w:pPr>
+            <w:r>
+              <w:rPr>
+                <w:b/>
+                <w:bCs/>
+                <w:color w:val="FFFFFF"/>
+                <w:sz w:val="19"/>
+                <w:szCs w:val="19"/>
+              </w:rPr>
+              <w:t xml:space="preserve">Pts</w:t>
+            </w:r>
+          </w:p>
+        </w:tc>
+      </w:tr>
+      <w:tr>
+        <w:tc>
+          <w:tcPr>
+            <w:tcW w:type="dxa" w:w="900"/>
+            <w:tcMar>
+              <w:top w:type="dxa" w:w="80"/>
+              <w:left w:type="dxa" w:w="100"/>
+              <w:bottom w:type="dxa" w:w="80"/>
+              <w:right w:type="dxa" w:w="100"/>
+            </w:tcMar>
+            <w:vAlign w:val="center"/>
+          </w:tcPr>
+          <w:p>
+            <w:pPr>
+              <w:spacing w:after="40"/>
+            </w:pPr>
+            <w:r>
+              <w:rPr>
+                <w:b/>
+                <w:bCs/>
+                <w:color w:val="222222"/>
+                <w:sz w:val="19"/>
+                <w:szCs w:val="19"/>
+              </w:rPr>
+              <w:t xml:space="preserve">US13.1</w:t>
+            </w:r>
+          </w:p>
+        </w:tc>
+        <w:tc>
+          <w:tcPr>
+            <w:tcW w:type="dxa" w:w="7680"/>
+            <w:tcMar>
+              <w:top w:type="dxa" w:w="80"/>
+              <w:left w:type="dxa" w:w="100"/>
+              <w:bottom w:type="dxa" w:w="80"/>
+              <w:right w:type="dxa" w:w="100"/>
+            </w:tcMar>
+            <w:vAlign w:val="center"/>
+          </w:tcPr>
+          <w:p>
+            <w:r>
+              <w:rPr>
+                <w:sz w:val="19"/>
+                <w:szCs w:val="19"/>
+              </w:rPr>
+              <w:t xml:space="preserve">As a staff member, I want to check in, take a break and check out each day, so that my working time is recorded.</w:t>
+            </w:r>
+          </w:p>
+        </w:tc>
+        <w:tc>
+          <w:tcPr>
+            <w:tcW w:type="dxa" w:w="900"/>
+            <w:tcMar>
+              <w:top w:type="dxa" w:w="80"/>
+              <w:left w:type="dxa" w:w="100"/>
+              <w:bottom w:type="dxa" w:w="80"/>
+              <w:right w:type="dxa" w:w="100"/>
+            </w:tcMar>
+            <w:vAlign w:val="center"/>
+          </w:tcPr>
+          <w:p>
+            <w:pPr>
+              <w:spacing w:after="40"/>
+            </w:pPr>
+            <w:r>
+              <w:rPr>
+                <w:b/>
+                <w:bCs/>
+                <w:color w:val="222222"/>
+                <w:sz w:val="19"/>
+                <w:szCs w:val="19"/>
+              </w:rPr>
+              <w:t xml:space="preserve">5</w:t>
+            </w:r>
+          </w:p>
+        </w:tc>
+      </w:tr>
+      <w:tr>
+        <w:tc>
+          <w:tcPr>
+            <w:tcW w:type="dxa" w:w="900"/>
+            <w:shd w:fill="F2F2F2" w:val="clear"/>
+            <w:tcMar>
+              <w:top w:type="dxa" w:w="80"/>
+              <w:left w:type="dxa" w:w="100"/>
+              <w:bottom w:type="dxa" w:w="80"/>
+              <w:right w:type="dxa" w:w="100"/>
+            </w:tcMar>
+            <w:vAlign w:val="center"/>
+          </w:tcPr>
+          <w:p>
+            <w:pPr>
+              <w:spacing w:after="40"/>
+            </w:pPr>
+            <w:r>
+              <w:rPr>
+                <w:b/>
+                <w:bCs/>
+                <w:color w:val="222222"/>
+                <w:sz w:val="19"/>
+                <w:szCs w:val="19"/>
+              </w:rPr>
+              <w:t xml:space="preserve">US13.2</w:t>
+            </w:r>
+          </w:p>
+        </w:tc>
+        <w:tc>
+          <w:tcPr>
+            <w:tcW w:type="dxa" w:w="7680"/>
+            <w:shd w:fill="F2F2F2" w:val="clear"/>
+            <w:tcMar>
+              <w:top w:type="dxa" w:w="80"/>
+              <w:left w:type="dxa" w:w="100"/>
+              <w:bottom w:type="dxa" w:w="80"/>
+              <w:right w:type="dxa" w:w="100"/>
+            </w:tcMar>
+            <w:vAlign w:val="center"/>
+          </w:tcPr>
+          <w:p>
+            <w:r>
+              <w:rPr>
+                <w:sz w:val="19"/>
+                <w:szCs w:val="19"/>
+              </w:rPr>
+              <w:t xml:space="preserve">As a Manager, I want breaks to be unpaid and a standard 1-hour break applied when none is recorded on a long day, so that paid time is fair and consistent.</w:t>
+            </w:r>
+          </w:p>
+        </w:tc>
+        <w:tc>
+          <w:tcPr>
+            <w:tcW w:type="dxa" w:w="900"/>
+            <w:shd w:fill="F2F2F2" w:val="clear"/>
+            <w:tcMar>
+              <w:top w:type="dxa" w:w="80"/>
+              <w:left w:type="dxa" w:w="100"/>
+              <w:bottom w:type="dxa" w:w="80"/>
+              <w:right w:type="dxa" w:w="100"/>
+            </w:tcMar>
+            <w:vAlign w:val="center"/>
+          </w:tcPr>
+          <w:p>
+            <w:pPr>
+              <w:spacing w:after="40"/>
+            </w:pPr>
+            <w:r>
+              <w:rPr>
+                <w:b/>
+                <w:bCs/>
+                <w:color w:val="222222"/>
+                <w:sz w:val="19"/>
+                <w:szCs w:val="19"/>
+              </w:rPr>
+              <w:t xml:space="preserve">3</w:t>
+            </w:r>
+          </w:p>
+        </w:tc>
+      </w:tr>
+      <w:tr>
+        <w:tc>
+          <w:tcPr>
+            <w:tcW w:type="dxa" w:w="900"/>
+            <w:tcMar>
+              <w:top w:type="dxa" w:w="80"/>
+              <w:left w:type="dxa" w:w="100"/>
+              <w:bottom w:type="dxa" w:w="80"/>
+              <w:right w:type="dxa" w:w="100"/>
+            </w:tcMar>
+            <w:vAlign w:val="center"/>
+          </w:tcPr>
+          <w:p>
+            <w:pPr>
+              <w:spacing w:after="40"/>
+            </w:pPr>
+            <w:r>
+              <w:rPr>
+                <w:b/>
+                <w:bCs/>
+                <w:color w:val="222222"/>
+                <w:sz w:val="19"/>
+                <w:szCs w:val="19"/>
+              </w:rPr>
+              <w:t xml:space="preserve">US13.3</w:t>
+            </w:r>
+          </w:p>
+        </w:tc>
+        <w:tc>
+          <w:tcPr>
+            <w:tcW w:type="dxa" w:w="7680"/>
+            <w:tcMar>
+              <w:top w:type="dxa" w:w="80"/>
+              <w:left w:type="dxa" w:w="100"/>
+              <w:bottom w:type="dxa" w:w="80"/>
+              <w:right w:type="dxa" w:w="100"/>
+            </w:tcMar>
+            <w:vAlign w:val="center"/>
+          </w:tcPr>
+          <w:p>
+            <w:r>
+              <w:rPr>
+                <w:sz w:val="19"/>
+                <w:szCs w:val="19"/>
+              </w:rPr>
+              <w:t xml:space="preserve">As a Manager, I want late arrivals flagged automatically, so that punctuality is measured the same way for everyone.</w:t>
+            </w:r>
+          </w:p>
+        </w:tc>
+        <w:tc>
+          <w:tcPr>
+            <w:tcW w:type="dxa" w:w="900"/>
+            <w:tcMar>
+              <w:top w:type="dxa" w:w="80"/>
+              <w:left w:type="dxa" w:w="100"/>
+              <w:bottom w:type="dxa" w:w="80"/>
+              <w:right w:type="dxa" w:w="100"/>
+            </w:tcMar>
+            <w:vAlign w:val="center"/>
+          </w:tcPr>
+          <w:p>
+            <w:pPr>
+              <w:spacing w:after="40"/>
+            </w:pPr>
+            <w:r>
+              <w:rPr>
+                <w:b/>
+                <w:bCs/>
+                <w:color w:val="222222"/>
+                <w:sz w:val="19"/>
+                <w:szCs w:val="19"/>
+              </w:rPr>
+              <w:t xml:space="preserve">3</w:t>
+            </w:r>
+          </w:p>
+        </w:tc>
+      </w:tr>
+      <w:tr>
+        <w:tc>
+          <w:tcPr>
+            <w:tcW w:type="dxa" w:w="900"/>
+            <w:shd w:fill="F2F2F2" w:val="clear"/>
+            <w:tcMar>
+              <w:top w:type="dxa" w:w="80"/>
+              <w:left w:type="dxa" w:w="100"/>
+              <w:bottom w:type="dxa" w:w="80"/>
+              <w:right w:type="dxa" w:w="100"/>
+            </w:tcMar>
+            <w:vAlign w:val="center"/>
+          </w:tcPr>
+          <w:p>
+            <w:pPr>
+              <w:spacing w:after="40"/>
+            </w:pPr>
+            <w:r>
+              <w:rPr>
+                <w:b/>
+                <w:bCs/>
+                <w:color w:val="222222"/>
+                <w:sz w:val="19"/>
+                <w:szCs w:val="19"/>
+              </w:rPr>
+              <w:t xml:space="preserve">US13.4</w:t>
+            </w:r>
+          </w:p>
+        </w:tc>
+        <w:tc>
+          <w:tcPr>
+            <w:tcW w:type="dxa" w:w="7680"/>
+            <w:shd w:fill="F2F2F2" w:val="clear"/>
+            <w:tcMar>
+              <w:top w:type="dxa" w:w="80"/>
+              <w:left w:type="dxa" w:w="100"/>
+              <w:bottom w:type="dxa" w:w="80"/>
+              <w:right w:type="dxa" w:w="100"/>
+            </w:tcMar>
+            <w:vAlign w:val="center"/>
+          </w:tcPr>
+          <w:p>
+            <w:r>
+              <w:rPr>
+                <w:sz w:val="19"/>
+                <w:szCs w:val="19"/>
+              </w:rPr>
+              <w:t xml:space="preserve">As a staff member, I want a My work page with my hours, punctuality and attendance as charts and progress rings, broken down by day, week, month and hour of day, so that I can see how I am doing.</w:t>
+            </w:r>
+          </w:p>
+        </w:tc>
+        <w:tc>
+          <w:tcPr>
+            <w:tcW w:type="dxa" w:w="900"/>
+            <w:shd w:fill="F2F2F2" w:val="clear"/>
+            <w:tcMar>
+              <w:top w:type="dxa" w:w="80"/>
+              <w:left w:type="dxa" w:w="100"/>
+              <w:bottom w:type="dxa" w:w="80"/>
+              <w:right w:type="dxa" w:w="100"/>
+            </w:tcMar>
+            <w:vAlign w:val="center"/>
+          </w:tcPr>
+          <w:p>
+            <w:pPr>
+              <w:spacing w:after="40"/>
+            </w:pPr>
+            <w:r>
+              <w:rPr>
+                <w:b/>
+                <w:bCs/>
+                <w:color w:val="222222"/>
+                <w:sz w:val="19"/>
+                <w:szCs w:val="19"/>
+              </w:rPr>
+              <w:t xml:space="preserve">8</w:t>
+            </w:r>
+          </w:p>
+        </w:tc>
+      </w:tr>
+      <w:tr>
+        <w:tc>
+          <w:tcPr>
+            <w:tcW w:type="dxa" w:w="900"/>
+            <w:tcMar>
+              <w:top w:type="dxa" w:w="80"/>
+              <w:left w:type="dxa" w:w="100"/>
+              <w:bottom w:type="dxa" w:w="80"/>
+              <w:right w:type="dxa" w:w="100"/>
+            </w:tcMar>
+            <w:vAlign w:val="center"/>
+          </w:tcPr>
+          <w:p>
+            <w:pPr>
+              <w:spacing w:after="40"/>
+            </w:pPr>
+            <w:r>
+              <w:rPr>
+                <w:b/>
+                <w:bCs/>
+                <w:color w:val="222222"/>
+                <w:sz w:val="19"/>
+                <w:szCs w:val="19"/>
+              </w:rPr>
+              <w:t xml:space="preserve">US13.5</w:t>
+            </w:r>
+          </w:p>
+        </w:tc>
+        <w:tc>
+          <w:tcPr>
+            <w:tcW w:type="dxa" w:w="7680"/>
+            <w:tcMar>
+              <w:top w:type="dxa" w:w="80"/>
+              <w:left w:type="dxa" w:w="100"/>
+              <w:bottom w:type="dxa" w:w="80"/>
+              <w:right w:type="dxa" w:w="100"/>
+            </w:tcMar>
+            <w:vAlign w:val="center"/>
+          </w:tcPr>
+          <w:p>
+            <w:r>
+              <w:rPr>
+                <w:sz w:val="19"/>
+                <w:szCs w:val="19"/>
+              </w:rPr>
+              <w:t xml:space="preserve">As a staff member, I want to see which colleagues at my level are working, on break or off right now, so that I know who is around.</w:t>
+            </w:r>
+          </w:p>
+        </w:tc>
+        <w:tc>
+          <w:tcPr>
+            <w:tcW w:type="dxa" w:w="900"/>
+            <w:tcMar>
+              <w:top w:type="dxa" w:w="80"/>
+              <w:left w:type="dxa" w:w="100"/>
+              <w:bottom w:type="dxa" w:w="80"/>
+              <w:right w:type="dxa" w:w="100"/>
+            </w:tcMar>
+            <w:vAlign w:val="center"/>
+          </w:tcPr>
+          <w:p>
+            <w:pPr>
+              <w:spacing w:after="40"/>
+            </w:pPr>
+            <w:r>
+              <w:rPr>
+                <w:b/>
+                <w:bCs/>
+                <w:color w:val="222222"/>
+                <w:sz w:val="19"/>
+                <w:szCs w:val="19"/>
+              </w:rPr>
+              <w:t xml:space="preserve">3</w:t>
+            </w:r>
+          </w:p>
+        </w:tc>
+      </w:tr>
+    </w:tbl>
+    <w:p>
+      <w:pPr>
+        <w:pStyle w:val="Heading3"/>
+        <w:spacing w:after="100" w:before="200"/>
+      </w:pPr>
+      <w:r>
+        <w:rPr>
+          <w:b/>
+          <w:bCs/>
+          <w:color w:val="1F3A5F"/>
+          <w:sz w:val="22"/>
+          <w:szCs w:val="22"/>
+        </w:rPr>
+        <w:t xml:space="preserve">Sprint Tasks &amp; Ownership</w:t>
+      </w:r>
+    </w:p>
+    <w:tbl>
+      <w:tblPr>
+        <w:tblW w:type="dxa" w:w="9480"/>
+        <w:tblBorders>
+          <w:top w:val="single" w:color="auto" w:sz="4"/>
+          <w:left w:val="single" w:color="auto" w:sz="4"/>
+          <w:bottom w:val="single" w:color="auto" w:sz="4"/>
+          <w:right w:val="single" w:color="auto" w:sz="4"/>
+          <w:insideH w:val="single" w:color="auto" w:sz="4"/>
+          <w:insideV w:val="single" w:color="auto" w:sz="4"/>
+        </w:tblBorders>
+      </w:tblPr>
+      <w:tblGrid>
+        <w:gridCol w:w="6480"/>
+        <w:gridCol w:w="3000"/>
+      </w:tblGrid>
+      <w:tr>
+        <w:trPr>
+          <w:tblHeader/>
+        </w:trPr>
+        <w:tc>
+          <w:tcPr>
+            <w:tcW w:type="dxa" w:w="6480"/>
+            <w:shd w:fill="1F3A5F" w:val="clear"/>
+            <w:tcMar>
+              <w:top w:type="dxa" w:w="80"/>
+              <w:left w:type="dxa" w:w="100"/>
+              <w:bottom w:type="dxa" w:w="80"/>
+              <w:right w:type="dxa" w:w="100"/>
+            </w:tcMar>
+          </w:tcPr>
+          <w:p>
+            <w:pPr>
+              <w:spacing w:after="40"/>
+            </w:pPr>
+            <w:r>
+              <w:rPr>
+                <w:b/>
+                <w:bCs/>
+                <w:color w:val="FFFFFF"/>
+                <w:sz w:val="19"/>
+                <w:szCs w:val="19"/>
+              </w:rPr>
+              <w:t xml:space="preserve">Task</w:t>
+            </w:r>
+          </w:p>
+        </w:tc>
+        <w:tc>
+          <w:tcPr>
+            <w:tcW w:type="dxa" w:w="3000"/>
+            <w:shd w:fill="1F3A5F" w:val="clear"/>
+            <w:tcMar>
+              <w:top w:type="dxa" w:w="80"/>
+              <w:left w:type="dxa" w:w="100"/>
+              <w:bottom w:type="dxa" w:w="80"/>
+              <w:right w:type="dxa" w:w="100"/>
+            </w:tcMar>
+          </w:tcPr>
+          <w:p>
+            <w:pPr>
+              <w:spacing w:after="40"/>
+            </w:pPr>
+            <w:r>
+              <w:rPr>
+                <w:b/>
+                <w:bCs/>
+                <w:color w:val="FFFFFF"/>
+                <w:sz w:val="19"/>
+                <w:szCs w:val="19"/>
+              </w:rPr>
+              <w:t xml:space="preserve">Owner(s)</w:t>
+            </w:r>
+          </w:p>
+        </w:tc>
+      </w:tr>
+      <w:tr>
+        <w:tc>
+          <w:tcPr>
+            <w:tcW w:type="dxa" w:w="6480"/>
+            <w:tcMar>
+              <w:top w:type="dxa" w:w="80"/>
+              <w:left w:type="dxa" w:w="100"/>
+              <w:bottom w:type="dxa" w:w="80"/>
+              <w:right w:type="dxa" w:w="100"/>
+            </w:tcMar>
+            <w:vAlign w:val="center"/>
+          </w:tcPr>
+          <w:p>
+            <w:pPr>
+              <w:spacing w:after="40"/>
+            </w:pPr>
+            <w:r>
+              <w:rPr>
+                <w:b w:val="false"/>
+                <w:bCs w:val="false"/>
+                <w:color w:val="222222"/>
+                <w:sz w:val="19"/>
+                <w:szCs w:val="19"/>
+              </w:rPr>
+              <w:t xml:space="preserve">Sprint Planning: break committed stories into tasks, confirm estimates</w:t>
+            </w:r>
+          </w:p>
+        </w:tc>
+        <w:tc>
+          <w:tcPr>
+            <w:tcW w:type="dxa" w:w="3000"/>
+            <w:tcMar>
+              <w:top w:type="dxa" w:w="80"/>
+              <w:left w:type="dxa" w:w="100"/>
+              <w:bottom w:type="dxa" w:w="80"/>
+              <w:right w:type="dxa" w:w="100"/>
+            </w:tcMar>
+            <w:vAlign w:val="center"/>
+          </w:tcPr>
+          <w:p>
+            <w:pPr>
+              <w:spacing w:after="40"/>
+            </w:pPr>
+            <w:r>
+              <w:rPr>
+                <w:b w:val="false"/>
+                <w:bCs w:val="false"/>
+                <w:color w:val="222222"/>
+                <w:sz w:val="19"/>
+                <w:szCs w:val="19"/>
+              </w:rPr>
+              <w:t xml:space="preserve">#1 (PO) &amp; #2 (SM)</w:t>
+            </w:r>
+          </w:p>
+        </w:tc>
+      </w:tr>
+      <w:tr>
+        <w:tc>
+          <w:tcPr>
+            <w:tcW w:type="dxa" w:w="6480"/>
+            <w:shd w:fill="F2F2F2" w:val="clear"/>
+            <w:tcMar>
+              <w:top w:type="dxa" w:w="80"/>
+              <w:left w:type="dxa" w:w="100"/>
+              <w:bottom w:type="dxa" w:w="80"/>
+              <w:right w:type="dxa" w:w="100"/>
+            </w:tcMar>
+            <w:vAlign w:val="center"/>
+          </w:tcPr>
+          <w:p>
+            <w:pPr>
+              <w:spacing w:after="40"/>
+            </w:pPr>
+            <w:r>
+              <w:rPr>
+                <w:b w:val="false"/>
+                <w:bCs w:val="false"/>
+                <w:color w:val="222222"/>
+                <w:sz w:val="19"/>
+                <w:szCs w:val="19"/>
+              </w:rPr>
+              <w:t xml:space="preserve">Backend / API implementation for Attendance &amp; My Work</w:t>
+            </w:r>
+          </w:p>
+        </w:tc>
+        <w:tc>
+          <w:tcPr>
+            <w:tcW w:type="dxa" w:w="3000"/>
+            <w:shd w:fill="F2F2F2" w:val="clear"/>
+            <w:tcMar>
+              <w:top w:type="dxa" w:w="80"/>
+              <w:left w:type="dxa" w:w="100"/>
+              <w:bottom w:type="dxa" w:w="80"/>
+              <w:right w:type="dxa" w:w="100"/>
+            </w:tcMar>
+            <w:vAlign w:val="center"/>
+          </w:tcPr>
+          <w:p>
+            <w:pPr>
+              <w:spacing w:after="40"/>
+            </w:pPr>
+            <w:r>
+              <w:rPr>
+                <w:b w:val="false"/>
+                <w:bCs w:val="false"/>
+                <w:color w:val="222222"/>
+                <w:sz w:val="19"/>
+                <w:szCs w:val="19"/>
+              </w:rPr>
+              <w:t xml:space="preserve">#5 (Module Lead)</w:t>
+            </w:r>
+          </w:p>
+        </w:tc>
+      </w:tr>
+      <w:tr>
+        <w:tc>
+          <w:tcPr>
+            <w:tcW w:type="dxa" w:w="6480"/>
+            <w:tcMar>
+              <w:top w:type="dxa" w:w="80"/>
+              <w:left w:type="dxa" w:w="100"/>
+              <w:bottom w:type="dxa" w:w="80"/>
+              <w:right w:type="dxa" w:w="100"/>
+            </w:tcMar>
+            <w:vAlign w:val="center"/>
+          </w:tcPr>
+          <w:p>
+            <w:pPr>
+              <w:spacing w:after="40"/>
+            </w:pPr>
+            <w:r>
+              <w:rPr>
+                <w:b w:val="false"/>
+                <w:bCs w:val="false"/>
+                <w:color w:val="222222"/>
+                <w:sz w:val="19"/>
+                <w:szCs w:val="19"/>
+              </w:rPr>
+              <w:t xml:space="preserve">Frontend / UI implementation and styling</w:t>
+            </w:r>
+          </w:p>
+        </w:tc>
+        <w:tc>
+          <w:tcPr>
+            <w:tcW w:type="dxa" w:w="3000"/>
+            <w:tcMar>
+              <w:top w:type="dxa" w:w="80"/>
+              <w:left w:type="dxa" w:w="100"/>
+              <w:bottom w:type="dxa" w:w="80"/>
+              <w:right w:type="dxa" w:w="100"/>
+            </w:tcMar>
+            <w:vAlign w:val="center"/>
+          </w:tcPr>
+          <w:p>
+            <w:pPr>
+              <w:spacing w:after="40"/>
+            </w:pPr>
+            <w:r>
+              <w:rPr>
+                <w:b w:val="false"/>
+                <w:bCs w:val="false"/>
+                <w:color w:val="222222"/>
+                <w:sz w:val="19"/>
+                <w:szCs w:val="19"/>
+              </w:rPr>
+              <w:t xml:space="preserve">#6</w:t>
+            </w:r>
+          </w:p>
+        </w:tc>
+      </w:tr>
+      <w:tr>
+        <w:tc>
+          <w:tcPr>
+            <w:tcW w:type="dxa" w:w="6480"/>
+            <w:shd w:fill="F2F2F2" w:val="clear"/>
+            <w:tcMar>
+              <w:top w:type="dxa" w:w="80"/>
+              <w:left w:type="dxa" w:w="100"/>
+              <w:bottom w:type="dxa" w:w="80"/>
+              <w:right w:type="dxa" w:w="100"/>
+            </w:tcMar>
+            <w:vAlign w:val="center"/>
+          </w:tcPr>
+          <w:p>
+            <w:pPr>
+              <w:spacing w:after="40"/>
+            </w:pPr>
+            <w:r>
+              <w:rPr>
+                <w:b w:val="false"/>
+                <w:bCs w:val="false"/>
+                <w:color w:val="222222"/>
+                <w:sz w:val="19"/>
+                <w:szCs w:val="19"/>
+              </w:rPr>
+              <w:t xml:space="preserve">Integration with previously completed modules</w:t>
+            </w:r>
+          </w:p>
+        </w:tc>
+        <w:tc>
+          <w:tcPr>
+            <w:tcW w:type="dxa" w:w="3000"/>
+            <w:shd w:fill="F2F2F2" w:val="clear"/>
+            <w:tcMar>
+              <w:top w:type="dxa" w:w="80"/>
+              <w:left w:type="dxa" w:w="100"/>
+              <w:bottom w:type="dxa" w:w="80"/>
+              <w:right w:type="dxa" w:w="100"/>
+            </w:tcMar>
+            <w:vAlign w:val="center"/>
+          </w:tcPr>
+          <w:p>
+            <w:pPr>
+              <w:spacing w:after="40"/>
+            </w:pPr>
+            <w:r>
+              <w:rPr>
+                <w:b w:val="false"/>
+                <w:bCs w:val="false"/>
+                <w:color w:val="222222"/>
+                <w:sz w:val="19"/>
+                <w:szCs w:val="19"/>
+              </w:rPr>
+              <w:t xml:space="preserve">#5 &amp; #6</w:t>
+            </w:r>
+          </w:p>
+        </w:tc>
+      </w:tr>
+      <w:tr>
+        <w:tc>
+          <w:tcPr>
+            <w:tcW w:type="dxa" w:w="6480"/>
+            <w:tcMar>
+              <w:top w:type="dxa" w:w="80"/>
+              <w:left w:type="dxa" w:w="100"/>
+              <w:bottom w:type="dxa" w:w="80"/>
+              <w:right w:type="dxa" w:w="100"/>
+            </w:tcMar>
+            <w:vAlign w:val="center"/>
+          </w:tcPr>
+          <w:p>
+            <w:pPr>
+              <w:spacing w:after="40"/>
+            </w:pPr>
+            <w:r>
+              <w:rPr>
+                <w:b w:val="false"/>
+                <w:bCs w:val="false"/>
+                <w:color w:val="222222"/>
+                <w:sz w:val="19"/>
+                <w:szCs w:val="19"/>
+              </w:rPr>
+              <w:t xml:space="preserve">Unit tests, QA pass, and bug fixes</w:t>
+            </w:r>
+          </w:p>
+        </w:tc>
+        <w:tc>
+          <w:tcPr>
+            <w:tcW w:type="dxa" w:w="3000"/>
+            <w:tcMar>
+              <w:top w:type="dxa" w:w="80"/>
+              <w:left w:type="dxa" w:w="100"/>
+              <w:bottom w:type="dxa" w:w="80"/>
+              <w:right w:type="dxa" w:w="100"/>
+            </w:tcMar>
+            <w:vAlign w:val="center"/>
+          </w:tcPr>
+          <w:p>
+            <w:pPr>
+              <w:spacing w:after="40"/>
+            </w:pPr>
+            <w:r>
+              <w:rPr>
+                <w:b w:val="false"/>
+                <w:bCs w:val="false"/>
+                <w:color w:val="222222"/>
+                <w:sz w:val="19"/>
+                <w:szCs w:val="19"/>
+              </w:rPr>
+              <w:t xml:space="preserve">#7</w:t>
+            </w:r>
+          </w:p>
+        </w:tc>
+      </w:tr>
+      <w:tr>
+        <w:tc>
+          <w:tcPr>
+            <w:tcW w:type="dxa" w:w="6480"/>
+            <w:shd w:fill="F2F2F2" w:val="clear"/>
+            <w:tcMar>
+              <w:top w:type="dxa" w:w="80"/>
+              <w:left w:type="dxa" w:w="100"/>
+              <w:bottom w:type="dxa" w:w="80"/>
+              <w:right w:type="dxa" w:w="100"/>
+            </w:tcMar>
+            <w:vAlign w:val="center"/>
+          </w:tcPr>
+          <w:p>
+            <w:pPr>
+              <w:spacing w:after="40"/>
+            </w:pPr>
+            <w:r>
+              <w:rPr>
+                <w:b w:val="false"/>
+                <w:bCs w:val="false"/>
+                <w:color w:val="222222"/>
+                <w:sz w:val="19"/>
+                <w:szCs w:val="19"/>
+              </w:rPr>
+              <w:t xml:space="preserve">CI/CD build &amp; deploy to staging</w:t>
+            </w:r>
+          </w:p>
+        </w:tc>
+        <w:tc>
+          <w:tcPr>
+            <w:tcW w:type="dxa" w:w="3000"/>
+            <w:shd w:fill="F2F2F2" w:val="clear"/>
+            <w:tcMar>
+              <w:top w:type="dxa" w:w="80"/>
+              <w:left w:type="dxa" w:w="100"/>
+              <w:bottom w:type="dxa" w:w="80"/>
+              <w:right w:type="dxa" w:w="100"/>
+            </w:tcMar>
+            <w:vAlign w:val="center"/>
+          </w:tcPr>
+          <w:p>
+            <w:pPr>
+              <w:spacing w:after="40"/>
+            </w:pPr>
+            <w:r>
+              <w:rPr>
+                <w:b w:val="false"/>
+                <w:bCs w:val="false"/>
+                <w:color w:val="222222"/>
+                <w:sz w:val="19"/>
+                <w:szCs w:val="19"/>
+              </w:rPr>
+              <w:t xml:space="preserve">#7</w:t>
+            </w:r>
+          </w:p>
+        </w:tc>
+      </w:tr>
+      <w:tr>
+        <w:tc>
+          <w:tcPr>
+            <w:tcW w:type="dxa" w:w="6480"/>
+            <w:tcMar>
+              <w:top w:type="dxa" w:w="80"/>
+              <w:left w:type="dxa" w:w="100"/>
+              <w:bottom w:type="dxa" w:w="80"/>
+              <w:right w:type="dxa" w:w="100"/>
+            </w:tcMar>
+            <w:vAlign w:val="center"/>
+          </w:tcPr>
+          <w:p>
+            <w:pPr>
+              <w:spacing w:after="40"/>
+            </w:pPr>
+            <w:r>
+              <w:rPr>
+                <w:b w:val="false"/>
+                <w:bCs w:val="false"/>
+                <w:color w:val="222222"/>
+                <w:sz w:val="19"/>
+                <w:szCs w:val="19"/>
+              </w:rPr>
+              <w:t xml:space="preserve">Prepare and rehearse Sprint Review demo</w:t>
+            </w:r>
+          </w:p>
+        </w:tc>
+        <w:tc>
+          <w:tcPr>
+            <w:tcW w:type="dxa" w:w="3000"/>
+            <w:tcMar>
+              <w:top w:type="dxa" w:w="80"/>
+              <w:left w:type="dxa" w:w="100"/>
+              <w:bottom w:type="dxa" w:w="80"/>
+              <w:right w:type="dxa" w:w="100"/>
+            </w:tcMar>
+            <w:vAlign w:val="center"/>
+          </w:tcPr>
+          <w:p>
+            <w:pPr>
+              <w:spacing w:after="40"/>
+            </w:pPr>
+            <w:r>
+              <w:rPr>
+                <w:b w:val="false"/>
+                <w:bCs w:val="false"/>
+                <w:color w:val="222222"/>
+                <w:sz w:val="19"/>
+                <w:szCs w:val="19"/>
+              </w:rPr>
+              <w:t xml:space="preserve">#5</w:t>
+            </w:r>
+          </w:p>
+        </w:tc>
+      </w:tr>
+      <w:tr>
+        <w:tc>
+          <w:tcPr>
+            <w:tcW w:type="dxa" w:w="6480"/>
+            <w:shd w:fill="F2F2F2" w:val="clear"/>
+            <w:tcMar>
+              <w:top w:type="dxa" w:w="80"/>
+              <w:left w:type="dxa" w:w="100"/>
+              <w:bottom w:type="dxa" w:w="80"/>
+              <w:right w:type="dxa" w:w="100"/>
+            </w:tcMar>
+            <w:vAlign w:val="center"/>
+          </w:tcPr>
+          <w:p>
+            <w:pPr>
+              <w:spacing w:after="40"/>
+            </w:pPr>
+            <w:r>
+              <w:rPr>
+                <w:b w:val="false"/>
+                <w:bCs w:val="false"/>
+                <w:color w:val="222222"/>
+                <w:sz w:val="19"/>
+                <w:szCs w:val="19"/>
+              </w:rPr>
+              <w:t xml:space="preserve">Write weekly WPDS entry (progress, blockers, decisions)</w:t>
+            </w:r>
+          </w:p>
+        </w:tc>
+        <w:tc>
+          <w:tcPr>
+            <w:tcW w:type="dxa" w:w="3000"/>
+            <w:shd w:fill="F2F2F2" w:val="clear"/>
+            <w:tcMar>
+              <w:top w:type="dxa" w:w="80"/>
+              <w:left w:type="dxa" w:w="100"/>
+              <w:bottom w:type="dxa" w:w="80"/>
+              <w:right w:type="dxa" w:w="100"/>
+            </w:tcMar>
+            <w:vAlign w:val="center"/>
+          </w:tcPr>
+          <w:p>
+            <w:pPr>
+              <w:spacing w:after="40"/>
+            </w:pPr>
+            <w:r>
+              <w:rPr>
+                <w:b w:val="false"/>
+                <w:bCs w:val="false"/>
+                <w:color w:val="222222"/>
+                <w:sz w:val="19"/>
+                <w:szCs w:val="19"/>
+              </w:rPr>
+              <w:t xml:space="preserve">#1</w:t>
+            </w:r>
+          </w:p>
+        </w:tc>
+      </w:tr>
+      <w:tr>
+        <w:tc>
+          <w:tcPr>
+            <w:tcW w:type="dxa" w:w="6480"/>
+            <w:tcMar>
+              <w:top w:type="dxa" w:w="80"/>
+              <w:left w:type="dxa" w:w="100"/>
+              <w:bottom w:type="dxa" w:w="80"/>
+              <w:right w:type="dxa" w:w="100"/>
+            </w:tcMar>
+            <w:vAlign w:val="center"/>
+          </w:tcPr>
+          <w:p>
+            <w:pPr>
+              <w:spacing w:after="40"/>
+            </w:pPr>
+            <w:r>
+              <w:rPr>
+                <w:b w:val="false"/>
+                <w:bCs w:val="false"/>
+                <w:color w:val="222222"/>
+                <w:sz w:val="19"/>
+                <w:szCs w:val="19"/>
+              </w:rPr>
+              <w:t xml:space="preserve">Facilitate Daily Scrums across the week</w:t>
+            </w:r>
+          </w:p>
+        </w:tc>
+        <w:tc>
+          <w:tcPr>
+            <w:tcW w:type="dxa" w:w="3000"/>
+            <w:tcMar>
+              <w:top w:type="dxa" w:w="80"/>
+              <w:left w:type="dxa" w:w="100"/>
+              <w:bottom w:type="dxa" w:w="80"/>
+              <w:right w:type="dxa" w:w="100"/>
+            </w:tcMar>
+            <w:vAlign w:val="center"/>
+          </w:tcPr>
+          <w:p>
+            <w:pPr>
+              <w:spacing w:after="40"/>
+            </w:pPr>
+            <w:r>
+              <w:rPr>
+                <w:b w:val="false"/>
+                <w:bCs w:val="false"/>
+                <w:color w:val="222222"/>
+                <w:sz w:val="19"/>
+                <w:szCs w:val="19"/>
+              </w:rPr>
+              <w:t xml:space="preserve">#2</w:t>
+            </w:r>
+          </w:p>
+        </w:tc>
+      </w:tr>
+      <w:tr>
+        <w:tc>
+          <w:tcPr>
+            <w:tcW w:type="dxa" w:w="6480"/>
+            <w:shd w:fill="F2F2F2" w:val="clear"/>
+            <w:tcMar>
+              <w:top w:type="dxa" w:w="80"/>
+              <w:left w:type="dxa" w:w="100"/>
+              <w:bottom w:type="dxa" w:w="80"/>
+              <w:right w:type="dxa" w:w="100"/>
+            </w:tcMar>
+            <w:vAlign w:val="center"/>
+          </w:tcPr>
+          <w:p>
+            <w:pPr>
+              <w:spacing w:after="40"/>
+            </w:pPr>
+            <w:r>
+              <w:rPr>
+                <w:b w:val="false"/>
+                <w:bCs w:val="false"/>
+                <w:color w:val="222222"/>
+                <w:sz w:val="19"/>
+                <w:szCs w:val="19"/>
+              </w:rPr>
+              <w:t xml:space="preserve">Run Sprint Retrospective and log action items</w:t>
+            </w:r>
+          </w:p>
+        </w:tc>
+        <w:tc>
+          <w:tcPr>
+            <w:tcW w:type="dxa" w:w="3000"/>
+            <w:shd w:fill="F2F2F2" w:val="clear"/>
+            <w:tcMar>
+              <w:top w:type="dxa" w:w="80"/>
+              <w:left w:type="dxa" w:w="100"/>
+              <w:bottom w:type="dxa" w:w="80"/>
+              <w:right w:type="dxa" w:w="100"/>
+            </w:tcMar>
+            <w:vAlign w:val="center"/>
+          </w:tcPr>
+          <w:p>
+            <w:pPr>
+              <w:spacing w:after="40"/>
+            </w:pPr>
+            <w:r>
+              <w:rPr>
+                <w:b w:val="false"/>
+                <w:bCs w:val="false"/>
+                <w:color w:val="222222"/>
+                <w:sz w:val="19"/>
+                <w:szCs w:val="19"/>
+              </w:rPr>
+              <w:t xml:space="preserve">#2 (facilitates), all attend</w:t>
+            </w:r>
+          </w:p>
+        </w:tc>
+      </w:tr>
+    </w:tbl>
+    <w:p>
+      <w:pPr>
+        <w:pStyle w:val="Heading3"/>
+        <w:spacing w:after="100" w:before="200"/>
+      </w:pPr>
+      <w:r>
+        <w:rPr>
+          <w:b/>
+          <w:bCs/>
+          <w:color w:val="1F3A5F"/>
+          <w:sz w:val="22"/>
+          <w:szCs w:val="22"/>
+        </w:rPr>
+        <w:t xml:space="preserve">Sprint-Specific Definition of Done</w:t>
+      </w:r>
+    </w:p>
+    <w:p>
+      <w:pPr>
+        <w:pStyle w:val="ListParagraph"/>
+        <w:numPr>
+          <w:ilvl w:val="0"/>
+          <w:numId w:val="1"/>
+        </w:numPr>
+        <w:spacing w:after="60"/>
+      </w:pPr>
+      <w:r>
+        <w:rPr>
+          <w:b w:val="false"/>
+          <w:bCs w:val="false"/>
+          <w:sz w:val="20"/>
+          <w:szCs w:val="20"/>
+        </w:rPr>
+        <w:t xml:space="preserve">Code merged to main branch and passes CI (build + lint + tests).</w:t>
+      </w:r>
+    </w:p>
+    <w:p>
+      <w:pPr>
+        <w:pStyle w:val="ListParagraph"/>
+        <w:numPr>
+          <w:ilvl w:val="0"/>
+          <w:numId w:val="1"/>
+        </w:numPr>
+        <w:spacing w:after="60"/>
+      </w:pPr>
+      <w:r>
+        <w:rPr>
+          <w:b w:val="false"/>
+          <w:bCs w:val="false"/>
+          <w:sz w:val="20"/>
+          <w:szCs w:val="20"/>
+        </w:rPr>
+        <w:t xml:space="preserve">All acceptance criteria for every committed story verified manually or via automated test.</w:t>
+      </w:r>
+    </w:p>
+    <w:p>
+      <w:pPr>
+        <w:pStyle w:val="ListParagraph"/>
+        <w:numPr>
+          <w:ilvl w:val="0"/>
+          <w:numId w:val="1"/>
+        </w:numPr>
+        <w:spacing w:after="60"/>
+      </w:pPr>
+      <w:r>
+        <w:rPr>
+          <w:b w:val="false"/>
+          <w:bCs w:val="false"/>
+          <w:sz w:val="20"/>
+          <w:szCs w:val="20"/>
+        </w:rPr>
+        <w:t xml:space="preserve">UI reviewed for the relevant stakeholder role(s) and is responsive/usable.</w:t>
+      </w:r>
+    </w:p>
+    <w:p>
+      <w:pPr>
+        <w:pStyle w:val="ListParagraph"/>
+        <w:numPr>
+          <w:ilvl w:val="0"/>
+          <w:numId w:val="1"/>
+        </w:numPr>
+        <w:spacing w:after="60"/>
+      </w:pPr>
+      <w:r>
+        <w:rPr>
+          <w:b w:val="false"/>
+          <w:bCs w:val="false"/>
+          <w:sz w:val="20"/>
+          <w:szCs w:val="20"/>
+        </w:rPr>
+        <w:t xml:space="preserve">No known critical or blocking defects remain open.</w:t>
+      </w:r>
+    </w:p>
+    <w:p>
+      <w:pPr>
+        <w:pStyle w:val="ListParagraph"/>
+        <w:numPr>
+          <w:ilvl w:val="0"/>
+          <w:numId w:val="1"/>
+        </w:numPr>
+        <w:spacing w:after="60"/>
+      </w:pPr>
+      <w:r>
+        <w:rPr>
+          <w:b w:val="false"/>
+          <w:bCs w:val="false"/>
+          <w:sz w:val="20"/>
+          <w:szCs w:val="20"/>
+        </w:rPr>
+        <w:t xml:space="preserve">Feature deployed to the staging environment and demoed at Sprint Review.</w:t>
+      </w:r>
+    </w:p>
+    <w:p>
+      <w:pPr>
+        <w:pStyle w:val="ListParagraph"/>
+        <w:numPr>
+          <w:ilvl w:val="0"/>
+          <w:numId w:val="1"/>
+        </w:numPr>
+        <w:spacing w:after="60"/>
+      </w:pPr>
+      <w:r>
+        <w:rPr>
+          <w:b w:val="false"/>
+          <w:bCs w:val="false"/>
+          <w:sz w:val="20"/>
+          <w:szCs w:val="20"/>
+        </w:rPr>
+        <w:t xml:space="preserve">WPDS entry for the week completed and story statuses updated on the board.</w:t>
+      </w:r>
+    </w:p>
+    <w:p>
+      <w:pPr>
+        <w:pStyle w:val="Heading3"/>
+        <w:spacing w:after="100" w:before="200"/>
+      </w:pPr>
+      <w:r>
+        <w:rPr>
+          <w:b/>
+          <w:bCs/>
+          <w:color w:val="1F3A5F"/>
+          <w:sz w:val="22"/>
+          <w:szCs w:val="22"/>
+        </w:rPr>
+        <w:t xml:space="preserve">Capacity Note</w:t>
+      </w:r>
+    </w:p>
+    <w:p>
+      <w:pPr>
+        <w:spacing w:after="120"/>
+      </w:pPr>
+      <w:r>
+        <w:rPr>
+          <w:b w:val="false"/>
+          <w:bCs w:val="false"/>
+          <w:i w:val="false"/>
+          <w:iCs w:val="false"/>
+          <w:color w:val="222222"/>
+          <w:sz w:val="21"/>
+          <w:szCs w:val="21"/>
+        </w:rPr>
+        <w:t xml:space="preserve">Team capacity: 7 members. Committed points (22) reflect one module's stories, sized against the team's demonstrated velocity from prior sprints (see Velocity &amp; Burndown Framework). If the Daily Scrum surfaces a blocker that puts the sprint goal at risk, the Scrum Master (#2) raises it immediately and, if needed, the Product Owner (#1) re-scopes lower-priority stories out of the sprint rather than compromising the Definition of Done.</w:t>
+      </w:r>
+    </w:p>
+    <w:p/>
+    <w:p>
+      <w:pPr>
+        <w:pageBreakBefore/>
+      </w:pPr>
+    </w:p>
+    <w:p>
+      <w:pPr>
+        <w:pStyle w:val="Heading1"/>
+        <w:pBdr>
+          <w:bottom w:val="single" w:color="1F3A5F" w:sz="8" w:space="4"/>
+        </w:pBdr>
+        <w:spacing w:after="200" w:before="400"/>
+      </w:pPr>
+      <w:r>
+        <w:rPr>
+          <w:b/>
+          <w:bCs/>
+          <w:color w:val="13253D"/>
+          <w:sz w:val="30"/>
+          <w:szCs w:val="30"/>
+        </w:rPr>
+        <w:t xml:space="preserve">Sprint 14 Backlog — Payroll &amp; Workforce Hub</w:t>
+      </w:r>
+    </w:p>
+    <w:p>
+      <w:pPr>
+        <w:spacing w:after="120"/>
+      </w:pPr>
+      <w:r>
+        <w:rPr>
+          <w:b w:val="false"/>
+          <w:bCs w:val="false"/>
+          <w:i w:val="false"/>
+          <w:iCs w:val="false"/>
+          <w:color w:val="222222"/>
+          <w:sz w:val="21"/>
+          <w:szCs w:val="21"/>
+        </w:rPr>
+        <w:t xml:space="preserve">Sprint Goal: Turn paid hours, tips and bonuses into an estimated monthly pay for each person, and give the admin one hub that shows everything about everyone.</w:t>
+      </w:r>
+    </w:p>
+    <w:p>
+      <w:pPr>
+        <w:spacing w:after="120"/>
+      </w:pPr>
+      <w:r>
+        <w:rPr>
+          <w:b w:val="false"/>
+          <w:bCs w:val="false"/>
+          <w:i w:val="false"/>
+          <w:iCs w:val="false"/>
+          <w:color w:val="222222"/>
+          <w:sz w:val="21"/>
+          <w:szCs w:val="21"/>
+        </w:rPr>
+        <w:t xml:space="preserve">Status: Planned</w:t>
+      </w:r>
+    </w:p>
+    <w:p>
+      <w:pPr>
+        <w:spacing w:after="120"/>
+      </w:pPr>
+      <w:r>
+        <w:rPr>
+          <w:b w:val="false"/>
+          <w:bCs w:val="false"/>
+          <w:i/>
+          <w:iCs/>
+          <w:color w:val="222222"/>
+          <w:sz w:val="21"/>
+          <w:szCs w:val="21"/>
+        </w:rPr>
+        <w:t xml:space="preserve">Sprint Duration: 1 week (Week 14)  |  Module Lead: #1  |  Priority: Should  |  Committed Points: 22</w:t>
+      </w:r>
+    </w:p>
+    <w:p>
+      <w:pPr>
+        <w:pStyle w:val="Heading3"/>
+        <w:spacing w:after="100" w:before="200"/>
+      </w:pPr>
+      <w:r>
+        <w:rPr>
+          <w:b/>
+          <w:bCs/>
+          <w:color w:val="1F3A5F"/>
+          <w:sz w:val="22"/>
+          <w:szCs w:val="22"/>
+        </w:rPr>
+        <w:t xml:space="preserve">Committed User Stories (pulled from Product Backlog)</w:t>
+      </w:r>
+    </w:p>
+    <w:tbl>
+      <w:tblPr>
+        <w:tblW w:type="dxa" w:w="9480"/>
+        <w:tblBorders>
+          <w:top w:val="single" w:color="auto" w:sz="4"/>
+          <w:left w:val="single" w:color="auto" w:sz="4"/>
+          <w:bottom w:val="single" w:color="auto" w:sz="4"/>
+          <w:right w:val="single" w:color="auto" w:sz="4"/>
+          <w:insideH w:val="single" w:color="auto" w:sz="4"/>
+          <w:insideV w:val="single" w:color="auto" w:sz="4"/>
+        </w:tblBorders>
+      </w:tblPr>
+      <w:tblGrid>
+        <w:gridCol w:w="900"/>
+        <w:gridCol w:w="7680"/>
+        <w:gridCol w:w="900"/>
+      </w:tblGrid>
+      <w:tr>
+        <w:trPr>
+          <w:tblHeader/>
+        </w:trPr>
+        <w:tc>
+          <w:tcPr>
+            <w:tcW w:type="dxa" w:w="900"/>
+            <w:shd w:fill="1F3A5F" w:val="clear"/>
+            <w:tcMar>
+              <w:top w:type="dxa" w:w="80"/>
+              <w:left w:type="dxa" w:w="100"/>
+              <w:bottom w:type="dxa" w:w="80"/>
+              <w:right w:type="dxa" w:w="100"/>
+            </w:tcMar>
+          </w:tcPr>
+          <w:p>
+            <w:pPr>
+              <w:spacing w:after="40"/>
+            </w:pPr>
+            <w:r>
+              <w:rPr>
+                <w:b/>
+                <w:bCs/>
+                <w:color w:val="FFFFFF"/>
+                <w:sz w:val="19"/>
+                <w:szCs w:val="19"/>
+              </w:rPr>
+              <w:t xml:space="preserve">ID</w:t>
+            </w:r>
+          </w:p>
+        </w:tc>
+        <w:tc>
+          <w:tcPr>
+            <w:tcW w:type="dxa" w:w="7680"/>
+            <w:shd w:fill="1F3A5F" w:val="clear"/>
+            <w:tcMar>
+              <w:top w:type="dxa" w:w="80"/>
+              <w:left w:type="dxa" w:w="100"/>
+              <w:bottom w:type="dxa" w:w="80"/>
+              <w:right w:type="dxa" w:w="100"/>
+            </w:tcMar>
+          </w:tcPr>
+          <w:p>
+            <w:pPr>
+              <w:spacing w:after="40"/>
+            </w:pPr>
+            <w:r>
+              <w:rPr>
+                <w:b/>
+                <w:bCs/>
+                <w:color w:val="FFFFFF"/>
+                <w:sz w:val="19"/>
+                <w:szCs w:val="19"/>
+              </w:rPr>
+              <w:t xml:space="preserve">Story</w:t>
+            </w:r>
+          </w:p>
+        </w:tc>
+        <w:tc>
+          <w:tcPr>
+            <w:tcW w:type="dxa" w:w="900"/>
+            <w:shd w:fill="1F3A5F" w:val="clear"/>
+            <w:tcMar>
+              <w:top w:type="dxa" w:w="80"/>
+              <w:left w:type="dxa" w:w="100"/>
+              <w:bottom w:type="dxa" w:w="80"/>
+              <w:right w:type="dxa" w:w="100"/>
+            </w:tcMar>
+          </w:tcPr>
+          <w:p>
+            <w:pPr>
+              <w:spacing w:after="40"/>
+            </w:pPr>
+            <w:r>
+              <w:rPr>
+                <w:b/>
+                <w:bCs/>
+                <w:color w:val="FFFFFF"/>
+                <w:sz w:val="19"/>
+                <w:szCs w:val="19"/>
+              </w:rPr>
+              <w:t xml:space="preserve">Pts</w:t>
+            </w:r>
+          </w:p>
+        </w:tc>
+      </w:tr>
+      <w:tr>
+        <w:tc>
+          <w:tcPr>
+            <w:tcW w:type="dxa" w:w="900"/>
+            <w:tcMar>
+              <w:top w:type="dxa" w:w="80"/>
+              <w:left w:type="dxa" w:w="100"/>
+              <w:bottom w:type="dxa" w:w="80"/>
+              <w:right w:type="dxa" w:w="100"/>
+            </w:tcMar>
+            <w:vAlign w:val="center"/>
+          </w:tcPr>
+          <w:p>
+            <w:pPr>
+              <w:spacing w:after="40"/>
+            </w:pPr>
+            <w:r>
+              <w:rPr>
+                <w:b/>
+                <w:bCs/>
+                <w:color w:val="222222"/>
+                <w:sz w:val="19"/>
+                <w:szCs w:val="19"/>
+              </w:rPr>
+              <w:t xml:space="preserve">US14.1</w:t>
+            </w:r>
+          </w:p>
+        </w:tc>
+        <w:tc>
+          <w:tcPr>
+            <w:tcW w:type="dxa" w:w="7680"/>
+            <w:tcMar>
+              <w:top w:type="dxa" w:w="80"/>
+              <w:left w:type="dxa" w:w="100"/>
+              <w:bottom w:type="dxa" w:w="80"/>
+              <w:right w:type="dxa" w:w="100"/>
+            </w:tcMar>
+            <w:vAlign w:val="center"/>
+          </w:tcPr>
+          <w:p>
+            <w:r>
+              <w:rPr>
+                <w:sz w:val="19"/>
+                <w:szCs w:val="19"/>
+              </w:rPr>
+              <w:t xml:space="preserve">As a staff member, I want my estimated pay for the month, so that I know what I will earn.</w:t>
+            </w:r>
+          </w:p>
+        </w:tc>
+        <w:tc>
+          <w:tcPr>
+            <w:tcW w:type="dxa" w:w="900"/>
+            <w:tcMar>
+              <w:top w:type="dxa" w:w="80"/>
+              <w:left w:type="dxa" w:w="100"/>
+              <w:bottom w:type="dxa" w:w="80"/>
+              <w:right w:type="dxa" w:w="100"/>
+            </w:tcMar>
+            <w:vAlign w:val="center"/>
+          </w:tcPr>
+          <w:p>
+            <w:pPr>
+              <w:spacing w:after="40"/>
+            </w:pPr>
+            <w:r>
+              <w:rPr>
+                <w:b/>
+                <w:bCs/>
+                <w:color w:val="222222"/>
+                <w:sz w:val="19"/>
+                <w:szCs w:val="19"/>
+              </w:rPr>
+              <w:t xml:space="preserve">5</w:t>
+            </w:r>
+          </w:p>
+        </w:tc>
+      </w:tr>
+      <w:tr>
+        <w:tc>
+          <w:tcPr>
+            <w:tcW w:type="dxa" w:w="900"/>
+            <w:shd w:fill="F2F2F2" w:val="clear"/>
+            <w:tcMar>
+              <w:top w:type="dxa" w:w="80"/>
+              <w:left w:type="dxa" w:w="100"/>
+              <w:bottom w:type="dxa" w:w="80"/>
+              <w:right w:type="dxa" w:w="100"/>
+            </w:tcMar>
+            <w:vAlign w:val="center"/>
+          </w:tcPr>
+          <w:p>
+            <w:pPr>
+              <w:spacing w:after="40"/>
+            </w:pPr>
+            <w:r>
+              <w:rPr>
+                <w:b/>
+                <w:bCs/>
+                <w:color w:val="222222"/>
+                <w:sz w:val="19"/>
+                <w:szCs w:val="19"/>
+              </w:rPr>
+              <w:t xml:space="preserve">US14.2</w:t>
+            </w:r>
+          </w:p>
+        </w:tc>
+        <w:tc>
+          <w:tcPr>
+            <w:tcW w:type="dxa" w:w="7680"/>
+            <w:shd w:fill="F2F2F2" w:val="clear"/>
+            <w:tcMar>
+              <w:top w:type="dxa" w:w="80"/>
+              <w:left w:type="dxa" w:w="100"/>
+              <w:bottom w:type="dxa" w:w="80"/>
+              <w:right w:type="dxa" w:w="100"/>
+            </w:tcMar>
+            <w:vAlign w:val="center"/>
+          </w:tcPr>
+          <w:p>
+            <w:r>
+              <w:rPr>
+                <w:sz w:val="19"/>
+                <w:szCs w:val="19"/>
+              </w:rPr>
+              <w:t xml:space="preserve">As an Admin, I want a deduction for each late arrival, so that the late policy is applied consistently.</w:t>
+            </w:r>
+          </w:p>
+        </w:tc>
+        <w:tc>
+          <w:tcPr>
+            <w:tcW w:type="dxa" w:w="900"/>
+            <w:shd w:fill="F2F2F2" w:val="clear"/>
+            <w:tcMar>
+              <w:top w:type="dxa" w:w="80"/>
+              <w:left w:type="dxa" w:w="100"/>
+              <w:bottom w:type="dxa" w:w="80"/>
+              <w:right w:type="dxa" w:w="100"/>
+            </w:tcMar>
+            <w:vAlign w:val="center"/>
+          </w:tcPr>
+          <w:p>
+            <w:pPr>
+              <w:spacing w:after="40"/>
+            </w:pPr>
+            <w:r>
+              <w:rPr>
+                <w:b/>
+                <w:bCs/>
+                <w:color w:val="222222"/>
+                <w:sz w:val="19"/>
+                <w:szCs w:val="19"/>
+              </w:rPr>
+              <w:t xml:space="preserve">3</w:t>
+            </w:r>
+          </w:p>
+        </w:tc>
+      </w:tr>
+      <w:tr>
+        <w:tc>
+          <w:tcPr>
+            <w:tcW w:type="dxa" w:w="900"/>
+            <w:tcMar>
+              <w:top w:type="dxa" w:w="80"/>
+              <w:left w:type="dxa" w:w="100"/>
+              <w:bottom w:type="dxa" w:w="80"/>
+              <w:right w:type="dxa" w:w="100"/>
+            </w:tcMar>
+            <w:vAlign w:val="center"/>
+          </w:tcPr>
+          <w:p>
+            <w:pPr>
+              <w:spacing w:after="40"/>
+            </w:pPr>
+            <w:r>
+              <w:rPr>
+                <w:b/>
+                <w:bCs/>
+                <w:color w:val="222222"/>
+                <w:sz w:val="19"/>
+                <w:szCs w:val="19"/>
+              </w:rPr>
+              <w:t xml:space="preserve">US14.3</w:t>
+            </w:r>
+          </w:p>
+        </w:tc>
+        <w:tc>
+          <w:tcPr>
+            <w:tcW w:type="dxa" w:w="7680"/>
+            <w:tcMar>
+              <w:top w:type="dxa" w:w="80"/>
+              <w:left w:type="dxa" w:w="100"/>
+              <w:bottom w:type="dxa" w:w="80"/>
+              <w:right w:type="dxa" w:w="100"/>
+            </w:tcMar>
+            <w:vAlign w:val="center"/>
+          </w:tcPr>
+          <w:p>
+            <w:r>
+              <w:rPr>
+                <w:sz w:val="19"/>
+                <w:szCs w:val="19"/>
+              </w:rPr>
+              <w:t xml:space="preserve">As an Admin, I want to set each staff member's hourly wage and give bonuses (for example for Eid or a birthday), so that pay reflects my decisions.</w:t>
+            </w:r>
+          </w:p>
+        </w:tc>
+        <w:tc>
+          <w:tcPr>
+            <w:tcW w:type="dxa" w:w="900"/>
+            <w:tcMar>
+              <w:top w:type="dxa" w:w="80"/>
+              <w:left w:type="dxa" w:w="100"/>
+              <w:bottom w:type="dxa" w:w="80"/>
+              <w:right w:type="dxa" w:w="100"/>
+            </w:tcMar>
+            <w:vAlign w:val="center"/>
+          </w:tcPr>
+          <w:p>
+            <w:pPr>
+              <w:spacing w:after="40"/>
+            </w:pPr>
+            <w:r>
+              <w:rPr>
+                <w:b/>
+                <w:bCs/>
+                <w:color w:val="222222"/>
+                <w:sz w:val="19"/>
+                <w:szCs w:val="19"/>
+              </w:rPr>
+              <w:t xml:space="preserve">3</w:t>
+            </w:r>
+          </w:p>
+        </w:tc>
+      </w:tr>
+      <w:tr>
+        <w:tc>
+          <w:tcPr>
+            <w:tcW w:type="dxa" w:w="900"/>
+            <w:shd w:fill="F2F2F2" w:val="clear"/>
+            <w:tcMar>
+              <w:top w:type="dxa" w:w="80"/>
+              <w:left w:type="dxa" w:w="100"/>
+              <w:bottom w:type="dxa" w:w="80"/>
+              <w:right w:type="dxa" w:w="100"/>
+            </w:tcMar>
+            <w:vAlign w:val="center"/>
+          </w:tcPr>
+          <w:p>
+            <w:pPr>
+              <w:spacing w:after="40"/>
+            </w:pPr>
+            <w:r>
+              <w:rPr>
+                <w:b/>
+                <w:bCs/>
+                <w:color w:val="222222"/>
+                <w:sz w:val="19"/>
+                <w:szCs w:val="19"/>
+              </w:rPr>
+              <w:t xml:space="preserve">US14.4</w:t>
+            </w:r>
+          </w:p>
+        </w:tc>
+        <w:tc>
+          <w:tcPr>
+            <w:tcW w:type="dxa" w:w="7680"/>
+            <w:shd w:fill="F2F2F2" w:val="clear"/>
+            <w:tcMar>
+              <w:top w:type="dxa" w:w="80"/>
+              <w:left w:type="dxa" w:w="100"/>
+              <w:bottom w:type="dxa" w:w="80"/>
+              <w:right w:type="dxa" w:w="100"/>
+            </w:tcMar>
+            <w:vAlign w:val="center"/>
+          </w:tcPr>
+          <w:p>
+            <w:r>
+              <w:rPr>
+                <w:sz w:val="19"/>
+                <w:szCs w:val="19"/>
+              </w:rPr>
+              <w:t xml:space="preserve">As an Admin, I want a Workforce hub with live presence, team charts, progress rings and a staff table with pay, so that I can see everything about everyone in one place.</w:t>
+            </w:r>
+          </w:p>
+        </w:tc>
+        <w:tc>
+          <w:tcPr>
+            <w:tcW w:type="dxa" w:w="900"/>
+            <w:shd w:fill="F2F2F2" w:val="clear"/>
+            <w:tcMar>
+              <w:top w:type="dxa" w:w="80"/>
+              <w:left w:type="dxa" w:w="100"/>
+              <w:bottom w:type="dxa" w:w="80"/>
+              <w:right w:type="dxa" w:w="100"/>
+            </w:tcMar>
+            <w:vAlign w:val="center"/>
+          </w:tcPr>
+          <w:p>
+            <w:pPr>
+              <w:spacing w:after="40"/>
+            </w:pPr>
+            <w:r>
+              <w:rPr>
+                <w:b/>
+                <w:bCs/>
+                <w:color w:val="222222"/>
+                <w:sz w:val="19"/>
+                <w:szCs w:val="19"/>
+              </w:rPr>
+              <w:t xml:space="preserve">8</w:t>
+            </w:r>
+          </w:p>
+        </w:tc>
+      </w:tr>
+      <w:tr>
+        <w:tc>
+          <w:tcPr>
+            <w:tcW w:type="dxa" w:w="900"/>
+            <w:tcMar>
+              <w:top w:type="dxa" w:w="80"/>
+              <w:left w:type="dxa" w:w="100"/>
+              <w:bottom w:type="dxa" w:w="80"/>
+              <w:right w:type="dxa" w:w="100"/>
+            </w:tcMar>
+            <w:vAlign w:val="center"/>
+          </w:tcPr>
+          <w:p>
+            <w:pPr>
+              <w:spacing w:after="40"/>
+            </w:pPr>
+            <w:r>
+              <w:rPr>
+                <w:b/>
+                <w:bCs/>
+                <w:color w:val="222222"/>
+                <w:sz w:val="19"/>
+                <w:szCs w:val="19"/>
+              </w:rPr>
+              <w:t xml:space="preserve">US14.5</w:t>
+            </w:r>
+          </w:p>
+        </w:tc>
+        <w:tc>
+          <w:tcPr>
+            <w:tcW w:type="dxa" w:w="7680"/>
+            <w:tcMar>
+              <w:top w:type="dxa" w:w="80"/>
+              <w:left w:type="dxa" w:w="100"/>
+              <w:bottom w:type="dxa" w:w="80"/>
+              <w:right w:type="dxa" w:w="100"/>
+            </w:tcMar>
+            <w:vAlign w:val="center"/>
+          </w:tcPr>
+          <w:p>
+            <w:r>
+              <w:rPr>
+                <w:sz w:val="19"/>
+                <w:szCs w:val="19"/>
+              </w:rPr>
+              <w:t xml:space="preserve">As a Manager, I want the Workforce hub for waiters and chefs without any pay figures, so that I can run the rota while pay stays private.</w:t>
+            </w:r>
+          </w:p>
+        </w:tc>
+        <w:tc>
+          <w:tcPr>
+            <w:tcW w:type="dxa" w:w="900"/>
+            <w:tcMar>
+              <w:top w:type="dxa" w:w="80"/>
+              <w:left w:type="dxa" w:w="100"/>
+              <w:bottom w:type="dxa" w:w="80"/>
+              <w:right w:type="dxa" w:w="100"/>
+            </w:tcMar>
+            <w:vAlign w:val="center"/>
+          </w:tcPr>
+          <w:p>
+            <w:pPr>
+              <w:spacing w:after="40"/>
+            </w:pPr>
+            <w:r>
+              <w:rPr>
+                <w:b/>
+                <w:bCs/>
+                <w:color w:val="222222"/>
+                <w:sz w:val="19"/>
+                <w:szCs w:val="19"/>
+              </w:rPr>
+              <w:t xml:space="preserve">3</w:t>
+            </w:r>
+          </w:p>
+        </w:tc>
+      </w:tr>
+    </w:tbl>
+    <w:p>
+      <w:pPr>
+        <w:pStyle w:val="Heading3"/>
+        <w:spacing w:after="100" w:before="200"/>
+      </w:pPr>
+      <w:r>
+        <w:rPr>
+          <w:b/>
+          <w:bCs/>
+          <w:color w:val="1F3A5F"/>
+          <w:sz w:val="22"/>
+          <w:szCs w:val="22"/>
+        </w:rPr>
+        <w:t xml:space="preserve">Sprint Tasks &amp; Ownership</w:t>
+      </w:r>
+    </w:p>
+    <w:tbl>
+      <w:tblPr>
+        <w:tblW w:type="dxa" w:w="9480"/>
+        <w:tblBorders>
+          <w:top w:val="single" w:color="auto" w:sz="4"/>
+          <w:left w:val="single" w:color="auto" w:sz="4"/>
+          <w:bottom w:val="single" w:color="auto" w:sz="4"/>
+          <w:right w:val="single" w:color="auto" w:sz="4"/>
+          <w:insideH w:val="single" w:color="auto" w:sz="4"/>
+          <w:insideV w:val="single" w:color="auto" w:sz="4"/>
+        </w:tblBorders>
+      </w:tblPr>
+      <w:tblGrid>
+        <w:gridCol w:w="6480"/>
+        <w:gridCol w:w="3000"/>
+      </w:tblGrid>
+      <w:tr>
+        <w:trPr>
+          <w:tblHeader/>
+        </w:trPr>
+        <w:tc>
+          <w:tcPr>
+            <w:tcW w:type="dxa" w:w="6480"/>
+            <w:shd w:fill="1F3A5F" w:val="clear"/>
+            <w:tcMar>
+              <w:top w:type="dxa" w:w="80"/>
+              <w:left w:type="dxa" w:w="100"/>
+              <w:bottom w:type="dxa" w:w="80"/>
+              <w:right w:type="dxa" w:w="100"/>
+            </w:tcMar>
+          </w:tcPr>
+          <w:p>
+            <w:pPr>
+              <w:spacing w:after="40"/>
+            </w:pPr>
+            <w:r>
+              <w:rPr>
+                <w:b/>
+                <w:bCs/>
+                <w:color w:val="FFFFFF"/>
+                <w:sz w:val="19"/>
+                <w:szCs w:val="19"/>
+              </w:rPr>
+              <w:t xml:space="preserve">Task</w:t>
+            </w:r>
+          </w:p>
+        </w:tc>
+        <w:tc>
+          <w:tcPr>
+            <w:tcW w:type="dxa" w:w="3000"/>
+            <w:shd w:fill="1F3A5F" w:val="clear"/>
+            <w:tcMar>
+              <w:top w:type="dxa" w:w="80"/>
+              <w:left w:type="dxa" w:w="100"/>
+              <w:bottom w:type="dxa" w:w="80"/>
+              <w:right w:type="dxa" w:w="100"/>
+            </w:tcMar>
+          </w:tcPr>
+          <w:p>
+            <w:pPr>
+              <w:spacing w:after="40"/>
+            </w:pPr>
+            <w:r>
+              <w:rPr>
+                <w:b/>
+                <w:bCs/>
+                <w:color w:val="FFFFFF"/>
+                <w:sz w:val="19"/>
+                <w:szCs w:val="19"/>
+              </w:rPr>
+              <w:t xml:space="preserve">Owner(s)</w:t>
+            </w:r>
+          </w:p>
+        </w:tc>
+      </w:tr>
+      <w:tr>
+        <w:tc>
+          <w:tcPr>
+            <w:tcW w:type="dxa" w:w="6480"/>
+            <w:tcMar>
+              <w:top w:type="dxa" w:w="80"/>
+              <w:left w:type="dxa" w:w="100"/>
+              <w:bottom w:type="dxa" w:w="80"/>
+              <w:right w:type="dxa" w:w="100"/>
+            </w:tcMar>
+            <w:vAlign w:val="center"/>
+          </w:tcPr>
+          <w:p>
+            <w:pPr>
+              <w:spacing w:after="40"/>
+            </w:pPr>
+            <w:r>
+              <w:rPr>
+                <w:b w:val="false"/>
+                <w:bCs w:val="false"/>
+                <w:color w:val="222222"/>
+                <w:sz w:val="19"/>
+                <w:szCs w:val="19"/>
+              </w:rPr>
+              <w:t xml:space="preserve">Sprint Planning: break committed stories into tasks, confirm estimates</w:t>
+            </w:r>
+          </w:p>
+        </w:tc>
+        <w:tc>
+          <w:tcPr>
+            <w:tcW w:type="dxa" w:w="3000"/>
+            <w:tcMar>
+              <w:top w:type="dxa" w:w="80"/>
+              <w:left w:type="dxa" w:w="100"/>
+              <w:bottom w:type="dxa" w:w="80"/>
+              <w:right w:type="dxa" w:w="100"/>
+            </w:tcMar>
+            <w:vAlign w:val="center"/>
+          </w:tcPr>
+          <w:p>
+            <w:pPr>
+              <w:spacing w:after="40"/>
+            </w:pPr>
+            <w:r>
+              <w:rPr>
+                <w:b w:val="false"/>
+                <w:bCs w:val="false"/>
+                <w:color w:val="222222"/>
+                <w:sz w:val="19"/>
+                <w:szCs w:val="19"/>
+              </w:rPr>
+              <w:t xml:space="preserve">#1 (PO) &amp; #2 (SM)</w:t>
+            </w:r>
+          </w:p>
+        </w:tc>
+      </w:tr>
+      <w:tr>
+        <w:tc>
+          <w:tcPr>
+            <w:tcW w:type="dxa" w:w="6480"/>
+            <w:shd w:fill="F2F2F2" w:val="clear"/>
+            <w:tcMar>
+              <w:top w:type="dxa" w:w="80"/>
+              <w:left w:type="dxa" w:w="100"/>
+              <w:bottom w:type="dxa" w:w="80"/>
+              <w:right w:type="dxa" w:w="100"/>
+            </w:tcMar>
+            <w:vAlign w:val="center"/>
+          </w:tcPr>
+          <w:p>
+            <w:pPr>
+              <w:spacing w:after="40"/>
+            </w:pPr>
+            <w:r>
+              <w:rPr>
+                <w:b w:val="false"/>
+                <w:bCs w:val="false"/>
+                <w:color w:val="222222"/>
+                <w:sz w:val="19"/>
+                <w:szCs w:val="19"/>
+              </w:rPr>
+              <w:t xml:space="preserve">Backend / API implementation for Payroll &amp; Workforce Hub</w:t>
+            </w:r>
+          </w:p>
+        </w:tc>
+        <w:tc>
+          <w:tcPr>
+            <w:tcW w:type="dxa" w:w="3000"/>
+            <w:shd w:fill="F2F2F2" w:val="clear"/>
+            <w:tcMar>
+              <w:top w:type="dxa" w:w="80"/>
+              <w:left w:type="dxa" w:w="100"/>
+              <w:bottom w:type="dxa" w:w="80"/>
+              <w:right w:type="dxa" w:w="100"/>
+            </w:tcMar>
+            <w:vAlign w:val="center"/>
+          </w:tcPr>
+          <w:p>
+            <w:pPr>
+              <w:spacing w:after="40"/>
+            </w:pPr>
+            <w:r>
+              <w:rPr>
+                <w:b w:val="false"/>
+                <w:bCs w:val="false"/>
+                <w:color w:val="222222"/>
+                <w:sz w:val="19"/>
+                <w:szCs w:val="19"/>
+              </w:rPr>
+              <w:t xml:space="preserve">#1 (Module Lead)</w:t>
+            </w:r>
+          </w:p>
+        </w:tc>
+      </w:tr>
+      <w:tr>
+        <w:tc>
+          <w:tcPr>
+            <w:tcW w:type="dxa" w:w="6480"/>
+            <w:tcMar>
+              <w:top w:type="dxa" w:w="80"/>
+              <w:left w:type="dxa" w:w="100"/>
+              <w:bottom w:type="dxa" w:w="80"/>
+              <w:right w:type="dxa" w:w="100"/>
+            </w:tcMar>
+            <w:vAlign w:val="center"/>
+          </w:tcPr>
+          <w:p>
+            <w:pPr>
+              <w:spacing w:after="40"/>
+            </w:pPr>
+            <w:r>
+              <w:rPr>
+                <w:b w:val="false"/>
+                <w:bCs w:val="false"/>
+                <w:color w:val="222222"/>
+                <w:sz w:val="19"/>
+                <w:szCs w:val="19"/>
+              </w:rPr>
+              <w:t xml:space="preserve">Frontend / UI implementation and styling</w:t>
+            </w:r>
+          </w:p>
+        </w:tc>
+        <w:tc>
+          <w:tcPr>
+            <w:tcW w:type="dxa" w:w="3000"/>
+            <w:tcMar>
+              <w:top w:type="dxa" w:w="80"/>
+              <w:left w:type="dxa" w:w="100"/>
+              <w:bottom w:type="dxa" w:w="80"/>
+              <w:right w:type="dxa" w:w="100"/>
+            </w:tcMar>
+            <w:vAlign w:val="center"/>
+          </w:tcPr>
+          <w:p>
+            <w:pPr>
+              <w:spacing w:after="40"/>
+            </w:pPr>
+            <w:r>
+              <w:rPr>
+                <w:b w:val="false"/>
+                <w:bCs w:val="false"/>
+                <w:color w:val="222222"/>
+                <w:sz w:val="19"/>
+                <w:szCs w:val="19"/>
+              </w:rPr>
+              <w:t xml:space="preserve">#6</w:t>
+            </w:r>
+          </w:p>
+        </w:tc>
+      </w:tr>
+      <w:tr>
+        <w:tc>
+          <w:tcPr>
+            <w:tcW w:type="dxa" w:w="6480"/>
+            <w:shd w:fill="F2F2F2" w:val="clear"/>
+            <w:tcMar>
+              <w:top w:type="dxa" w:w="80"/>
+              <w:left w:type="dxa" w:w="100"/>
+              <w:bottom w:type="dxa" w:w="80"/>
+              <w:right w:type="dxa" w:w="100"/>
+            </w:tcMar>
+            <w:vAlign w:val="center"/>
+          </w:tcPr>
+          <w:p>
+            <w:pPr>
+              <w:spacing w:after="40"/>
+            </w:pPr>
+            <w:r>
+              <w:rPr>
+                <w:b w:val="false"/>
+                <w:bCs w:val="false"/>
+                <w:color w:val="222222"/>
+                <w:sz w:val="19"/>
+                <w:szCs w:val="19"/>
+              </w:rPr>
+              <w:t xml:space="preserve">Integration with previously completed modules</w:t>
+            </w:r>
+          </w:p>
+        </w:tc>
+        <w:tc>
+          <w:tcPr>
+            <w:tcW w:type="dxa" w:w="3000"/>
+            <w:shd w:fill="F2F2F2" w:val="clear"/>
+            <w:tcMar>
+              <w:top w:type="dxa" w:w="80"/>
+              <w:left w:type="dxa" w:w="100"/>
+              <w:bottom w:type="dxa" w:w="80"/>
+              <w:right w:type="dxa" w:w="100"/>
+            </w:tcMar>
+            <w:vAlign w:val="center"/>
+          </w:tcPr>
+          <w:p>
+            <w:pPr>
+              <w:spacing w:after="40"/>
+            </w:pPr>
+            <w:r>
+              <w:rPr>
+                <w:b w:val="false"/>
+                <w:bCs w:val="false"/>
+                <w:color w:val="222222"/>
+                <w:sz w:val="19"/>
+                <w:szCs w:val="19"/>
+              </w:rPr>
+              <w:t xml:space="preserve">#1 &amp; #6</w:t>
+            </w:r>
+          </w:p>
+        </w:tc>
+      </w:tr>
+      <w:tr>
+        <w:tc>
+          <w:tcPr>
+            <w:tcW w:type="dxa" w:w="6480"/>
+            <w:tcMar>
+              <w:top w:type="dxa" w:w="80"/>
+              <w:left w:type="dxa" w:w="100"/>
+              <w:bottom w:type="dxa" w:w="80"/>
+              <w:right w:type="dxa" w:w="100"/>
+            </w:tcMar>
+            <w:vAlign w:val="center"/>
+          </w:tcPr>
+          <w:p>
+            <w:pPr>
+              <w:spacing w:after="40"/>
+            </w:pPr>
+            <w:r>
+              <w:rPr>
+                <w:b w:val="false"/>
+                <w:bCs w:val="false"/>
+                <w:color w:val="222222"/>
+                <w:sz w:val="19"/>
+                <w:szCs w:val="19"/>
+              </w:rPr>
+              <w:t xml:space="preserve">Unit tests, QA pass, and bug fixes</w:t>
+            </w:r>
+          </w:p>
+        </w:tc>
+        <w:tc>
+          <w:tcPr>
+            <w:tcW w:type="dxa" w:w="3000"/>
+            <w:tcMar>
+              <w:top w:type="dxa" w:w="80"/>
+              <w:left w:type="dxa" w:w="100"/>
+              <w:bottom w:type="dxa" w:w="80"/>
+              <w:right w:type="dxa" w:w="100"/>
+            </w:tcMar>
+            <w:vAlign w:val="center"/>
+          </w:tcPr>
+          <w:p>
+            <w:pPr>
+              <w:spacing w:after="40"/>
+            </w:pPr>
+            <w:r>
+              <w:rPr>
+                <w:b w:val="false"/>
+                <w:bCs w:val="false"/>
+                <w:color w:val="222222"/>
+                <w:sz w:val="19"/>
+                <w:szCs w:val="19"/>
+              </w:rPr>
+              <w:t xml:space="preserve">#7</w:t>
+            </w:r>
+          </w:p>
+        </w:tc>
+      </w:tr>
+      <w:tr>
+        <w:tc>
+          <w:tcPr>
+            <w:tcW w:type="dxa" w:w="6480"/>
+            <w:shd w:fill="F2F2F2" w:val="clear"/>
+            <w:tcMar>
+              <w:top w:type="dxa" w:w="80"/>
+              <w:left w:type="dxa" w:w="100"/>
+              <w:bottom w:type="dxa" w:w="80"/>
+              <w:right w:type="dxa" w:w="100"/>
+            </w:tcMar>
+            <w:vAlign w:val="center"/>
+          </w:tcPr>
+          <w:p>
+            <w:pPr>
+              <w:spacing w:after="40"/>
+            </w:pPr>
+            <w:r>
+              <w:rPr>
+                <w:b w:val="false"/>
+                <w:bCs w:val="false"/>
+                <w:color w:val="222222"/>
+                <w:sz w:val="19"/>
+                <w:szCs w:val="19"/>
+              </w:rPr>
+              <w:t xml:space="preserve">CI/CD build &amp; deploy to staging</w:t>
+            </w:r>
+          </w:p>
+        </w:tc>
+        <w:tc>
+          <w:tcPr>
+            <w:tcW w:type="dxa" w:w="3000"/>
+            <w:shd w:fill="F2F2F2" w:val="clear"/>
+            <w:tcMar>
+              <w:top w:type="dxa" w:w="80"/>
+              <w:left w:type="dxa" w:w="100"/>
+              <w:bottom w:type="dxa" w:w="80"/>
+              <w:right w:type="dxa" w:w="100"/>
+            </w:tcMar>
+            <w:vAlign w:val="center"/>
+          </w:tcPr>
+          <w:p>
+            <w:pPr>
+              <w:spacing w:after="40"/>
+            </w:pPr>
+            <w:r>
+              <w:rPr>
+                <w:b w:val="false"/>
+                <w:bCs w:val="false"/>
+                <w:color w:val="222222"/>
+                <w:sz w:val="19"/>
+                <w:szCs w:val="19"/>
+              </w:rPr>
+              <w:t xml:space="preserve">#7</w:t>
+            </w:r>
+          </w:p>
+        </w:tc>
+      </w:tr>
+      <w:tr>
+        <w:tc>
+          <w:tcPr>
+            <w:tcW w:type="dxa" w:w="6480"/>
+            <w:tcMar>
+              <w:top w:type="dxa" w:w="80"/>
+              <w:left w:type="dxa" w:w="100"/>
+              <w:bottom w:type="dxa" w:w="80"/>
+              <w:right w:type="dxa" w:w="100"/>
+            </w:tcMar>
+            <w:vAlign w:val="center"/>
+          </w:tcPr>
+          <w:p>
+            <w:pPr>
+              <w:spacing w:after="40"/>
+            </w:pPr>
+            <w:r>
+              <w:rPr>
+                <w:b w:val="false"/>
+                <w:bCs w:val="false"/>
+                <w:color w:val="222222"/>
+                <w:sz w:val="19"/>
+                <w:szCs w:val="19"/>
+              </w:rPr>
+              <w:t xml:space="preserve">Prepare and rehearse Sprint Review demo</w:t>
+            </w:r>
+          </w:p>
+        </w:tc>
+        <w:tc>
+          <w:tcPr>
+            <w:tcW w:type="dxa" w:w="3000"/>
+            <w:tcMar>
+              <w:top w:type="dxa" w:w="80"/>
+              <w:left w:type="dxa" w:w="100"/>
+              <w:bottom w:type="dxa" w:w="80"/>
+              <w:right w:type="dxa" w:w="100"/>
+            </w:tcMar>
+            <w:vAlign w:val="center"/>
+          </w:tcPr>
+          <w:p>
+            <w:pPr>
+              <w:spacing w:after="40"/>
+            </w:pPr>
+            <w:r>
+              <w:rPr>
+                <w:b w:val="false"/>
+                <w:bCs w:val="false"/>
+                <w:color w:val="222222"/>
+                <w:sz w:val="19"/>
+                <w:szCs w:val="19"/>
+              </w:rPr>
+              <w:t xml:space="preserve">#1</w:t>
             </w:r>
           </w:p>
         </w:tc>

--- a/Sprint_Backlogs.docx
+++ b/Sprint_Backlogs.docx
@@ -18056,7 +18056,7 @@
           <w:sz w:val="21"/>
           <w:szCs w:val="21"/>
         </w:rPr>
-        <w:t xml:space="preserve">Status: Planned</w:t>
+        <w:t xml:space="preserve">Status: Delivered</w:t>
       </w:r>
     </w:p>
     <w:p>
@@ -19468,7 +19468,7 @@
           <w:sz w:val="21"/>
           <w:szCs w:val="21"/>
         </w:rPr>
-        <w:t xml:space="preserve">Status: Planned</w:t>
+        <w:t xml:space="preserve">Status: Delivered</w:t>
       </w:r>
     </w:p>
     <w:p>
